--- a/output/09_北塩原村第10期_資料提供確認依頼書.docx
+++ b/output/09_北塩原村第10期_資料提供確認依頼書.docx
@@ -469,7 +469,7 @@
                 <w:sz w:val="17"/>
                 <w:szCs w:val="17"/>
               </w:rPr>
-              <w:t xml:space="preserve">5件</w:t>
+              <w:t xml:space="preserve">9件</w:t>
             </w:r>
           </w:p>
         </w:tc>
@@ -641,7 +641,7 @@
                 <w:sz w:val="17"/>
                 <w:szCs w:val="17"/>
               </w:rPr>
-              <w:t xml:space="preserve">15件</w:t>
+              <w:t xml:space="preserve">21件</w:t>
             </w:r>
           </w:p>
         </w:tc>
@@ -813,7 +813,7 @@
                 <w:sz w:val="17"/>
                 <w:szCs w:val="17"/>
               </w:rPr>
-              <w:t xml:space="preserve">12件</w:t>
+              <w:t xml:space="preserve">19件</w:t>
             </w:r>
           </w:p>
         </w:tc>
@@ -3528,7 +3528,121 @@
         <w:tc>
           <w:tcPr>
             <w:tcW w:type="dxa" w:w="468"/>
-            <w:shd w:fill="FFFFFF" w:val="clear"/>
+            <w:shd w:fill="FFF2CC" w:val="clear"/>
+            <w:tcMar>
+              <w:top w:type="dxa" w:w="70"/>
+              <w:left w:type="dxa" w:w="90"/>
+              <w:bottom w:type="dxa" w:w="70"/>
+              <w:right w:type="dxa" w:w="90"/>
+            </w:tcMar>
+          </w:tcPr>
+          <w:p>
+            <w:pPr>
+              <w:spacing w:after="0" w:line="250"/>
+            </w:pPr>
+            <w:r>
+              <w:rPr>
+                <w:rFonts w:ascii="游ゴシック" w:cs="游ゴシック" w:eastAsia="游ゴシック" w:hAnsi="游ゴシック"/>
+                <w:b w:val="false"/>
+                <w:bCs w:val="false"/>
+                <w:color w:val="000000"/>
+                <w:sz w:val="17"/>
+                <w:szCs w:val="17"/>
+              </w:rPr>
+              <w:t xml:space="preserve">18-2</w:t>
+            </w:r>
+          </w:p>
+        </w:tc>
+        <w:tc>
+          <w:tcPr>
+            <w:tcW w:type="dxa" w:w="2434"/>
+            <w:shd w:fill="FFF2CC" w:val="clear"/>
+            <w:tcMar>
+              <w:top w:type="dxa" w:w="70"/>
+              <w:left w:type="dxa" w:w="90"/>
+              <w:bottom w:type="dxa" w:w="70"/>
+              <w:right w:type="dxa" w:w="90"/>
+            </w:tcMar>
+          </w:tcPr>
+          <w:p>
+            <w:pPr>
+              <w:spacing w:after="0" w:line="250"/>
+            </w:pPr>
+            <w:r>
+              <w:rPr>
+                <w:rFonts w:ascii="游ゴシック" w:cs="游ゴシック" w:eastAsia="游ゴシック" w:hAnsi="游ゴシック"/>
+                <w:b w:val="false"/>
+                <w:bCs w:val="false"/>
+                <w:color w:val="000000"/>
+                <w:sz w:val="17"/>
+                <w:szCs w:val="17"/>
+              </w:rPr>
+              <w:t xml:space="preserve">★★国の介護保険事業計画作成支援ツール（将来推計総括表）の出力</w:t>
+            </w:r>
+          </w:p>
+        </w:tc>
+        <w:tc>
+          <w:tcPr>
+            <w:tcW w:type="dxa" w:w="3182"/>
+            <w:shd w:fill="FFF2CC" w:val="clear"/>
+            <w:tcMar>
+              <w:top w:type="dxa" w:w="70"/>
+              <w:left w:type="dxa" w:w="90"/>
+              <w:bottom w:type="dxa" w:w="70"/>
+              <w:right w:type="dxa" w:w="90"/>
+            </w:tcMar>
+          </w:tcPr>
+          <w:p>
+            <w:pPr>
+              <w:spacing w:after="0" w:line="250"/>
+            </w:pPr>
+            <w:r>
+              <w:rPr>
+                <w:rFonts w:ascii="游ゴシック" w:cs="游ゴシック" w:eastAsia="游ゴシック" w:hAnsi="游ゴシック"/>
+                <w:b w:val="false"/>
+                <w:bCs w:val="false"/>
+                <w:color w:val="000000"/>
+                <w:sz w:val="17"/>
+                <w:szCs w:val="17"/>
+              </w:rPr>
+              <w:t xml:space="preserve">第10期の推計を行った結果のファイル一式。推計パターンの設定値、ワーニングチェック結果を含みます。第9期分もあわせてお願いします</w:t>
+            </w:r>
+          </w:p>
+        </w:tc>
+        <w:tc>
+          <w:tcPr>
+            <w:tcW w:type="dxa" w:w="3276"/>
+            <w:shd w:fill="FFF2CC" w:val="clear"/>
+            <w:tcMar>
+              <w:top w:type="dxa" w:w="70"/>
+              <w:left w:type="dxa" w:w="90"/>
+              <w:bottom w:type="dxa" w:w="70"/>
+              <w:right w:type="dxa" w:w="90"/>
+            </w:tcMar>
+          </w:tcPr>
+          <w:p>
+            <w:pPr>
+              <w:spacing w:after="0" w:line="250"/>
+            </w:pPr>
+            <w:r>
+              <w:rPr>
+                <w:rFonts w:ascii="游ゴシック" w:cs="游ゴシック" w:eastAsia="游ゴシック" w:hAnsi="游ゴシック"/>
+                <w:b w:val="false"/>
+                <w:bCs w:val="false"/>
+                <w:color w:val="000000"/>
+                <w:sz w:val="17"/>
+                <w:szCs w:val="17"/>
+              </w:rPr>
+              <w:t xml:space="preserve">最優先でお願いしたい資料です。当方は現在「見える化」システムから独自に算定していますが、国の様式と突き合わせた検算ができていません。他団体の例では、ツールの出力で令和8年度が実績ではなく推計値になっていたり、特定入所者介護サービス費・地域支援事業費・所得段階別加入割合・準備基金・予定収納率が未入力のまま保険料だけ数値が入っていたりする事例があります。受領後ただちに点検します</w:t>
+            </w:r>
+          </w:p>
+        </w:tc>
+      </w:tr>
+      <w:tr>
+        <w:tc>
+          <w:tcPr>
+            <w:tcW w:type="dxa" w:w="468"/>
+            <w:shd w:fill="FFF2CC" w:val="clear"/>
             <w:tcMar>
               <w:top w:type="dxa" w:w="70"/>
               <w:left w:type="dxa" w:w="90"/>
@@ -3556,84 +3670,426 @@
         <w:tc>
           <w:tcPr>
             <w:tcW w:type="dxa" w:w="2434"/>
-            <w:shd w:fill="FFFFFF" w:val="clear"/>
-            <w:tcMar>
-              <w:top w:type="dxa" w:w="70"/>
-              <w:left w:type="dxa" w:w="90"/>
-              <w:bottom w:type="dxa" w:w="70"/>
-              <w:right w:type="dxa" w:w="90"/>
-            </w:tcMar>
-          </w:tcPr>
-          <w:p>
-            <w:pPr>
-              <w:spacing w:after="0" w:line="250"/>
-            </w:pPr>
-            <w:r>
-              <w:rPr>
-                <w:rFonts w:ascii="游ゴシック" w:cs="游ゴシック" w:eastAsia="游ゴシック" w:hAnsi="游ゴシック"/>
-                <w:b w:val="false"/>
-                <w:bCs w:val="false"/>
-                <w:color w:val="000000"/>
-                <w:sz w:val="17"/>
-                <w:szCs w:val="17"/>
-              </w:rPr>
-              <w:t xml:space="preserve">介護保険事業状況報告（月報・年報）の原データ</w:t>
+            <w:shd w:fill="FFF2CC" w:val="clear"/>
+            <w:tcMar>
+              <w:top w:type="dxa" w:w="70"/>
+              <w:left w:type="dxa" w:w="90"/>
+              <w:bottom w:type="dxa" w:w="70"/>
+              <w:right w:type="dxa" w:w="90"/>
+            </w:tcMar>
+          </w:tcPr>
+          <w:p>
+            <w:pPr>
+              <w:spacing w:after="0" w:line="250"/>
+            </w:pPr>
+            <w:r>
+              <w:rPr>
+                <w:rFonts w:ascii="游ゴシック" w:cs="游ゴシック" w:eastAsia="游ゴシック" w:hAnsi="游ゴシック"/>
+                <w:b w:val="false"/>
+                <w:bCs w:val="false"/>
+                <w:color w:val="000000"/>
+                <w:sz w:val="17"/>
+                <w:szCs w:val="17"/>
+              </w:rPr>
+              <w:t xml:space="preserve">★介護保険事業状況報告 月報 第2表・第3表</w:t>
             </w:r>
           </w:p>
         </w:tc>
         <w:tc>
           <w:tcPr>
             <w:tcW w:type="dxa" w:w="3182"/>
-            <w:shd w:fill="FFFFFF" w:val="clear"/>
-            <w:tcMar>
-              <w:top w:type="dxa" w:w="70"/>
-              <w:left w:type="dxa" w:w="90"/>
-              <w:bottom w:type="dxa" w:w="70"/>
-              <w:right w:type="dxa" w:w="90"/>
-            </w:tcMar>
-          </w:tcPr>
-          <w:p>
-            <w:pPr>
-              <w:spacing w:after="0" w:line="250"/>
-            </w:pPr>
-            <w:r>
-              <w:rPr>
-                <w:rFonts w:ascii="游ゴシック" w:cs="游ゴシック" w:eastAsia="游ゴシック" w:hAnsi="游ゴシック"/>
-                <w:b w:val="false"/>
-                <w:bCs w:val="false"/>
-                <w:color w:val="000000"/>
-                <w:sz w:val="17"/>
-                <w:szCs w:val="17"/>
-              </w:rPr>
-              <w:t xml:space="preserve">令和6年度・令和7年度分</w:t>
+            <w:shd w:fill="FFF2CC" w:val="clear"/>
+            <w:tcMar>
+              <w:top w:type="dxa" w:w="70"/>
+              <w:left w:type="dxa" w:w="90"/>
+              <w:bottom w:type="dxa" w:w="70"/>
+              <w:right w:type="dxa" w:w="90"/>
+            </w:tcMar>
+          </w:tcPr>
+          <w:p>
+            <w:pPr>
+              <w:spacing w:after="0" w:line="250"/>
+            </w:pPr>
+            <w:r>
+              <w:rPr>
+                <w:rFonts w:ascii="游ゴシック" w:cs="游ゴシック" w:eastAsia="游ゴシック" w:hAnsi="游ゴシック"/>
+                <w:b w:val="false"/>
+                <w:bCs w:val="false"/>
+                <w:color w:val="000000"/>
+                <w:sz w:val="17"/>
+                <w:szCs w:val="17"/>
+              </w:rPr>
+              <w:t xml:space="preserve">令和5年度〜令和7年度分。サービス種類別の受給者数（介護給付・予防給付の別、要介護度別）</w:t>
             </w:r>
           </w:p>
         </w:tc>
         <w:tc>
           <w:tcPr>
             <w:tcW w:type="dxa" w:w="3276"/>
-            <w:shd w:fill="FFFFFF" w:val="clear"/>
-            <w:tcMar>
-              <w:top w:type="dxa" w:w="70"/>
-              <w:left w:type="dxa" w:w="90"/>
-              <w:bottom w:type="dxa" w:w="70"/>
-              <w:right w:type="dxa" w:w="90"/>
-            </w:tcMar>
-          </w:tcPr>
-          <w:p>
-            <w:pPr>
-              <w:spacing w:after="0" w:line="250"/>
-            </w:pPr>
-            <w:r>
-              <w:rPr>
-                <w:rFonts w:ascii="游ゴシック" w:cs="游ゴシック" w:eastAsia="游ゴシック" w:hAnsi="游ゴシック"/>
-                <w:b w:val="false"/>
-                <w:bCs w:val="false"/>
-                <w:color w:val="000000"/>
-                <w:sz w:val="17"/>
-                <w:szCs w:val="17"/>
-              </w:rPr>
-              <w:t xml:space="preserve">サービス種類別の受給者数と1人あたり利用量を確定させ、見込量の推計に用います</w:t>
+            <w:shd w:fill="FFF2CC" w:val="clear"/>
+            <w:tcMar>
+              <w:top w:type="dxa" w:w="70"/>
+              <w:left w:type="dxa" w:w="90"/>
+              <w:bottom w:type="dxa" w:w="70"/>
+              <w:right w:type="dxa" w:w="90"/>
+            </w:tcMar>
+          </w:tcPr>
+          <w:p>
+            <w:pPr>
+              <w:spacing w:after="0" w:line="250"/>
+            </w:pPr>
+            <w:r>
+              <w:rPr>
+                <w:rFonts w:ascii="游ゴシック" w:cs="游ゴシック" w:eastAsia="游ゴシック" w:hAnsi="游ゴシック"/>
+                <w:b w:val="false"/>
+                <w:bCs w:val="false"/>
+                <w:color w:val="000000"/>
+                <w:sz w:val="17"/>
+                <w:szCs w:val="17"/>
+              </w:rPr>
+              <w:t xml:space="preserve">見込量推計の停止要因です。施設サービス（特養・老健・介護医療院）と居住系サービス（グループホーム・特定施設）は、「見える化」システムにサービス種類別の受給者数がありません。現在は給付費の構成比で按分した参考値を置いていますが、種類ごとに単価が違うため実態とずれます</w:t>
+            </w:r>
+          </w:p>
+        </w:tc>
+      </w:tr>
+      <w:tr>
+        <w:tc>
+          <w:tcPr>
+            <w:tcW w:type="dxa" w:w="468"/>
+            <w:shd w:fill="FFFFFF" w:val="clear"/>
+            <w:tcMar>
+              <w:top w:type="dxa" w:w="70"/>
+              <w:left w:type="dxa" w:w="90"/>
+              <w:bottom w:type="dxa" w:w="70"/>
+              <w:right w:type="dxa" w:w="90"/>
+            </w:tcMar>
+          </w:tcPr>
+          <w:p>
+            <w:pPr>
+              <w:spacing w:after="0" w:line="250"/>
+            </w:pPr>
+            <w:r>
+              <w:rPr>
+                <w:rFonts w:ascii="游ゴシック" w:cs="游ゴシック" w:eastAsia="游ゴシック" w:hAnsi="游ゴシック"/>
+                <w:b w:val="false"/>
+                <w:bCs w:val="false"/>
+                <w:color w:val="000000"/>
+                <w:sz w:val="17"/>
+                <w:szCs w:val="17"/>
+              </w:rPr>
+              <w:t xml:space="preserve">19-2</w:t>
+            </w:r>
+          </w:p>
+        </w:tc>
+        <w:tc>
+          <w:tcPr>
+            <w:tcW w:type="dxa" w:w="2434"/>
+            <w:shd w:fill="FFFFFF" w:val="clear"/>
+            <w:tcMar>
+              <w:top w:type="dxa" w:w="70"/>
+              <w:left w:type="dxa" w:w="90"/>
+              <w:bottom w:type="dxa" w:w="70"/>
+              <w:right w:type="dxa" w:w="90"/>
+            </w:tcMar>
+          </w:tcPr>
+          <w:p>
+            <w:pPr>
+              <w:spacing w:after="0" w:line="250"/>
+            </w:pPr>
+            <w:r>
+              <w:rPr>
+                <w:rFonts w:ascii="游ゴシック" w:cs="游ゴシック" w:eastAsia="游ゴシック" w:hAnsi="游ゴシック"/>
+                <w:b w:val="false"/>
+                <w:bCs w:val="false"/>
+                <w:color w:val="000000"/>
+                <w:sz w:val="17"/>
+                <w:szCs w:val="17"/>
+              </w:rPr>
+              <w:t xml:space="preserve">特定福祉用具販売・住宅改修の件数</w:t>
+            </w:r>
+          </w:p>
+        </w:tc>
+        <w:tc>
+          <w:tcPr>
+            <w:tcW w:type="dxa" w:w="3182"/>
+            <w:shd w:fill="FFFFFF" w:val="clear"/>
+            <w:tcMar>
+              <w:top w:type="dxa" w:w="70"/>
+              <w:left w:type="dxa" w:w="90"/>
+              <w:bottom w:type="dxa" w:w="70"/>
+              <w:right w:type="dxa" w:w="90"/>
+            </w:tcMar>
+          </w:tcPr>
+          <w:p>
+            <w:pPr>
+              <w:spacing w:after="0" w:line="250"/>
+            </w:pPr>
+            <w:r>
+              <w:rPr>
+                <w:rFonts w:ascii="游ゴシック" w:cs="游ゴシック" w:eastAsia="游ゴシック" w:hAnsi="游ゴシック"/>
+                <w:b w:val="false"/>
+                <w:bCs w:val="false"/>
+                <w:color w:val="000000"/>
+                <w:sz w:val="17"/>
+                <w:szCs w:val="17"/>
+              </w:rPr>
+              <w:t xml:space="preserve">令和5年度〜令和7年度の件数（年）</w:t>
+            </w:r>
+          </w:p>
+        </w:tc>
+        <w:tc>
+          <w:tcPr>
+            <w:tcW w:type="dxa" w:w="3276"/>
+            <w:shd w:fill="FFFFFF" w:val="clear"/>
+            <w:tcMar>
+              <w:top w:type="dxa" w:w="70"/>
+              <w:left w:type="dxa" w:w="90"/>
+              <w:bottom w:type="dxa" w:w="70"/>
+              <w:right w:type="dxa" w:w="90"/>
+            </w:tcMar>
+          </w:tcPr>
+          <w:p>
+            <w:pPr>
+              <w:spacing w:after="0" w:line="250"/>
+            </w:pPr>
+            <w:r>
+              <w:rPr>
+                <w:rFonts w:ascii="游ゴシック" w:cs="游ゴシック" w:eastAsia="游ゴシック" w:hAnsi="游ゴシック"/>
+                <w:b w:val="false"/>
+                <w:bCs w:val="false"/>
+                <w:color w:val="000000"/>
+                <w:sz w:val="17"/>
+                <w:szCs w:val="17"/>
+              </w:rPr>
+              <w:t xml:space="preserve">計画の様式は「件／年」で記載します。「見える化」システムには給付費しかなく件数がありません</w:t>
+            </w:r>
+          </w:p>
+        </w:tc>
+      </w:tr>
+      <w:tr>
+        <w:tc>
+          <w:tcPr>
+            <w:tcW w:type="dxa" w:w="468"/>
+            <w:shd w:fill="FFFFFF" w:val="clear"/>
+            <w:tcMar>
+              <w:top w:type="dxa" w:w="70"/>
+              <w:left w:type="dxa" w:w="90"/>
+              <w:bottom w:type="dxa" w:w="70"/>
+              <w:right w:type="dxa" w:w="90"/>
+            </w:tcMar>
+          </w:tcPr>
+          <w:p>
+            <w:pPr>
+              <w:spacing w:after="0" w:line="250"/>
+            </w:pPr>
+            <w:r>
+              <w:rPr>
+                <w:rFonts w:ascii="游ゴシック" w:cs="游ゴシック" w:eastAsia="游ゴシック" w:hAnsi="游ゴシック"/>
+                <w:b w:val="false"/>
+                <w:bCs w:val="false"/>
+                <w:color w:val="000000"/>
+                <w:sz w:val="17"/>
+                <w:szCs w:val="17"/>
+              </w:rPr>
+              <w:t xml:space="preserve">19-3</w:t>
+            </w:r>
+          </w:p>
+        </w:tc>
+        <w:tc>
+          <w:tcPr>
+            <w:tcW w:type="dxa" w:w="2434"/>
+            <w:shd w:fill="FFFFFF" w:val="clear"/>
+            <w:tcMar>
+              <w:top w:type="dxa" w:w="70"/>
+              <w:left w:type="dxa" w:w="90"/>
+              <w:bottom w:type="dxa" w:w="70"/>
+              <w:right w:type="dxa" w:w="90"/>
+            </w:tcMar>
+          </w:tcPr>
+          <w:p>
+            <w:pPr>
+              <w:spacing w:after="0" w:line="250"/>
+            </w:pPr>
+            <w:r>
+              <w:rPr>
+                <w:rFonts w:ascii="游ゴシック" w:cs="游ゴシック" w:eastAsia="游ゴシック" w:hAnsi="游ゴシック"/>
+                <w:b w:val="false"/>
+                <w:bCs w:val="false"/>
+                <w:color w:val="000000"/>
+                <w:sz w:val="17"/>
+                <w:szCs w:val="17"/>
+              </w:rPr>
+              <w:t xml:space="preserve">居宅介護支援・介護予防支援の受給者数</w:t>
+            </w:r>
+          </w:p>
+        </w:tc>
+        <w:tc>
+          <w:tcPr>
+            <w:tcW w:type="dxa" w:w="3182"/>
+            <w:shd w:fill="FFFFFF" w:val="clear"/>
+            <w:tcMar>
+              <w:top w:type="dxa" w:w="70"/>
+              <w:left w:type="dxa" w:w="90"/>
+              <w:bottom w:type="dxa" w:w="70"/>
+              <w:right w:type="dxa" w:w="90"/>
+            </w:tcMar>
+          </w:tcPr>
+          <w:p>
+            <w:pPr>
+              <w:spacing w:after="0" w:line="250"/>
+            </w:pPr>
+            <w:r>
+              <w:rPr>
+                <w:rFonts w:ascii="游ゴシック" w:cs="游ゴシック" w:eastAsia="游ゴシック" w:hAnsi="游ゴシック"/>
+                <w:b w:val="false"/>
+                <w:bCs w:val="false"/>
+                <w:color w:val="000000"/>
+                <w:sz w:val="17"/>
+                <w:szCs w:val="17"/>
+              </w:rPr>
+              <w:t xml:space="preserve">令和5年度〜令和7年度の月平均人数（両者の別）</w:t>
+            </w:r>
+          </w:p>
+        </w:tc>
+        <w:tc>
+          <w:tcPr>
+            <w:tcW w:type="dxa" w:w="3276"/>
+            <w:shd w:fill="FFFFFF" w:val="clear"/>
+            <w:tcMar>
+              <w:top w:type="dxa" w:w="70"/>
+              <w:left w:type="dxa" w:w="90"/>
+              <w:bottom w:type="dxa" w:w="70"/>
+              <w:right w:type="dxa" w:w="90"/>
+            </w:tcMar>
+          </w:tcPr>
+          <w:p>
+            <w:pPr>
+              <w:spacing w:after="0" w:line="250"/>
+            </w:pPr>
+            <w:r>
+              <w:rPr>
+                <w:rFonts w:ascii="游ゴシック" w:cs="游ゴシック" w:eastAsia="游ゴシック" w:hAnsi="游ゴシック"/>
+                <w:b w:val="false"/>
+                <w:bCs w:val="false"/>
+                <w:color w:val="000000"/>
+                <w:sz w:val="17"/>
+                <w:szCs w:val="17"/>
+              </w:rPr>
+              <w:t xml:space="preserve">「見える化」システムは両者を合算した給付費のみです。人数は在宅サービス受給者数（112.6人／月）に近い水準とみられますが、実数がないと計画の表が埋まりません</w:t>
+            </w:r>
+          </w:p>
+        </w:tc>
+      </w:tr>
+      <w:tr>
+        <w:tc>
+          <w:tcPr>
+            <w:tcW w:type="dxa" w:w="468"/>
+            <w:shd w:fill="FFF2CC" w:val="clear"/>
+            <w:tcMar>
+              <w:top w:type="dxa" w:w="70"/>
+              <w:left w:type="dxa" w:w="90"/>
+              <w:bottom w:type="dxa" w:w="70"/>
+              <w:right w:type="dxa" w:w="90"/>
+            </w:tcMar>
+          </w:tcPr>
+          <w:p>
+            <w:pPr>
+              <w:spacing w:after="0" w:line="250"/>
+            </w:pPr>
+            <w:r>
+              <w:rPr>
+                <w:rFonts w:ascii="游ゴシック" w:cs="游ゴシック" w:eastAsia="游ゴシック" w:hAnsi="游ゴシック"/>
+                <w:b w:val="false"/>
+                <w:bCs w:val="false"/>
+                <w:color w:val="000000"/>
+                <w:sz w:val="17"/>
+                <w:szCs w:val="17"/>
+              </w:rPr>
+              <w:t xml:space="preserve">19-4</w:t>
+            </w:r>
+          </w:p>
+        </w:tc>
+        <w:tc>
+          <w:tcPr>
+            <w:tcW w:type="dxa" w:w="2434"/>
+            <w:shd w:fill="FFF2CC" w:val="clear"/>
+            <w:tcMar>
+              <w:top w:type="dxa" w:w="70"/>
+              <w:left w:type="dxa" w:w="90"/>
+              <w:bottom w:type="dxa" w:w="70"/>
+              <w:right w:type="dxa" w:w="90"/>
+            </w:tcMar>
+          </w:tcPr>
+          <w:p>
+            <w:pPr>
+              <w:spacing w:after="0" w:line="250"/>
+            </w:pPr>
+            <w:r>
+              <w:rPr>
+                <w:rFonts w:ascii="游ゴシック" w:cs="游ゴシック" w:eastAsia="游ゴシック" w:hAnsi="游ゴシック"/>
+                <w:b w:val="false"/>
+                <w:bCs w:val="false"/>
+                <w:color w:val="000000"/>
+                <w:sz w:val="17"/>
+                <w:szCs w:val="17"/>
+              </w:rPr>
+              <w:t xml:space="preserve">★第10期（令和9〜11年度）の第1号被保険者負担割合を定める政令の公布状況</w:t>
+            </w:r>
+          </w:p>
+        </w:tc>
+        <w:tc>
+          <w:tcPr>
+            <w:tcW w:type="dxa" w:w="3182"/>
+            <w:shd w:fill="FFF2CC" w:val="clear"/>
+            <w:tcMar>
+              <w:top w:type="dxa" w:w="70"/>
+              <w:left w:type="dxa" w:w="90"/>
+              <w:bottom w:type="dxa" w:w="70"/>
+              <w:right w:type="dxa" w:w="90"/>
+            </w:tcMar>
+          </w:tcPr>
+          <w:p>
+            <w:pPr>
+              <w:spacing w:after="0" w:line="250"/>
+            </w:pPr>
+            <w:r>
+              <w:rPr>
+                <w:rFonts w:ascii="游ゴシック" w:cs="游ゴシック" w:eastAsia="游ゴシック" w:hAnsi="游ゴシック"/>
+                <w:b w:val="false"/>
+                <w:bCs w:val="false"/>
+                <w:color w:val="000000"/>
+                <w:sz w:val="17"/>
+                <w:szCs w:val="17"/>
+              </w:rPr>
+              <w:t xml:space="preserve">第9期は第1号23％・第2号27％。第10期に適用される政令をご確認ください</w:t>
+            </w:r>
+          </w:p>
+        </w:tc>
+        <w:tc>
+          <w:tcPr>
+            <w:tcW w:type="dxa" w:w="3276"/>
+            <w:shd w:fill="FFF2CC" w:val="clear"/>
+            <w:tcMar>
+              <w:top w:type="dxa" w:w="70"/>
+              <w:left w:type="dxa" w:w="90"/>
+              <w:bottom w:type="dxa" w:w="70"/>
+              <w:right w:type="dxa" w:w="90"/>
+            </w:tcMar>
+          </w:tcPr>
+          <w:p>
+            <w:pPr>
+              <w:spacing w:after="0" w:line="250"/>
+            </w:pPr>
+            <w:r>
+              <w:rPr>
+                <w:rFonts w:ascii="游ゴシック" w:cs="游ゴシック" w:eastAsia="游ゴシック" w:hAnsi="游ゴシック"/>
+                <w:b w:val="false"/>
+                <w:bCs w:val="false"/>
+                <w:color w:val="000000"/>
+                <w:sz w:val="17"/>
+                <w:szCs w:val="17"/>
+              </w:rPr>
+              <w:t xml:space="preserve">介護給付費の財源のうち保険料50％の第1号・第2号の割付けは、全国の被保険者数の比に応じて3年の計画期間ごとに政令で定められます。第1期17％から第9期23％まで3年ごとに1ポイントずつ上がってきました。本村では1ポイントで保険料月額が約294円変わります</w:t>
             </w:r>
           </w:p>
         </w:tc>
@@ -5858,6 +6314,522 @@
           </w:p>
         </w:tc>
       </w:tr>
+      <w:tr>
+        <w:tc>
+          <w:tcPr>
+            <w:tcW w:type="dxa" w:w="468"/>
+            <w:shd w:fill="FFF2CC" w:val="clear"/>
+            <w:tcMar>
+              <w:top w:type="dxa" w:w="70"/>
+              <w:left w:type="dxa" w:w="90"/>
+              <w:bottom w:type="dxa" w:w="70"/>
+              <w:right w:type="dxa" w:w="90"/>
+            </w:tcMar>
+          </w:tcPr>
+          <w:p>
+            <w:pPr>
+              <w:spacing w:after="0" w:line="250"/>
+            </w:pPr>
+            <w:r>
+              <w:rPr>
+                <w:rFonts w:ascii="游ゴシック" w:cs="游ゴシック" w:eastAsia="游ゴシック" w:hAnsi="游ゴシック"/>
+                <w:b w:val="false"/>
+                <w:bCs w:val="false"/>
+                <w:color w:val="000000"/>
+                <w:sz w:val="17"/>
+                <w:szCs w:val="17"/>
+              </w:rPr>
+              <w:t xml:space="preserve">39-2</w:t>
+            </w:r>
+          </w:p>
+        </w:tc>
+        <w:tc>
+          <w:tcPr>
+            <w:tcW w:type="dxa" w:w="3931"/>
+            <w:shd w:fill="FFF2CC" w:val="clear"/>
+            <w:tcMar>
+              <w:top w:type="dxa" w:w="70"/>
+              <w:left w:type="dxa" w:w="90"/>
+              <w:bottom w:type="dxa" w:w="70"/>
+              <w:right w:type="dxa" w:w="90"/>
+            </w:tcMar>
+          </w:tcPr>
+          <w:p>
+            <w:pPr>
+              <w:spacing w:after="0" w:line="250"/>
+            </w:pPr>
+            <w:r>
+              <w:rPr>
+                <w:rFonts w:ascii="游ゴシック" w:cs="游ゴシック" w:eastAsia="游ゴシック" w:hAnsi="游ゴシック"/>
+                <w:b w:val="false"/>
+                <w:bCs w:val="false"/>
+                <w:color w:val="000000"/>
+                <w:sz w:val="17"/>
+                <w:szCs w:val="17"/>
+              </w:rPr>
+              <w:t xml:space="preserve">★養護老人ホームへの措置・軽費老人ホームの利用</w:t>
+            </w:r>
+          </w:p>
+        </w:tc>
+        <w:tc>
+          <w:tcPr>
+            <w:tcW w:type="dxa" w:w="4961"/>
+            <w:shd w:fill="FFF2CC" w:val="clear"/>
+            <w:tcMar>
+              <w:top w:type="dxa" w:w="70"/>
+              <w:left w:type="dxa" w:w="90"/>
+              <w:bottom w:type="dxa" w:w="70"/>
+              <w:right w:type="dxa" w:w="90"/>
+            </w:tcMar>
+          </w:tcPr>
+          <w:p>
+            <w:pPr>
+              <w:spacing w:after="0" w:line="250"/>
+            </w:pPr>
+            <w:r>
+              <w:rPr>
+                <w:rFonts w:ascii="游ゴシック" w:cs="游ゴシック" w:eastAsia="游ゴシック" w:hAnsi="游ゴシック"/>
+                <w:b w:val="false"/>
+                <w:bCs w:val="false"/>
+                <w:color w:val="000000"/>
+                <w:sz w:val="17"/>
+                <w:szCs w:val="17"/>
+              </w:rPr>
+              <w:t xml:space="preserve">措置人員、利用人員（令和5〜7年度）</w:t>
+            </w:r>
+          </w:p>
+        </w:tc>
+      </w:tr>
+      <w:tr>
+        <w:tc>
+          <w:tcPr>
+            <w:tcW w:type="dxa" w:w="468"/>
+            <w:shd w:fill="FFF2CC" w:val="clear"/>
+            <w:tcMar>
+              <w:top w:type="dxa" w:w="70"/>
+              <w:left w:type="dxa" w:w="90"/>
+              <w:bottom w:type="dxa" w:w="70"/>
+              <w:right w:type="dxa" w:w="90"/>
+            </w:tcMar>
+          </w:tcPr>
+          <w:p>
+            <w:pPr>
+              <w:spacing w:after="0" w:line="250"/>
+            </w:pPr>
+            <w:r>
+              <w:rPr>
+                <w:rFonts w:ascii="游ゴシック" w:cs="游ゴシック" w:eastAsia="游ゴシック" w:hAnsi="游ゴシック"/>
+                <w:b w:val="false"/>
+                <w:bCs w:val="false"/>
+                <w:color w:val="000000"/>
+                <w:sz w:val="17"/>
+                <w:szCs w:val="17"/>
+              </w:rPr>
+              <w:t xml:space="preserve">39-3</w:t>
+            </w:r>
+          </w:p>
+        </w:tc>
+        <w:tc>
+          <w:tcPr>
+            <w:tcW w:type="dxa" w:w="3931"/>
+            <w:shd w:fill="FFF2CC" w:val="clear"/>
+            <w:tcMar>
+              <w:top w:type="dxa" w:w="70"/>
+              <w:left w:type="dxa" w:w="90"/>
+              <w:bottom w:type="dxa" w:w="70"/>
+              <w:right w:type="dxa" w:w="90"/>
+            </w:tcMar>
+          </w:tcPr>
+          <w:p>
+            <w:pPr>
+              <w:spacing w:after="0" w:line="250"/>
+            </w:pPr>
+            <w:r>
+              <w:rPr>
+                <w:rFonts w:ascii="游ゴシック" w:cs="游ゴシック" w:eastAsia="游ゴシック" w:hAnsi="游ゴシック"/>
+                <w:b w:val="false"/>
+                <w:bCs w:val="false"/>
+                <w:color w:val="000000"/>
+                <w:sz w:val="17"/>
+                <w:szCs w:val="17"/>
+              </w:rPr>
+              <w:t xml:space="preserve">★老人クラブ</w:t>
+            </w:r>
+          </w:p>
+        </w:tc>
+        <w:tc>
+          <w:tcPr>
+            <w:tcW w:type="dxa" w:w="4961"/>
+            <w:shd w:fill="FFF2CC" w:val="clear"/>
+            <w:tcMar>
+              <w:top w:type="dxa" w:w="70"/>
+              <w:left w:type="dxa" w:w="90"/>
+              <w:bottom w:type="dxa" w:w="70"/>
+              <w:right w:type="dxa" w:w="90"/>
+            </w:tcMar>
+          </w:tcPr>
+          <w:p>
+            <w:pPr>
+              <w:spacing w:after="0" w:line="250"/>
+            </w:pPr>
+            <w:r>
+              <w:rPr>
+                <w:rFonts w:ascii="游ゴシック" w:cs="游ゴシック" w:eastAsia="游ゴシック" w:hAnsi="游ゴシック"/>
+                <w:b w:val="false"/>
+                <w:bCs w:val="false"/>
+                <w:color w:val="000000"/>
+                <w:sz w:val="17"/>
+                <w:szCs w:val="17"/>
+              </w:rPr>
+              <w:t xml:space="preserve">クラブ数、会員数</w:t>
+            </w:r>
+          </w:p>
+        </w:tc>
+      </w:tr>
+      <w:tr>
+        <w:tc>
+          <w:tcPr>
+            <w:tcW w:type="dxa" w:w="468"/>
+            <w:shd w:fill="FFF2CC" w:val="clear"/>
+            <w:tcMar>
+              <w:top w:type="dxa" w:w="70"/>
+              <w:left w:type="dxa" w:w="90"/>
+              <w:bottom w:type="dxa" w:w="70"/>
+              <w:right w:type="dxa" w:w="90"/>
+            </w:tcMar>
+          </w:tcPr>
+          <w:p>
+            <w:pPr>
+              <w:spacing w:after="0" w:line="250"/>
+            </w:pPr>
+            <w:r>
+              <w:rPr>
+                <w:rFonts w:ascii="游ゴシック" w:cs="游ゴシック" w:eastAsia="游ゴシック" w:hAnsi="游ゴシック"/>
+                <w:b w:val="false"/>
+                <w:bCs w:val="false"/>
+                <w:color w:val="000000"/>
+                <w:sz w:val="17"/>
+                <w:szCs w:val="17"/>
+              </w:rPr>
+              <w:t xml:space="preserve">39-4</w:t>
+            </w:r>
+          </w:p>
+        </w:tc>
+        <w:tc>
+          <w:tcPr>
+            <w:tcW w:type="dxa" w:w="3931"/>
+            <w:shd w:fill="FFF2CC" w:val="clear"/>
+            <w:tcMar>
+              <w:top w:type="dxa" w:w="70"/>
+              <w:left w:type="dxa" w:w="90"/>
+              <w:bottom w:type="dxa" w:w="70"/>
+              <w:right w:type="dxa" w:w="90"/>
+            </w:tcMar>
+          </w:tcPr>
+          <w:p>
+            <w:pPr>
+              <w:spacing w:after="0" w:line="250"/>
+            </w:pPr>
+            <w:r>
+              <w:rPr>
+                <w:rFonts w:ascii="游ゴシック" w:cs="游ゴシック" w:eastAsia="游ゴシック" w:hAnsi="游ゴシック"/>
+                <w:b w:val="false"/>
+                <w:bCs w:val="false"/>
+                <w:color w:val="000000"/>
+                <w:sz w:val="17"/>
+                <w:szCs w:val="17"/>
+              </w:rPr>
+              <w:t xml:space="preserve">★高齢者虐待への対応</w:t>
+            </w:r>
+          </w:p>
+        </w:tc>
+        <w:tc>
+          <w:tcPr>
+            <w:tcW w:type="dxa" w:w="4961"/>
+            <w:shd w:fill="FFF2CC" w:val="clear"/>
+            <w:tcMar>
+              <w:top w:type="dxa" w:w="70"/>
+              <w:left w:type="dxa" w:w="90"/>
+              <w:bottom w:type="dxa" w:w="70"/>
+              <w:right w:type="dxa" w:w="90"/>
+            </w:tcMar>
+          </w:tcPr>
+          <w:p>
+            <w:pPr>
+              <w:spacing w:after="0" w:line="250"/>
+            </w:pPr>
+            <w:r>
+              <w:rPr>
+                <w:rFonts w:ascii="游ゴシック" w:cs="游ゴシック" w:eastAsia="游ゴシック" w:hAnsi="游ゴシック"/>
+                <w:b w:val="false"/>
+                <w:bCs w:val="false"/>
+                <w:color w:val="000000"/>
+                <w:sz w:val="17"/>
+                <w:szCs w:val="17"/>
+              </w:rPr>
+              <w:t xml:space="preserve">相談・通報件数、虐待と判断した件数、やむを得ない事由による措置の件数、研修・啓発の実施状況</w:t>
+            </w:r>
+          </w:p>
+        </w:tc>
+      </w:tr>
+      <w:tr>
+        <w:tc>
+          <w:tcPr>
+            <w:tcW w:type="dxa" w:w="468"/>
+            <w:shd w:fill="FFF2CC" w:val="clear"/>
+            <w:tcMar>
+              <w:top w:type="dxa" w:w="70"/>
+              <w:left w:type="dxa" w:w="90"/>
+              <w:bottom w:type="dxa" w:w="70"/>
+              <w:right w:type="dxa" w:w="90"/>
+            </w:tcMar>
+          </w:tcPr>
+          <w:p>
+            <w:pPr>
+              <w:spacing w:after="0" w:line="250"/>
+            </w:pPr>
+            <w:r>
+              <w:rPr>
+                <w:rFonts w:ascii="游ゴシック" w:cs="游ゴシック" w:eastAsia="游ゴシック" w:hAnsi="游ゴシック"/>
+                <w:b w:val="false"/>
+                <w:bCs w:val="false"/>
+                <w:color w:val="000000"/>
+                <w:sz w:val="17"/>
+                <w:szCs w:val="17"/>
+              </w:rPr>
+              <w:t xml:space="preserve">39-5</w:t>
+            </w:r>
+          </w:p>
+        </w:tc>
+        <w:tc>
+          <w:tcPr>
+            <w:tcW w:type="dxa" w:w="3931"/>
+            <w:shd w:fill="FFF2CC" w:val="clear"/>
+            <w:tcMar>
+              <w:top w:type="dxa" w:w="70"/>
+              <w:left w:type="dxa" w:w="90"/>
+              <w:bottom w:type="dxa" w:w="70"/>
+              <w:right w:type="dxa" w:w="90"/>
+            </w:tcMar>
+          </w:tcPr>
+          <w:p>
+            <w:pPr>
+              <w:spacing w:after="0" w:line="250"/>
+            </w:pPr>
+            <w:r>
+              <w:rPr>
+                <w:rFonts w:ascii="游ゴシック" w:cs="游ゴシック" w:eastAsia="游ゴシック" w:hAnsi="游ゴシック"/>
+                <w:b w:val="false"/>
+                <w:bCs w:val="false"/>
+                <w:color w:val="000000"/>
+                <w:sz w:val="17"/>
+                <w:szCs w:val="17"/>
+              </w:rPr>
+              <w:t xml:space="preserve">★村内介護サービス事業所の業務継続計画（BCP）</w:t>
+            </w:r>
+          </w:p>
+        </w:tc>
+        <w:tc>
+          <w:tcPr>
+            <w:tcW w:type="dxa" w:w="4961"/>
+            <w:shd w:fill="FFF2CC" w:val="clear"/>
+            <w:tcMar>
+              <w:top w:type="dxa" w:w="70"/>
+              <w:left w:type="dxa" w:w="90"/>
+              <w:bottom w:type="dxa" w:w="70"/>
+              <w:right w:type="dxa" w:w="90"/>
+            </w:tcMar>
+          </w:tcPr>
+          <w:p>
+            <w:pPr>
+              <w:spacing w:after="0" w:line="250"/>
+            </w:pPr>
+            <w:r>
+              <w:rPr>
+                <w:rFonts w:ascii="游ゴシック" w:cs="游ゴシック" w:eastAsia="游ゴシック" w:hAnsi="游ゴシック"/>
+                <w:b w:val="false"/>
+                <w:bCs w:val="false"/>
+                <w:color w:val="000000"/>
+                <w:sz w:val="17"/>
+                <w:szCs w:val="17"/>
+              </w:rPr>
+              <w:t xml:space="preserve">2事業所（グループホーム・通所介護）の策定状況</w:t>
+            </w:r>
+          </w:p>
+        </w:tc>
+      </w:tr>
+      <w:tr>
+        <w:tc>
+          <w:tcPr>
+            <w:tcW w:type="dxa" w:w="468"/>
+            <w:shd w:fill="FFF2CC" w:val="clear"/>
+            <w:tcMar>
+              <w:top w:type="dxa" w:w="70"/>
+              <w:left w:type="dxa" w:w="90"/>
+              <w:bottom w:type="dxa" w:w="70"/>
+              <w:right w:type="dxa" w:w="90"/>
+            </w:tcMar>
+          </w:tcPr>
+          <w:p>
+            <w:pPr>
+              <w:spacing w:after="0" w:line="250"/>
+            </w:pPr>
+            <w:r>
+              <w:rPr>
+                <w:rFonts w:ascii="游ゴシック" w:cs="游ゴシック" w:eastAsia="游ゴシック" w:hAnsi="游ゴシック"/>
+                <w:b w:val="false"/>
+                <w:bCs w:val="false"/>
+                <w:color w:val="000000"/>
+                <w:sz w:val="17"/>
+                <w:szCs w:val="17"/>
+              </w:rPr>
+              <w:t xml:space="preserve">39-6</w:t>
+            </w:r>
+          </w:p>
+        </w:tc>
+        <w:tc>
+          <w:tcPr>
+            <w:tcW w:type="dxa" w:w="3931"/>
+            <w:shd w:fill="FFF2CC" w:val="clear"/>
+            <w:tcMar>
+              <w:top w:type="dxa" w:w="70"/>
+              <w:left w:type="dxa" w:w="90"/>
+              <w:bottom w:type="dxa" w:w="70"/>
+              <w:right w:type="dxa" w:w="90"/>
+            </w:tcMar>
+          </w:tcPr>
+          <w:p>
+            <w:pPr>
+              <w:spacing w:after="0" w:line="250"/>
+            </w:pPr>
+            <w:r>
+              <w:rPr>
+                <w:rFonts w:ascii="游ゴシック" w:cs="游ゴシック" w:eastAsia="游ゴシック" w:hAnsi="游ゴシック"/>
+                <w:b w:val="false"/>
+                <w:bCs w:val="false"/>
+                <w:color w:val="000000"/>
+                <w:sz w:val="17"/>
+                <w:szCs w:val="17"/>
+              </w:rPr>
+              <w:t xml:space="preserve">★要配慮者利用施設の避難確保計画</w:t>
+            </w:r>
+          </w:p>
+        </w:tc>
+        <w:tc>
+          <w:tcPr>
+            <w:tcW w:type="dxa" w:w="4961"/>
+            <w:shd w:fill="FFF2CC" w:val="clear"/>
+            <w:tcMar>
+              <w:top w:type="dxa" w:w="70"/>
+              <w:left w:type="dxa" w:w="90"/>
+              <w:bottom w:type="dxa" w:w="70"/>
+              <w:right w:type="dxa" w:w="90"/>
+            </w:tcMar>
+          </w:tcPr>
+          <w:p>
+            <w:pPr>
+              <w:spacing w:after="0" w:line="250"/>
+            </w:pPr>
+            <w:r>
+              <w:rPr>
+                <w:rFonts w:ascii="游ゴシック" w:cs="游ゴシック" w:eastAsia="游ゴシック" w:hAnsi="游ゴシック"/>
+                <w:b w:val="false"/>
+                <w:bCs w:val="false"/>
+                <w:color w:val="000000"/>
+                <w:sz w:val="17"/>
+                <w:szCs w:val="17"/>
+              </w:rPr>
+              <w:t xml:space="preserve">対象施設の指定の有無、計画の策定状況、避難訓練の実施状況</w:t>
+            </w:r>
+          </w:p>
+        </w:tc>
+      </w:tr>
+      <w:tr>
+        <w:tc>
+          <w:tcPr>
+            <w:tcW w:type="dxa" w:w="468"/>
+            <w:shd w:fill="FFFFFF" w:val="clear"/>
+            <w:tcMar>
+              <w:top w:type="dxa" w:w="70"/>
+              <w:left w:type="dxa" w:w="90"/>
+              <w:bottom w:type="dxa" w:w="70"/>
+              <w:right w:type="dxa" w:w="90"/>
+            </w:tcMar>
+          </w:tcPr>
+          <w:p>
+            <w:pPr>
+              <w:spacing w:after="0" w:line="250"/>
+            </w:pPr>
+            <w:r>
+              <w:rPr>
+                <w:rFonts w:ascii="游ゴシック" w:cs="游ゴシック" w:eastAsia="游ゴシック" w:hAnsi="游ゴシック"/>
+                <w:b w:val="false"/>
+                <w:bCs w:val="false"/>
+                <w:color w:val="000000"/>
+                <w:sz w:val="17"/>
+                <w:szCs w:val="17"/>
+              </w:rPr>
+              <w:t xml:space="preserve">39-7</w:t>
+            </w:r>
+          </w:p>
+        </w:tc>
+        <w:tc>
+          <w:tcPr>
+            <w:tcW w:type="dxa" w:w="3931"/>
+            <w:shd w:fill="FFFFFF" w:val="clear"/>
+            <w:tcMar>
+              <w:top w:type="dxa" w:w="70"/>
+              <w:left w:type="dxa" w:w="90"/>
+              <w:bottom w:type="dxa" w:w="70"/>
+              <w:right w:type="dxa" w:w="90"/>
+            </w:tcMar>
+          </w:tcPr>
+          <w:p>
+            <w:pPr>
+              <w:spacing w:after="0" w:line="250"/>
+            </w:pPr>
+            <w:r>
+              <w:rPr>
+                <w:rFonts w:ascii="游ゴシック" w:cs="游ゴシック" w:eastAsia="游ゴシック" w:hAnsi="游ゴシック"/>
+                <w:b w:val="false"/>
+                <w:bCs w:val="false"/>
+                <w:color w:val="000000"/>
+                <w:sz w:val="17"/>
+                <w:szCs w:val="17"/>
+              </w:rPr>
+              <w:t xml:space="preserve">村内の有料老人ホーム・サービス付き高齢者向け住宅</w:t>
+            </w:r>
+          </w:p>
+        </w:tc>
+        <w:tc>
+          <w:tcPr>
+            <w:tcW w:type="dxa" w:w="4961"/>
+            <w:shd w:fill="FFFFFF" w:val="clear"/>
+            <w:tcMar>
+              <w:top w:type="dxa" w:w="70"/>
+              <w:left w:type="dxa" w:w="90"/>
+              <w:bottom w:type="dxa" w:w="70"/>
+              <w:right w:type="dxa" w:w="90"/>
+            </w:tcMar>
+          </w:tcPr>
+          <w:p>
+            <w:pPr>
+              <w:spacing w:after="0" w:line="250"/>
+            </w:pPr>
+            <w:r>
+              <w:rPr>
+                <w:rFonts w:ascii="游ゴシック" w:cs="游ゴシック" w:eastAsia="游ゴシック" w:hAnsi="游ゴシック"/>
+                <w:b w:val="false"/>
+                <w:bCs w:val="false"/>
+                <w:color w:val="000000"/>
+                <w:sz w:val="17"/>
+                <w:szCs w:val="17"/>
+              </w:rPr>
+              <w:t xml:space="preserve">該当施設の有無、ある場合は定員</w:t>
+            </w:r>
+          </w:p>
+        </w:tc>
+      </w:tr>
     </w:tbl>
     <w:p>
       <w:r>
@@ -6710,7 +7682,7 @@
                 <w:sz w:val="17"/>
                 <w:szCs w:val="17"/>
               </w:rPr>
-              <w:t xml:space="preserve">46</w:t>
+              <w:t xml:space="preserve">45-1</w:t>
             </w:r>
           </w:p>
         </w:tc>
@@ -6738,7 +7710,7 @@
                 <w:sz w:val="17"/>
                 <w:szCs w:val="17"/>
               </w:rPr>
-              <w:t xml:space="preserve">★基本理念を第9期から継承するか、書き改めるか</w:t>
+              <w:t xml:space="preserve">★★中山間・人口減少地域（特定地域）の指定を受ける意向</w:t>
             </w:r>
           </w:p>
         </w:tc>
@@ -6766,7 +7738,7 @@
                 <w:sz w:val="17"/>
                 <w:szCs w:val="17"/>
               </w:rPr>
-              <w:t xml:space="preserve">継承（「結」はすでに互助そのものを意味しており、文言を変えずに共助・互助の方針を表現できます）</w:t>
+              <w:t xml:space="preserve">受ける（社会福祉法等の一部を改正する法律（令和8年法律第51号）により令和9年4月1日に創設される仕組みです。本村は75歳以上人口526人・密度5人／km²未満により指定基準②に該当する見込みです。特定地域サービスは人員配置基準を弾力化した類型、特定地域居宅サービス等事業は村が事業としてサービスを提供する仕組みで、いずれも村内に事業所がないサービスへの対応手段になります。指定は村の意向を踏まえて都道府県が定めるため、計画に意向を記載することが手続の起点になります。あわせて基準①（特別地域加算・離島等相当サービスの対象地域）に該当しているかのご確認もお願いします）</w:t>
             </w:r>
           </w:p>
         </w:tc>
@@ -6775,84 +7747,84 @@
         <w:tc>
           <w:tcPr>
             <w:tcW w:type="dxa" w:w="468"/>
-            <w:shd w:fill="FFFFFF" w:val="clear"/>
-            <w:tcMar>
-              <w:top w:type="dxa" w:w="70"/>
-              <w:left w:type="dxa" w:w="90"/>
-              <w:bottom w:type="dxa" w:w="70"/>
-              <w:right w:type="dxa" w:w="90"/>
-            </w:tcMar>
-          </w:tcPr>
-          <w:p>
-            <w:pPr>
-              <w:spacing w:after="0" w:line="250"/>
-            </w:pPr>
-            <w:r>
-              <w:rPr>
-                <w:rFonts w:ascii="游ゴシック" w:cs="游ゴシック" w:eastAsia="游ゴシック" w:hAnsi="游ゴシック"/>
-                <w:b w:val="false"/>
-                <w:bCs w:val="false"/>
-                <w:color w:val="000000"/>
-                <w:sz w:val="17"/>
-                <w:szCs w:val="17"/>
-              </w:rPr>
-              <w:t xml:space="preserve">47</w:t>
+            <w:shd w:fill="FFF2CC" w:val="clear"/>
+            <w:tcMar>
+              <w:top w:type="dxa" w:w="70"/>
+              <w:left w:type="dxa" w:w="90"/>
+              <w:bottom w:type="dxa" w:w="70"/>
+              <w:right w:type="dxa" w:w="90"/>
+            </w:tcMar>
+          </w:tcPr>
+          <w:p>
+            <w:pPr>
+              <w:spacing w:after="0" w:line="250"/>
+            </w:pPr>
+            <w:r>
+              <w:rPr>
+                <w:rFonts w:ascii="游ゴシック" w:cs="游ゴシック" w:eastAsia="游ゴシック" w:hAnsi="游ゴシック"/>
+                <w:b w:val="false"/>
+                <w:bCs w:val="false"/>
+                <w:color w:val="000000"/>
+                <w:sz w:val="17"/>
+                <w:szCs w:val="17"/>
+              </w:rPr>
+              <w:t xml:space="preserve">45-2</w:t>
             </w:r>
           </w:p>
         </w:tc>
         <w:tc>
           <w:tcPr>
             <w:tcW w:type="dxa" w:w="4399"/>
-            <w:shd w:fill="FFFFFF" w:val="clear"/>
-            <w:tcMar>
-              <w:top w:type="dxa" w:w="70"/>
-              <w:left w:type="dxa" w:w="90"/>
-              <w:bottom w:type="dxa" w:w="70"/>
-              <w:right w:type="dxa" w:w="90"/>
-            </w:tcMar>
-          </w:tcPr>
-          <w:p>
-            <w:pPr>
-              <w:spacing w:after="0" w:line="250"/>
-            </w:pPr>
-            <w:r>
-              <w:rPr>
-                <w:rFonts w:ascii="游ゴシック" w:cs="游ゴシック" w:eastAsia="游ゴシック" w:hAnsi="游ゴシック"/>
-                <w:b w:val="false"/>
-                <w:bCs w:val="false"/>
-                <w:color w:val="000000"/>
-                <w:sz w:val="17"/>
-                <w:szCs w:val="17"/>
-              </w:rPr>
-              <w:t xml:space="preserve">基本目標を4本のままとするか、5本（「計画の推進と進捗管理」を新設）とするか</w:t>
+            <w:shd w:fill="FFF2CC" w:val="clear"/>
+            <w:tcMar>
+              <w:top w:type="dxa" w:w="70"/>
+              <w:left w:type="dxa" w:w="90"/>
+              <w:bottom w:type="dxa" w:w="70"/>
+              <w:right w:type="dxa" w:w="90"/>
+            </w:tcMar>
+          </w:tcPr>
+          <w:p>
+            <w:pPr>
+              <w:spacing w:after="0" w:line="250"/>
+            </w:pPr>
+            <w:r>
+              <w:rPr>
+                <w:rFonts w:ascii="游ゴシック" w:cs="游ゴシック" w:eastAsia="游ゴシック" w:hAnsi="游ゴシック"/>
+                <w:b w:val="false"/>
+                <w:bCs w:val="false"/>
+                <w:color w:val="000000"/>
+                <w:sz w:val="17"/>
+                <w:szCs w:val="17"/>
+              </w:rPr>
+              <w:t xml:space="preserve">★グループホーム（定員27人）が満床である状態への対応方針</w:t>
             </w:r>
           </w:p>
         </w:tc>
         <w:tc>
           <w:tcPr>
             <w:tcW w:type="dxa" w:w="4493"/>
-            <w:shd w:fill="FFFFFF" w:val="clear"/>
-            <w:tcMar>
-              <w:top w:type="dxa" w:w="70"/>
-              <w:left w:type="dxa" w:w="90"/>
-              <w:bottom w:type="dxa" w:w="70"/>
-              <w:right w:type="dxa" w:w="90"/>
-            </w:tcMar>
-          </w:tcPr>
-          <w:p>
-            <w:pPr>
-              <w:spacing w:after="0" w:line="250"/>
-            </w:pPr>
-            <w:r>
-              <w:rPr>
-                <w:rFonts w:ascii="游ゴシック" w:cs="游ゴシック" w:eastAsia="游ゴシック" w:hAnsi="游ゴシック"/>
-                <w:b w:val="false"/>
-                <w:bCs w:val="false"/>
-                <w:color w:val="000000"/>
-                <w:sz w:val="17"/>
-                <w:szCs w:val="17"/>
-              </w:rPr>
-              <w:t xml:space="preserve">5本</w:t>
+            <w:shd w:fill="FFF2CC" w:val="clear"/>
+            <w:tcMar>
+              <w:top w:type="dxa" w:w="70"/>
+              <w:left w:type="dxa" w:w="90"/>
+              <w:bottom w:type="dxa" w:w="70"/>
+              <w:right w:type="dxa" w:w="90"/>
+            </w:tcMar>
+          </w:tcPr>
+          <w:p>
+            <w:pPr>
+              <w:spacing w:after="0" w:line="250"/>
+            </w:pPr>
+            <w:r>
+              <w:rPr>
+                <w:rFonts w:ascii="游ゴシック" w:cs="游ゴシック" w:eastAsia="游ゴシック" w:hAnsi="游ゴシック"/>
+                <w:b w:val="false"/>
+                <w:bCs w:val="false"/>
+                <w:color w:val="000000"/>
+                <w:sz w:val="17"/>
+                <w:szCs w:val="17"/>
+              </w:rPr>
+              <w:t xml:space="preserve">令和7年度の居住系サービス受給者は26.9人／月で、村内グループホームの定員27人に対する稼働率は93%です。第10期は居住系の利用が増える見込みですが、村内に受け皿の余地がほとんどありません。増床を見込むか、村外施設での対応を前提とするか、在宅での対応に重点を置くかで、見込量と施策の両方が変わります</w:t>
             </w:r>
           </w:p>
         </w:tc>
@@ -6861,84 +7833,84 @@
         <w:tc>
           <w:tcPr>
             <w:tcW w:type="dxa" w:w="468"/>
-            <w:shd w:fill="FFF2CC" w:val="clear"/>
-            <w:tcMar>
-              <w:top w:type="dxa" w:w="70"/>
-              <w:left w:type="dxa" w:w="90"/>
-              <w:bottom w:type="dxa" w:w="70"/>
-              <w:right w:type="dxa" w:w="90"/>
-            </w:tcMar>
-          </w:tcPr>
-          <w:p>
-            <w:pPr>
-              <w:spacing w:after="0" w:line="250"/>
-            </w:pPr>
-            <w:r>
-              <w:rPr>
-                <w:rFonts w:ascii="游ゴシック" w:cs="游ゴシック" w:eastAsia="游ゴシック" w:hAnsi="游ゴシック"/>
-                <w:b w:val="false"/>
-                <w:bCs w:val="false"/>
-                <w:color w:val="000000"/>
-                <w:sz w:val="17"/>
-                <w:szCs w:val="17"/>
-              </w:rPr>
-              <w:t xml:space="preserve">48</w:t>
+            <w:shd w:fill="FFFFFF" w:val="clear"/>
+            <w:tcMar>
+              <w:top w:type="dxa" w:w="70"/>
+              <w:left w:type="dxa" w:w="90"/>
+              <w:bottom w:type="dxa" w:w="70"/>
+              <w:right w:type="dxa" w:w="90"/>
+            </w:tcMar>
+          </w:tcPr>
+          <w:p>
+            <w:pPr>
+              <w:spacing w:after="0" w:line="250"/>
+            </w:pPr>
+            <w:r>
+              <w:rPr>
+                <w:rFonts w:ascii="游ゴシック" w:cs="游ゴシック" w:eastAsia="游ゴシック" w:hAnsi="游ゴシック"/>
+                <w:b w:val="false"/>
+                <w:bCs w:val="false"/>
+                <w:color w:val="000000"/>
+                <w:sz w:val="17"/>
+                <w:szCs w:val="17"/>
+              </w:rPr>
+              <w:t xml:space="preserve">45-3</w:t>
             </w:r>
           </w:p>
         </w:tc>
         <w:tc>
           <w:tcPr>
             <w:tcW w:type="dxa" w:w="4399"/>
-            <w:shd w:fill="FFF2CC" w:val="clear"/>
-            <w:tcMar>
-              <w:top w:type="dxa" w:w="70"/>
-              <w:left w:type="dxa" w:w="90"/>
-              <w:bottom w:type="dxa" w:w="70"/>
-              <w:right w:type="dxa" w:w="90"/>
-            </w:tcMar>
-          </w:tcPr>
-          <w:p>
-            <w:pPr>
-              <w:spacing w:after="0" w:line="250"/>
-            </w:pPr>
-            <w:r>
-              <w:rPr>
-                <w:rFonts w:ascii="游ゴシック" w:cs="游ゴシック" w:eastAsia="游ゴシック" w:hAnsi="游ゴシック"/>
-                <w:b w:val="false"/>
-                <w:bCs w:val="false"/>
-                <w:color w:val="000000"/>
-                <w:sz w:val="17"/>
-                <w:szCs w:val="17"/>
-              </w:rPr>
-              <w:t xml:space="preserve">★策定委員会 現委員の任期（令和8年9月30日満了）と改選手続きの所要期間</w:t>
+            <w:shd w:fill="FFFFFF" w:val="clear"/>
+            <w:tcMar>
+              <w:top w:type="dxa" w:w="70"/>
+              <w:left w:type="dxa" w:w="90"/>
+              <w:bottom w:type="dxa" w:w="70"/>
+              <w:right w:type="dxa" w:w="90"/>
+            </w:tcMar>
+          </w:tcPr>
+          <w:p>
+            <w:pPr>
+              <w:spacing w:after="0" w:line="250"/>
+            </w:pPr>
+            <w:r>
+              <w:rPr>
+                <w:rFonts w:ascii="游ゴシック" w:cs="游ゴシック" w:eastAsia="游ゴシック" w:hAnsi="游ゴシック"/>
+                <w:b w:val="false"/>
+                <w:bCs w:val="false"/>
+                <w:color w:val="000000"/>
+                <w:sz w:val="17"/>
+                <w:szCs w:val="17"/>
+              </w:rPr>
+              <w:t xml:space="preserve">サービス見込量の前提を、受給率の3か年平均とするか令和7年度水準とするか</w:t>
             </w:r>
           </w:p>
         </w:tc>
         <w:tc>
           <w:tcPr>
             <w:tcW w:type="dxa" w:w="4493"/>
-            <w:shd w:fill="FFF2CC" w:val="clear"/>
-            <w:tcMar>
-              <w:top w:type="dxa" w:w="70"/>
-              <w:left w:type="dxa" w:w="90"/>
-              <w:bottom w:type="dxa" w:w="70"/>
-              <w:right w:type="dxa" w:w="90"/>
-            </w:tcMar>
-          </w:tcPr>
-          <w:p>
-            <w:pPr>
-              <w:spacing w:after="0" w:line="250"/>
-            </w:pPr>
-            <w:r>
-              <w:rPr>
-                <w:rFonts w:ascii="游ゴシック" w:cs="游ゴシック" w:eastAsia="游ゴシック" w:hAnsi="游ゴシック"/>
-                <w:b w:val="false"/>
-                <w:bCs w:val="false"/>
-                <w:color w:val="000000"/>
-                <w:sz w:val="17"/>
-                <w:szCs w:val="17"/>
-              </w:rPr>
-              <w:t xml:space="preserve">第2回を11月に開催するには10月中の改選・委嘱が必要です</w:t>
+            <w:shd w:fill="FFFFFF" w:val="clear"/>
+            <w:tcMar>
+              <w:top w:type="dxa" w:w="70"/>
+              <w:left w:type="dxa" w:w="90"/>
+              <w:bottom w:type="dxa" w:w="70"/>
+              <w:right w:type="dxa" w:w="90"/>
+            </w:tcMar>
+          </w:tcPr>
+          <w:p>
+            <w:pPr>
+              <w:spacing w:after="0" w:line="250"/>
+            </w:pPr>
+            <w:r>
+              <w:rPr>
+                <w:rFonts w:ascii="游ゴシック" w:cs="游ゴシック" w:eastAsia="游ゴシック" w:hAnsi="游ゴシック"/>
+                <w:b w:val="false"/>
+                <w:bCs w:val="false"/>
+                <w:color w:val="000000"/>
+                <w:sz w:val="17"/>
+                <w:szCs w:val="17"/>
+              </w:rPr>
+              <w:t xml:space="preserve">3か年平均（少人数のため単年度の振れが大きいためです）。ただし3か年平均では令和9年度のサービス諸費が令和5年度決算比+1.8%にとどまる一方、実績は令和4→5年度で+4.7%伸びています。第2回策定委員会には両方の試算をお示しします</w:t>
             </w:r>
           </w:p>
         </w:tc>
@@ -6947,84 +7919,84 @@
         <w:tc>
           <w:tcPr>
             <w:tcW w:type="dxa" w:w="468"/>
-            <w:shd w:fill="FFFFFF" w:val="clear"/>
-            <w:tcMar>
-              <w:top w:type="dxa" w:w="70"/>
-              <w:left w:type="dxa" w:w="90"/>
-              <w:bottom w:type="dxa" w:w="70"/>
-              <w:right w:type="dxa" w:w="90"/>
-            </w:tcMar>
-          </w:tcPr>
-          <w:p>
-            <w:pPr>
-              <w:spacing w:after="0" w:line="250"/>
-            </w:pPr>
-            <w:r>
-              <w:rPr>
-                <w:rFonts w:ascii="游ゴシック" w:cs="游ゴシック" w:eastAsia="游ゴシック" w:hAnsi="游ゴシック"/>
-                <w:b w:val="false"/>
-                <w:bCs w:val="false"/>
-                <w:color w:val="000000"/>
-                <w:sz w:val="17"/>
-                <w:szCs w:val="17"/>
-              </w:rPr>
-              <w:t xml:space="preserve">49</w:t>
+            <w:shd w:fill="FFF2CC" w:val="clear"/>
+            <w:tcMar>
+              <w:top w:type="dxa" w:w="70"/>
+              <w:left w:type="dxa" w:w="90"/>
+              <w:bottom w:type="dxa" w:w="70"/>
+              <w:right w:type="dxa" w:w="90"/>
+            </w:tcMar>
+          </w:tcPr>
+          <w:p>
+            <w:pPr>
+              <w:spacing w:after="0" w:line="250"/>
+            </w:pPr>
+            <w:r>
+              <w:rPr>
+                <w:rFonts w:ascii="游ゴシック" w:cs="游ゴシック" w:eastAsia="游ゴシック" w:hAnsi="游ゴシック"/>
+                <w:b w:val="false"/>
+                <w:bCs w:val="false"/>
+                <w:color w:val="000000"/>
+                <w:sz w:val="17"/>
+                <w:szCs w:val="17"/>
+              </w:rPr>
+              <w:t xml:space="preserve">46</w:t>
             </w:r>
           </w:p>
         </w:tc>
         <w:tc>
           <w:tcPr>
             <w:tcW w:type="dxa" w:w="4399"/>
-            <w:shd w:fill="FFFFFF" w:val="clear"/>
-            <w:tcMar>
-              <w:top w:type="dxa" w:w="70"/>
-              <w:left w:type="dxa" w:w="90"/>
-              <w:bottom w:type="dxa" w:w="70"/>
-              <w:right w:type="dxa" w:w="90"/>
-            </w:tcMar>
-          </w:tcPr>
-          <w:p>
-            <w:pPr>
-              <w:spacing w:after="0" w:line="250"/>
-            </w:pPr>
-            <w:r>
-              <w:rPr>
-                <w:rFonts w:ascii="游ゴシック" w:cs="游ゴシック" w:eastAsia="游ゴシック" w:hAnsi="游ゴシック"/>
-                <w:b w:val="false"/>
-                <w:bCs w:val="false"/>
-                <w:color w:val="000000"/>
-                <w:sz w:val="17"/>
-                <w:szCs w:val="17"/>
-              </w:rPr>
-              <w:t xml:space="preserve">第2回策定委員会の開催日と、資料の事前送付の可否</w:t>
+            <w:shd w:fill="FFF2CC" w:val="clear"/>
+            <w:tcMar>
+              <w:top w:type="dxa" w:w="70"/>
+              <w:left w:type="dxa" w:w="90"/>
+              <w:bottom w:type="dxa" w:w="70"/>
+              <w:right w:type="dxa" w:w="90"/>
+            </w:tcMar>
+          </w:tcPr>
+          <w:p>
+            <w:pPr>
+              <w:spacing w:after="0" w:line="250"/>
+            </w:pPr>
+            <w:r>
+              <w:rPr>
+                <w:rFonts w:ascii="游ゴシック" w:cs="游ゴシック" w:eastAsia="游ゴシック" w:hAnsi="游ゴシック"/>
+                <w:b w:val="false"/>
+                <w:bCs w:val="false"/>
+                <w:color w:val="000000"/>
+                <w:sz w:val="17"/>
+                <w:szCs w:val="17"/>
+              </w:rPr>
+              <w:t xml:space="preserve">★基本理念を第9期から継承するか、書き改めるか</w:t>
             </w:r>
           </w:p>
         </w:tc>
         <w:tc>
           <w:tcPr>
             <w:tcW w:type="dxa" w:w="4493"/>
-            <w:shd w:fill="FFFFFF" w:val="clear"/>
-            <w:tcMar>
-              <w:top w:type="dxa" w:w="70"/>
-              <w:left w:type="dxa" w:w="90"/>
-              <w:bottom w:type="dxa" w:w="70"/>
-              <w:right w:type="dxa" w:w="90"/>
-            </w:tcMar>
-          </w:tcPr>
-          <w:p>
-            <w:pPr>
-              <w:spacing w:after="0" w:line="250"/>
-            </w:pPr>
-            <w:r>
-              <w:rPr>
-                <w:rFonts w:ascii="游ゴシック" w:cs="游ゴシック" w:eastAsia="游ゴシック" w:hAnsi="游ゴシック"/>
-                <w:b w:val="false"/>
-                <w:bCs w:val="false"/>
-                <w:color w:val="000000"/>
-                <w:sz w:val="17"/>
-                <w:szCs w:val="17"/>
-              </w:rPr>
-              <w:t xml:space="preserve">素案（約90頁）は別冊として1週間前までに事前送付</w:t>
+            <w:shd w:fill="FFF2CC" w:val="clear"/>
+            <w:tcMar>
+              <w:top w:type="dxa" w:w="70"/>
+              <w:left w:type="dxa" w:w="90"/>
+              <w:bottom w:type="dxa" w:w="70"/>
+              <w:right w:type="dxa" w:w="90"/>
+            </w:tcMar>
+          </w:tcPr>
+          <w:p>
+            <w:pPr>
+              <w:spacing w:after="0" w:line="250"/>
+            </w:pPr>
+            <w:r>
+              <w:rPr>
+                <w:rFonts w:ascii="游ゴシック" w:cs="游ゴシック" w:eastAsia="游ゴシック" w:hAnsi="游ゴシック"/>
+                <w:b w:val="false"/>
+                <w:bCs w:val="false"/>
+                <w:color w:val="000000"/>
+                <w:sz w:val="17"/>
+                <w:szCs w:val="17"/>
+              </w:rPr>
+              <w:t xml:space="preserve">継承（「結」はすでに互助そのものを意味しており、文言を変えずに共助・互助の方針を表現できます）</w:t>
             </w:r>
           </w:p>
         </w:tc>
@@ -7033,84 +8005,84 @@
         <w:tc>
           <w:tcPr>
             <w:tcW w:type="dxa" w:w="468"/>
-            <w:shd w:fill="FFF2CC" w:val="clear"/>
-            <w:tcMar>
-              <w:top w:type="dxa" w:w="70"/>
-              <w:left w:type="dxa" w:w="90"/>
-              <w:bottom w:type="dxa" w:w="70"/>
-              <w:right w:type="dxa" w:w="90"/>
-            </w:tcMar>
-          </w:tcPr>
-          <w:p>
-            <w:pPr>
-              <w:spacing w:after="0" w:line="250"/>
-            </w:pPr>
-            <w:r>
-              <w:rPr>
-                <w:rFonts w:ascii="游ゴシック" w:cs="游ゴシック" w:eastAsia="游ゴシック" w:hAnsi="游ゴシック"/>
-                <w:b w:val="false"/>
-                <w:bCs w:val="false"/>
-                <w:color w:val="000000"/>
-                <w:sz w:val="17"/>
-                <w:szCs w:val="17"/>
-              </w:rPr>
-              <w:t xml:space="preserve">50</w:t>
+            <w:shd w:fill="FFFFFF" w:val="clear"/>
+            <w:tcMar>
+              <w:top w:type="dxa" w:w="70"/>
+              <w:left w:type="dxa" w:w="90"/>
+              <w:bottom w:type="dxa" w:w="70"/>
+              <w:right w:type="dxa" w:w="90"/>
+            </w:tcMar>
+          </w:tcPr>
+          <w:p>
+            <w:pPr>
+              <w:spacing w:after="0" w:line="250"/>
+            </w:pPr>
+            <w:r>
+              <w:rPr>
+                <w:rFonts w:ascii="游ゴシック" w:cs="游ゴシック" w:eastAsia="游ゴシック" w:hAnsi="游ゴシック"/>
+                <w:b w:val="false"/>
+                <w:bCs w:val="false"/>
+                <w:color w:val="000000"/>
+                <w:sz w:val="17"/>
+                <w:szCs w:val="17"/>
+              </w:rPr>
+              <w:t xml:space="preserve">47</w:t>
             </w:r>
           </w:p>
         </w:tc>
         <w:tc>
           <w:tcPr>
             <w:tcW w:type="dxa" w:w="4399"/>
-            <w:shd w:fill="FFF2CC" w:val="clear"/>
-            <w:tcMar>
-              <w:top w:type="dxa" w:w="70"/>
-              <w:left w:type="dxa" w:w="90"/>
-              <w:bottom w:type="dxa" w:w="70"/>
-              <w:right w:type="dxa" w:w="90"/>
-            </w:tcMar>
-          </w:tcPr>
-          <w:p>
-            <w:pPr>
-              <w:spacing w:after="0" w:line="250"/>
-            </w:pPr>
-            <w:r>
-              <w:rPr>
-                <w:rFonts w:ascii="游ゴシック" w:cs="游ゴシック" w:eastAsia="游ゴシック" w:hAnsi="游ゴシック"/>
-                <w:b w:val="false"/>
-                <w:bCs w:val="false"/>
-                <w:color w:val="000000"/>
-                <w:sz w:val="17"/>
-                <w:szCs w:val="17"/>
-              </w:rPr>
-              <w:t xml:space="preserve">★ICFを用いたクロス分析について、村が想定される軸とアウトプットのイメージ</w:t>
+            <w:shd w:fill="FFFFFF" w:val="clear"/>
+            <w:tcMar>
+              <w:top w:type="dxa" w:w="70"/>
+              <w:left w:type="dxa" w:w="90"/>
+              <w:bottom w:type="dxa" w:w="70"/>
+              <w:right w:type="dxa" w:w="90"/>
+            </w:tcMar>
+          </w:tcPr>
+          <w:p>
+            <w:pPr>
+              <w:spacing w:after="0" w:line="250"/>
+            </w:pPr>
+            <w:r>
+              <w:rPr>
+                <w:rFonts w:ascii="游ゴシック" w:cs="游ゴシック" w:eastAsia="游ゴシック" w:hAnsi="游ゴシック"/>
+                <w:b w:val="false"/>
+                <w:bCs w:val="false"/>
+                <w:color w:val="000000"/>
+                <w:sz w:val="17"/>
+                <w:szCs w:val="17"/>
+              </w:rPr>
+              <w:t xml:space="preserve">基本目標を4本のままとするか、5本（「計画の推進と進捗管理」を新設）とするか</w:t>
             </w:r>
           </w:p>
         </w:tc>
         <w:tc>
           <w:tcPr>
             <w:tcW w:type="dxa" w:w="4493"/>
-            <w:shd w:fill="FFF2CC" w:val="clear"/>
-            <w:tcMar>
-              <w:top w:type="dxa" w:w="70"/>
-              <w:left w:type="dxa" w:w="90"/>
-              <w:bottom w:type="dxa" w:w="70"/>
-              <w:right w:type="dxa" w:w="90"/>
-            </w:tcMar>
-          </w:tcPr>
-          <w:p>
-            <w:pPr>
-              <w:spacing w:after="0" w:line="250"/>
-            </w:pPr>
-            <w:r>
-              <w:rPr>
-                <w:rFonts w:ascii="游ゴシック" w:cs="游ゴシック" w:eastAsia="游ゴシック" w:hAnsi="游ゴシック"/>
-                <w:b w:val="false"/>
-                <w:bCs w:val="false"/>
-                <w:color w:val="000000"/>
-                <w:sz w:val="17"/>
-                <w:szCs w:val="17"/>
-              </w:rPr>
-              <w:t xml:space="preserve">疾病数×生活機能リスクのマトリクスを主軸とし、「疾病があっても生活機能は保たれている」ことを前向きに示す構成を提案します</w:t>
+            <w:shd w:fill="FFFFFF" w:val="clear"/>
+            <w:tcMar>
+              <w:top w:type="dxa" w:w="70"/>
+              <w:left w:type="dxa" w:w="90"/>
+              <w:bottom w:type="dxa" w:w="70"/>
+              <w:right w:type="dxa" w:w="90"/>
+            </w:tcMar>
+          </w:tcPr>
+          <w:p>
+            <w:pPr>
+              <w:spacing w:after="0" w:line="250"/>
+            </w:pPr>
+            <w:r>
+              <w:rPr>
+                <w:rFonts w:ascii="游ゴシック" w:cs="游ゴシック" w:eastAsia="游ゴシック" w:hAnsi="游ゴシック"/>
+                <w:b w:val="false"/>
+                <w:bCs w:val="false"/>
+                <w:color w:val="000000"/>
+                <w:sz w:val="17"/>
+                <w:szCs w:val="17"/>
+              </w:rPr>
+              <w:t xml:space="preserve">5本</w:t>
             </w:r>
           </w:p>
         </w:tc>
@@ -7119,84 +8091,84 @@
         <w:tc>
           <w:tcPr>
             <w:tcW w:type="dxa" w:w="468"/>
-            <w:shd w:fill="FFFFFF" w:val="clear"/>
-            <w:tcMar>
-              <w:top w:type="dxa" w:w="70"/>
-              <w:left w:type="dxa" w:w="90"/>
-              <w:bottom w:type="dxa" w:w="70"/>
-              <w:right w:type="dxa" w:w="90"/>
-            </w:tcMar>
-          </w:tcPr>
-          <w:p>
-            <w:pPr>
-              <w:spacing w:after="0" w:line="250"/>
-            </w:pPr>
-            <w:r>
-              <w:rPr>
-                <w:rFonts w:ascii="游ゴシック" w:cs="游ゴシック" w:eastAsia="游ゴシック" w:hAnsi="游ゴシック"/>
-                <w:b w:val="false"/>
-                <w:bCs w:val="false"/>
-                <w:color w:val="000000"/>
-                <w:sz w:val="17"/>
-                <w:szCs w:val="17"/>
-              </w:rPr>
-              <w:t xml:space="preserve">51</w:t>
+            <w:shd w:fill="FFF2CC" w:val="clear"/>
+            <w:tcMar>
+              <w:top w:type="dxa" w:w="70"/>
+              <w:left w:type="dxa" w:w="90"/>
+              <w:bottom w:type="dxa" w:w="70"/>
+              <w:right w:type="dxa" w:w="90"/>
+            </w:tcMar>
+          </w:tcPr>
+          <w:p>
+            <w:pPr>
+              <w:spacing w:after="0" w:line="250"/>
+            </w:pPr>
+            <w:r>
+              <w:rPr>
+                <w:rFonts w:ascii="游ゴシック" w:cs="游ゴシック" w:eastAsia="游ゴシック" w:hAnsi="游ゴシック"/>
+                <w:b w:val="false"/>
+                <w:bCs w:val="false"/>
+                <w:color w:val="000000"/>
+                <w:sz w:val="17"/>
+                <w:szCs w:val="17"/>
+              </w:rPr>
+              <w:t xml:space="preserve">48</w:t>
             </w:r>
           </w:p>
         </w:tc>
         <w:tc>
           <w:tcPr>
             <w:tcW w:type="dxa" w:w="4399"/>
-            <w:shd w:fill="FFFFFF" w:val="clear"/>
-            <w:tcMar>
-              <w:top w:type="dxa" w:w="70"/>
-              <w:left w:type="dxa" w:w="90"/>
-              <w:bottom w:type="dxa" w:w="70"/>
-              <w:right w:type="dxa" w:w="90"/>
-            </w:tcMar>
-          </w:tcPr>
-          <w:p>
-            <w:pPr>
-              <w:spacing w:after="0" w:line="250"/>
-            </w:pPr>
-            <w:r>
-              <w:rPr>
-                <w:rFonts w:ascii="游ゴシック" w:cs="游ゴシック" w:eastAsia="游ゴシック" w:hAnsi="游ゴシック"/>
-                <w:b w:val="false"/>
-                <w:bCs w:val="false"/>
-                <w:color w:val="000000"/>
-                <w:sz w:val="17"/>
-                <w:szCs w:val="17"/>
-              </w:rPr>
-              <w:t xml:space="preserve">概要版（A3両面程度）が仕様の範囲内か、追加対応か</w:t>
+            <w:shd w:fill="FFF2CC" w:val="clear"/>
+            <w:tcMar>
+              <w:top w:type="dxa" w:w="70"/>
+              <w:left w:type="dxa" w:w="90"/>
+              <w:bottom w:type="dxa" w:w="70"/>
+              <w:right w:type="dxa" w:w="90"/>
+            </w:tcMar>
+          </w:tcPr>
+          <w:p>
+            <w:pPr>
+              <w:spacing w:after="0" w:line="250"/>
+            </w:pPr>
+            <w:r>
+              <w:rPr>
+                <w:rFonts w:ascii="游ゴシック" w:cs="游ゴシック" w:eastAsia="游ゴシック" w:hAnsi="游ゴシック"/>
+                <w:b w:val="false"/>
+                <w:bCs w:val="false"/>
+                <w:color w:val="000000"/>
+                <w:sz w:val="17"/>
+                <w:szCs w:val="17"/>
+              </w:rPr>
+              <w:t xml:space="preserve">★策定委員会 現委員の任期（令和8年9月30日満了）と改選手続きの所要期間</w:t>
             </w:r>
           </w:p>
         </w:tc>
         <w:tc>
           <w:tcPr>
             <w:tcW w:type="dxa" w:w="4493"/>
-            <w:shd w:fill="FFFFFF" w:val="clear"/>
-            <w:tcMar>
-              <w:top w:type="dxa" w:w="70"/>
-              <w:left w:type="dxa" w:w="90"/>
-              <w:bottom w:type="dxa" w:w="70"/>
-              <w:right w:type="dxa" w:w="90"/>
-            </w:tcMar>
-          </w:tcPr>
-          <w:p>
-            <w:pPr>
-              <w:spacing w:after="0" w:line="250"/>
-            </w:pPr>
-            <w:r>
-              <w:rPr>
-                <w:rFonts w:ascii="游ゴシック" w:cs="游ゴシック" w:eastAsia="游ゴシック" w:hAnsi="游ゴシック"/>
-                <w:b w:val="false"/>
-                <w:bCs w:val="false"/>
-                <w:color w:val="000000"/>
-                <w:sz w:val="17"/>
-                <w:szCs w:val="17"/>
-              </w:rPr>
-              <w:t xml:space="preserve">―</w:t>
+            <w:shd w:fill="FFF2CC" w:val="clear"/>
+            <w:tcMar>
+              <w:top w:type="dxa" w:w="70"/>
+              <w:left w:type="dxa" w:w="90"/>
+              <w:bottom w:type="dxa" w:w="70"/>
+              <w:right w:type="dxa" w:w="90"/>
+            </w:tcMar>
+          </w:tcPr>
+          <w:p>
+            <w:pPr>
+              <w:spacing w:after="0" w:line="250"/>
+            </w:pPr>
+            <w:r>
+              <w:rPr>
+                <w:rFonts w:ascii="游ゴシック" w:cs="游ゴシック" w:eastAsia="游ゴシック" w:hAnsi="游ゴシック"/>
+                <w:b w:val="false"/>
+                <w:bCs w:val="false"/>
+                <w:color w:val="000000"/>
+                <w:sz w:val="17"/>
+                <w:szCs w:val="17"/>
+              </w:rPr>
+              <w:t xml:space="preserve">第2回を11月に開催するには10月中の改選・委嘱が必要です</w:t>
             </w:r>
           </w:p>
         </w:tc>
@@ -7226,7 +8198,7 @@
                 <w:sz w:val="17"/>
                 <w:szCs w:val="17"/>
               </w:rPr>
-              <w:t xml:space="preserve">52</w:t>
+              <w:t xml:space="preserve">49</w:t>
             </w:r>
           </w:p>
         </w:tc>
@@ -7254,7 +8226,7 @@
                 <w:sz w:val="17"/>
                 <w:szCs w:val="17"/>
               </w:rPr>
-              <w:t xml:space="preserve">議会全員協議会（令和9年2月末頃）で当方に求められる関与の範囲（資料作成のみか、出席・説明を含むか）</w:t>
+              <w:t xml:space="preserve">第2回策定委員会の開催日と、資料の事前送付の可否</w:t>
             </w:r>
           </w:p>
         </w:tc>
@@ -7282,7 +8254,7 @@
                 <w:sz w:val="17"/>
                 <w:szCs w:val="17"/>
               </w:rPr>
-              <w:t xml:space="preserve">―</w:t>
+              <w:t xml:space="preserve">素案（約90頁）は別冊として1週間前までに事前送付</w:t>
             </w:r>
           </w:p>
         </w:tc>
@@ -7291,6 +8263,264 @@
         <w:tc>
           <w:tcPr>
             <w:tcW w:type="dxa" w:w="468"/>
+            <w:shd w:fill="FFF2CC" w:val="clear"/>
+            <w:tcMar>
+              <w:top w:type="dxa" w:w="70"/>
+              <w:left w:type="dxa" w:w="90"/>
+              <w:bottom w:type="dxa" w:w="70"/>
+              <w:right w:type="dxa" w:w="90"/>
+            </w:tcMar>
+          </w:tcPr>
+          <w:p>
+            <w:pPr>
+              <w:spacing w:after="0" w:line="250"/>
+            </w:pPr>
+            <w:r>
+              <w:rPr>
+                <w:rFonts w:ascii="游ゴシック" w:cs="游ゴシック" w:eastAsia="游ゴシック" w:hAnsi="游ゴシック"/>
+                <w:b w:val="false"/>
+                <w:bCs w:val="false"/>
+                <w:color w:val="000000"/>
+                <w:sz w:val="17"/>
+                <w:szCs w:val="17"/>
+              </w:rPr>
+              <w:t xml:space="preserve">50</w:t>
+            </w:r>
+          </w:p>
+        </w:tc>
+        <w:tc>
+          <w:tcPr>
+            <w:tcW w:type="dxa" w:w="4399"/>
+            <w:shd w:fill="FFF2CC" w:val="clear"/>
+            <w:tcMar>
+              <w:top w:type="dxa" w:w="70"/>
+              <w:left w:type="dxa" w:w="90"/>
+              <w:bottom w:type="dxa" w:w="70"/>
+              <w:right w:type="dxa" w:w="90"/>
+            </w:tcMar>
+          </w:tcPr>
+          <w:p>
+            <w:pPr>
+              <w:spacing w:after="0" w:line="250"/>
+            </w:pPr>
+            <w:r>
+              <w:rPr>
+                <w:rFonts w:ascii="游ゴシック" w:cs="游ゴシック" w:eastAsia="游ゴシック" w:hAnsi="游ゴシック"/>
+                <w:b w:val="false"/>
+                <w:bCs w:val="false"/>
+                <w:color w:val="000000"/>
+                <w:sz w:val="17"/>
+                <w:szCs w:val="17"/>
+              </w:rPr>
+              <w:t xml:space="preserve">★ICFを用いたクロス分析について、村が想定される軸とアウトプットのイメージ</w:t>
+            </w:r>
+          </w:p>
+        </w:tc>
+        <w:tc>
+          <w:tcPr>
+            <w:tcW w:type="dxa" w:w="4493"/>
+            <w:shd w:fill="FFF2CC" w:val="clear"/>
+            <w:tcMar>
+              <w:top w:type="dxa" w:w="70"/>
+              <w:left w:type="dxa" w:w="90"/>
+              <w:bottom w:type="dxa" w:w="70"/>
+              <w:right w:type="dxa" w:w="90"/>
+            </w:tcMar>
+          </w:tcPr>
+          <w:p>
+            <w:pPr>
+              <w:spacing w:after="0" w:line="250"/>
+            </w:pPr>
+            <w:r>
+              <w:rPr>
+                <w:rFonts w:ascii="游ゴシック" w:cs="游ゴシック" w:eastAsia="游ゴシック" w:hAnsi="游ゴシック"/>
+                <w:b w:val="false"/>
+                <w:bCs w:val="false"/>
+                <w:color w:val="000000"/>
+                <w:sz w:val="17"/>
+                <w:szCs w:val="17"/>
+              </w:rPr>
+              <w:t xml:space="preserve">疾病数×生活機能リスクのマトリクスを主軸とし、「疾病があっても生活機能は保たれている」ことを前向きに示す構成を提案します</w:t>
+            </w:r>
+          </w:p>
+        </w:tc>
+      </w:tr>
+      <w:tr>
+        <w:tc>
+          <w:tcPr>
+            <w:tcW w:type="dxa" w:w="468"/>
+            <w:shd w:fill="FFFFFF" w:val="clear"/>
+            <w:tcMar>
+              <w:top w:type="dxa" w:w="70"/>
+              <w:left w:type="dxa" w:w="90"/>
+              <w:bottom w:type="dxa" w:w="70"/>
+              <w:right w:type="dxa" w:w="90"/>
+            </w:tcMar>
+          </w:tcPr>
+          <w:p>
+            <w:pPr>
+              <w:spacing w:after="0" w:line="250"/>
+            </w:pPr>
+            <w:r>
+              <w:rPr>
+                <w:rFonts w:ascii="游ゴシック" w:cs="游ゴシック" w:eastAsia="游ゴシック" w:hAnsi="游ゴシック"/>
+                <w:b w:val="false"/>
+                <w:bCs w:val="false"/>
+                <w:color w:val="000000"/>
+                <w:sz w:val="17"/>
+                <w:szCs w:val="17"/>
+              </w:rPr>
+              <w:t xml:space="preserve">51</w:t>
+            </w:r>
+          </w:p>
+        </w:tc>
+        <w:tc>
+          <w:tcPr>
+            <w:tcW w:type="dxa" w:w="4399"/>
+            <w:shd w:fill="FFFFFF" w:val="clear"/>
+            <w:tcMar>
+              <w:top w:type="dxa" w:w="70"/>
+              <w:left w:type="dxa" w:w="90"/>
+              <w:bottom w:type="dxa" w:w="70"/>
+              <w:right w:type="dxa" w:w="90"/>
+            </w:tcMar>
+          </w:tcPr>
+          <w:p>
+            <w:pPr>
+              <w:spacing w:after="0" w:line="250"/>
+            </w:pPr>
+            <w:r>
+              <w:rPr>
+                <w:rFonts w:ascii="游ゴシック" w:cs="游ゴシック" w:eastAsia="游ゴシック" w:hAnsi="游ゴシック"/>
+                <w:b w:val="false"/>
+                <w:bCs w:val="false"/>
+                <w:color w:val="000000"/>
+                <w:sz w:val="17"/>
+                <w:szCs w:val="17"/>
+              </w:rPr>
+              <w:t xml:space="preserve">概要版（A3両面程度）が仕様の範囲内か、追加対応か</w:t>
+            </w:r>
+          </w:p>
+        </w:tc>
+        <w:tc>
+          <w:tcPr>
+            <w:tcW w:type="dxa" w:w="4493"/>
+            <w:shd w:fill="FFFFFF" w:val="clear"/>
+            <w:tcMar>
+              <w:top w:type="dxa" w:w="70"/>
+              <w:left w:type="dxa" w:w="90"/>
+              <w:bottom w:type="dxa" w:w="70"/>
+              <w:right w:type="dxa" w:w="90"/>
+            </w:tcMar>
+          </w:tcPr>
+          <w:p>
+            <w:pPr>
+              <w:spacing w:after="0" w:line="250"/>
+            </w:pPr>
+            <w:r>
+              <w:rPr>
+                <w:rFonts w:ascii="游ゴシック" w:cs="游ゴシック" w:eastAsia="游ゴシック" w:hAnsi="游ゴシック"/>
+                <w:b w:val="false"/>
+                <w:bCs w:val="false"/>
+                <w:color w:val="000000"/>
+                <w:sz w:val="17"/>
+                <w:szCs w:val="17"/>
+              </w:rPr>
+              <w:t xml:space="preserve">―</w:t>
+            </w:r>
+          </w:p>
+        </w:tc>
+      </w:tr>
+      <w:tr>
+        <w:tc>
+          <w:tcPr>
+            <w:tcW w:type="dxa" w:w="468"/>
+            <w:shd w:fill="FFFFFF" w:val="clear"/>
+            <w:tcMar>
+              <w:top w:type="dxa" w:w="70"/>
+              <w:left w:type="dxa" w:w="90"/>
+              <w:bottom w:type="dxa" w:w="70"/>
+              <w:right w:type="dxa" w:w="90"/>
+            </w:tcMar>
+          </w:tcPr>
+          <w:p>
+            <w:pPr>
+              <w:spacing w:after="0" w:line="250"/>
+            </w:pPr>
+            <w:r>
+              <w:rPr>
+                <w:rFonts w:ascii="游ゴシック" w:cs="游ゴシック" w:eastAsia="游ゴシック" w:hAnsi="游ゴシック"/>
+                <w:b w:val="false"/>
+                <w:bCs w:val="false"/>
+                <w:color w:val="000000"/>
+                <w:sz w:val="17"/>
+                <w:szCs w:val="17"/>
+              </w:rPr>
+              <w:t xml:space="preserve">52</w:t>
+            </w:r>
+          </w:p>
+        </w:tc>
+        <w:tc>
+          <w:tcPr>
+            <w:tcW w:type="dxa" w:w="4399"/>
+            <w:shd w:fill="FFFFFF" w:val="clear"/>
+            <w:tcMar>
+              <w:top w:type="dxa" w:w="70"/>
+              <w:left w:type="dxa" w:w="90"/>
+              <w:bottom w:type="dxa" w:w="70"/>
+              <w:right w:type="dxa" w:w="90"/>
+            </w:tcMar>
+          </w:tcPr>
+          <w:p>
+            <w:pPr>
+              <w:spacing w:after="0" w:line="250"/>
+            </w:pPr>
+            <w:r>
+              <w:rPr>
+                <w:rFonts w:ascii="游ゴシック" w:cs="游ゴシック" w:eastAsia="游ゴシック" w:hAnsi="游ゴシック"/>
+                <w:b w:val="false"/>
+                <w:bCs w:val="false"/>
+                <w:color w:val="000000"/>
+                <w:sz w:val="17"/>
+                <w:szCs w:val="17"/>
+              </w:rPr>
+              <w:t xml:space="preserve">議会全員協議会（令和9年2月末頃）で当方に求められる関与の範囲（資料作成のみか、出席・説明を含むか）</w:t>
+            </w:r>
+          </w:p>
+        </w:tc>
+        <w:tc>
+          <w:tcPr>
+            <w:tcW w:type="dxa" w:w="4493"/>
+            <w:shd w:fill="FFFFFF" w:val="clear"/>
+            <w:tcMar>
+              <w:top w:type="dxa" w:w="70"/>
+              <w:left w:type="dxa" w:w="90"/>
+              <w:bottom w:type="dxa" w:w="70"/>
+              <w:right w:type="dxa" w:w="90"/>
+            </w:tcMar>
+          </w:tcPr>
+          <w:p>
+            <w:pPr>
+              <w:spacing w:after="0" w:line="250"/>
+            </w:pPr>
+            <w:r>
+              <w:rPr>
+                <w:rFonts w:ascii="游ゴシック" w:cs="游ゴシック" w:eastAsia="游ゴシック" w:hAnsi="游ゴシック"/>
+                <w:b w:val="false"/>
+                <w:bCs w:val="false"/>
+                <w:color w:val="000000"/>
+                <w:sz w:val="17"/>
+                <w:szCs w:val="17"/>
+              </w:rPr>
+              <w:t xml:space="preserve">―</w:t>
+            </w:r>
+          </w:p>
+        </w:tc>
+      </w:tr>
+      <w:tr>
+        <w:tc>
+          <w:tcPr>
+            <w:tcW w:type="dxa" w:w="468"/>
             <w:shd w:fill="FFFFFF" w:val="clear"/>
             <w:tcMar>
               <w:top w:type="dxa" w:w="70"/>
@@ -7369,6 +8599,350 @@
                 <w:szCs w:val="17"/>
               </w:rPr>
               <w:t xml:space="preserve">一体で策定（第9期と同じ扱い）</w:t>
+            </w:r>
+          </w:p>
+        </w:tc>
+      </w:tr>
+      <w:tr>
+        <w:tc>
+          <w:tcPr>
+            <w:tcW w:type="dxa" w:w="468"/>
+            <w:shd w:fill="FFF2CC" w:val="clear"/>
+            <w:tcMar>
+              <w:top w:type="dxa" w:w="70"/>
+              <w:left w:type="dxa" w:w="90"/>
+              <w:bottom w:type="dxa" w:w="70"/>
+              <w:right w:type="dxa" w:w="90"/>
+            </w:tcMar>
+          </w:tcPr>
+          <w:p>
+            <w:pPr>
+              <w:spacing w:after="0" w:line="250"/>
+            </w:pPr>
+            <w:r>
+              <w:rPr>
+                <w:rFonts w:ascii="游ゴシック" w:cs="游ゴシック" w:eastAsia="游ゴシック" w:hAnsi="游ゴシック"/>
+                <w:b w:val="false"/>
+                <w:bCs w:val="false"/>
+                <w:color w:val="000000"/>
+                <w:sz w:val="17"/>
+                <w:szCs w:val="17"/>
+              </w:rPr>
+              <w:t xml:space="preserve">53-2</w:t>
+            </w:r>
+          </w:p>
+        </w:tc>
+        <w:tc>
+          <w:tcPr>
+            <w:tcW w:type="dxa" w:w="4399"/>
+            <w:shd w:fill="FFF2CC" w:val="clear"/>
+            <w:tcMar>
+              <w:top w:type="dxa" w:w="70"/>
+              <w:left w:type="dxa" w:w="90"/>
+              <w:bottom w:type="dxa" w:w="70"/>
+              <w:right w:type="dxa" w:w="90"/>
+            </w:tcMar>
+          </w:tcPr>
+          <w:p>
+            <w:pPr>
+              <w:spacing w:after="0" w:line="250"/>
+            </w:pPr>
+            <w:r>
+              <w:rPr>
+                <w:rFonts w:ascii="游ゴシック" w:cs="游ゴシック" w:eastAsia="游ゴシック" w:hAnsi="游ゴシック"/>
+                <w:b w:val="false"/>
+                <w:bCs w:val="false"/>
+                <w:color w:val="000000"/>
+                <w:sz w:val="17"/>
+                <w:szCs w:val="17"/>
+              </w:rPr>
+              <w:t xml:space="preserve">★認知症基本法が求める「認知症の人および家族等の意見聴取」をどのように行うか</w:t>
+            </w:r>
+          </w:p>
+        </w:tc>
+        <w:tc>
+          <w:tcPr>
+            <w:tcW w:type="dxa" w:w="4493"/>
+            <w:shd w:fill="FFF2CC" w:val="clear"/>
+            <w:tcMar>
+              <w:top w:type="dxa" w:w="70"/>
+              <w:left w:type="dxa" w:w="90"/>
+              <w:bottom w:type="dxa" w:w="70"/>
+              <w:right w:type="dxa" w:w="90"/>
+            </w:tcMar>
+          </w:tcPr>
+          <w:p>
+            <w:pPr>
+              <w:spacing w:after="0" w:line="250"/>
+            </w:pPr>
+            <w:r>
+              <w:rPr>
+                <w:rFonts w:ascii="游ゴシック" w:cs="游ゴシック" w:eastAsia="游ゴシック" w:hAnsi="游ゴシック"/>
+                <w:b w:val="false"/>
+                <w:bCs w:val="false"/>
+                <w:color w:val="000000"/>
+                <w:sz w:val="17"/>
+                <w:szCs w:val="17"/>
+              </w:rPr>
+              <w:t xml:space="preserve">策定委員会の委員に認知症のご本人またはご家族が含まれるかをご確認ください。含まれない場合は、家族会や認知症カフェでの意見聴取など別の機会を設ける必要があります。記述の追加では埋まらず策定過程に関わるため、第2回策定委員会までに方針を決めたい事項です</w:t>
+            </w:r>
+          </w:p>
+        </w:tc>
+      </w:tr>
+      <w:tr>
+        <w:tc>
+          <w:tcPr>
+            <w:tcW w:type="dxa" w:w="468"/>
+            <w:shd w:fill="FFF2CC" w:val="clear"/>
+            <w:tcMar>
+              <w:top w:type="dxa" w:w="70"/>
+              <w:left w:type="dxa" w:w="90"/>
+              <w:bottom w:type="dxa" w:w="70"/>
+              <w:right w:type="dxa" w:w="90"/>
+            </w:tcMar>
+          </w:tcPr>
+          <w:p>
+            <w:pPr>
+              <w:spacing w:after="0" w:line="250"/>
+            </w:pPr>
+            <w:r>
+              <w:rPr>
+                <w:rFonts w:ascii="游ゴシック" w:cs="游ゴシック" w:eastAsia="游ゴシック" w:hAnsi="游ゴシック"/>
+                <w:b w:val="false"/>
+                <w:bCs w:val="false"/>
+                <w:color w:val="000000"/>
+                <w:sz w:val="17"/>
+                <w:szCs w:val="17"/>
+              </w:rPr>
+              <w:t xml:space="preserve">53-3</w:t>
+            </w:r>
+          </w:p>
+        </w:tc>
+        <w:tc>
+          <w:tcPr>
+            <w:tcW w:type="dxa" w:w="4399"/>
+            <w:shd w:fill="FFF2CC" w:val="clear"/>
+            <w:tcMar>
+              <w:top w:type="dxa" w:w="70"/>
+              <w:left w:type="dxa" w:w="90"/>
+              <w:bottom w:type="dxa" w:w="70"/>
+              <w:right w:type="dxa" w:w="90"/>
+            </w:tcMar>
+          </w:tcPr>
+          <w:p>
+            <w:pPr>
+              <w:spacing w:after="0" w:line="250"/>
+            </w:pPr>
+            <w:r>
+              <w:rPr>
+                <w:rFonts w:ascii="游ゴシック" w:cs="游ゴシック" w:eastAsia="游ゴシック" w:hAnsi="游ゴシック"/>
+                <w:b w:val="false"/>
+                <w:bCs w:val="false"/>
+                <w:color w:val="000000"/>
+                <w:sz w:val="17"/>
+                <w:szCs w:val="17"/>
+              </w:rPr>
+              <w:t xml:space="preserve">★★第9期計画の本文（全体。とくにサービス見込量の表と第5章81〜92ページ）</w:t>
+            </w:r>
+          </w:p>
+        </w:tc>
+        <w:tc>
+          <w:tcPr>
+            <w:tcW w:type="dxa" w:w="4493"/>
+            <w:shd w:fill="FFF2CC" w:val="clear"/>
+            <w:tcMar>
+              <w:top w:type="dxa" w:w="70"/>
+              <w:left w:type="dxa" w:w="90"/>
+              <w:bottom w:type="dxa" w:w="70"/>
+              <w:right w:type="dxa" w:w="90"/>
+            </w:tcMar>
+          </w:tcPr>
+          <w:p>
+            <w:pPr>
+              <w:spacing w:after="0" w:line="250"/>
+            </w:pPr>
+            <w:r>
+              <w:rPr>
+                <w:rFonts w:ascii="游ゴシック" w:cs="游ゴシック" w:eastAsia="游ゴシック" w:hAnsi="游ゴシック"/>
+                <w:b w:val="false"/>
+                <w:bCs w:val="false"/>
+                <w:color w:val="000000"/>
+                <w:sz w:val="17"/>
+                <w:szCs w:val="17"/>
+              </w:rPr>
+              <w:t xml:space="preserve">用途が2つあります。①サービス別の見込量と実績の対比（対計画比）を行うため。総額が計画どおりでも内訳は大きく外れることが通例で、本村の第10期の見込量は受給率を3か年平均で固定しているため第9期の偏りを持ち越す可能性があります。②老人福祉法第20条の8第2項が求める「老人福祉事業の量の目標」を第9期計画のどこに記載していたかを確認し第10期の配置を揃えるため。当方が保有しているのは概要版のみで、サービス別の見込量がありません</w:t>
+            </w:r>
+          </w:p>
+        </w:tc>
+      </w:tr>
+      <w:tr>
+        <w:tc>
+          <w:tcPr>
+            <w:tcW w:type="dxa" w:w="468"/>
+            <w:shd w:fill="FFFFFF" w:val="clear"/>
+            <w:tcMar>
+              <w:top w:type="dxa" w:w="70"/>
+              <w:left w:type="dxa" w:w="90"/>
+              <w:bottom w:type="dxa" w:w="70"/>
+              <w:right w:type="dxa" w:w="90"/>
+            </w:tcMar>
+          </w:tcPr>
+          <w:p>
+            <w:pPr>
+              <w:spacing w:after="0" w:line="250"/>
+            </w:pPr>
+            <w:r>
+              <w:rPr>
+                <w:rFonts w:ascii="游ゴシック" w:cs="游ゴシック" w:eastAsia="游ゴシック" w:hAnsi="游ゴシック"/>
+                <w:b w:val="false"/>
+                <w:bCs w:val="false"/>
+                <w:color w:val="000000"/>
+                <w:sz w:val="17"/>
+                <w:szCs w:val="17"/>
+              </w:rPr>
+              <w:t xml:space="preserve">53-4</w:t>
+            </w:r>
+          </w:p>
+        </w:tc>
+        <w:tc>
+          <w:tcPr>
+            <w:tcW w:type="dxa" w:w="4399"/>
+            <w:shd w:fill="FFFFFF" w:val="clear"/>
+            <w:tcMar>
+              <w:top w:type="dxa" w:w="70"/>
+              <w:left w:type="dxa" w:w="90"/>
+              <w:bottom w:type="dxa" w:w="70"/>
+              <w:right w:type="dxa" w:w="90"/>
+            </w:tcMar>
+          </w:tcPr>
+          <w:p>
+            <w:pPr>
+              <w:spacing w:after="0" w:line="250"/>
+            </w:pPr>
+            <w:r>
+              <w:rPr>
+                <w:rFonts w:ascii="游ゴシック" w:cs="游ゴシック" w:eastAsia="游ゴシック" w:hAnsi="游ゴシック"/>
+                <w:b w:val="false"/>
+                <w:bCs w:val="false"/>
+                <w:color w:val="000000"/>
+                <w:sz w:val="17"/>
+                <w:szCs w:val="17"/>
+              </w:rPr>
+              <w:t xml:space="preserve">地域密着型サービスの必要利用定員総数（グループホーム）を現状維持の27人とするか</w:t>
+            </w:r>
+          </w:p>
+        </w:tc>
+        <w:tc>
+          <w:tcPr>
+            <w:tcW w:type="dxa" w:w="4493"/>
+            <w:shd w:fill="FFFFFF" w:val="clear"/>
+            <w:tcMar>
+              <w:top w:type="dxa" w:w="70"/>
+              <w:left w:type="dxa" w:w="90"/>
+              <w:bottom w:type="dxa" w:w="70"/>
+              <w:right w:type="dxa" w:w="90"/>
+            </w:tcMar>
+          </w:tcPr>
+          <w:p>
+            <w:pPr>
+              <w:spacing w:after="0" w:line="250"/>
+            </w:pPr>
+            <w:r>
+              <w:rPr>
+                <w:rFonts w:ascii="游ゴシック" w:cs="游ゴシック" w:eastAsia="游ゴシック" w:hAnsi="游ゴシック"/>
+                <w:b w:val="false"/>
+                <w:bCs w:val="false"/>
+                <w:color w:val="000000"/>
+                <w:sz w:val="17"/>
+                <w:szCs w:val="17"/>
+              </w:rPr>
+              <w:t xml:space="preserve">現状維持を仮置きしています。令和7年度の居住系サービス受給者は26.9人／月で稼働率93%であり、第10期は増加が見込まれます。増床・村外施設での対応・在宅での対応のいずれを取るかで数値が変わります（45-2と同じ論点です）</w:t>
+            </w:r>
+          </w:p>
+        </w:tc>
+      </w:tr>
+      <w:tr>
+        <w:tc>
+          <w:tcPr>
+            <w:tcW w:type="dxa" w:w="468"/>
+            <w:shd w:fill="FFFFFF" w:val="clear"/>
+            <w:tcMar>
+              <w:top w:type="dxa" w:w="70"/>
+              <w:left w:type="dxa" w:w="90"/>
+              <w:bottom w:type="dxa" w:w="70"/>
+              <w:right w:type="dxa" w:w="90"/>
+            </w:tcMar>
+          </w:tcPr>
+          <w:p>
+            <w:pPr>
+              <w:spacing w:after="0" w:line="250"/>
+            </w:pPr>
+            <w:r>
+              <w:rPr>
+                <w:rFonts w:ascii="游ゴシック" w:cs="游ゴシック" w:eastAsia="游ゴシック" w:hAnsi="游ゴシック"/>
+                <w:b w:val="false"/>
+                <w:bCs w:val="false"/>
+                <w:color w:val="000000"/>
+                <w:sz w:val="17"/>
+                <w:szCs w:val="17"/>
+              </w:rPr>
+              <w:t xml:space="preserve">53-5</w:t>
+            </w:r>
+          </w:p>
+        </w:tc>
+        <w:tc>
+          <w:tcPr>
+            <w:tcW w:type="dxa" w:w="4399"/>
+            <w:shd w:fill="FFFFFF" w:val="clear"/>
+            <w:tcMar>
+              <w:top w:type="dxa" w:w="70"/>
+              <w:left w:type="dxa" w:w="90"/>
+              <w:bottom w:type="dxa" w:w="70"/>
+              <w:right w:type="dxa" w:w="90"/>
+            </w:tcMar>
+          </w:tcPr>
+          <w:p>
+            <w:pPr>
+              <w:spacing w:after="0" w:line="250"/>
+            </w:pPr>
+            <w:r>
+              <w:rPr>
+                <w:rFonts w:ascii="游ゴシック" w:cs="游ゴシック" w:eastAsia="游ゴシック" w:hAnsi="游ゴシック"/>
+                <w:b w:val="false"/>
+                <w:bCs w:val="false"/>
+                <w:color w:val="000000"/>
+                <w:sz w:val="17"/>
+                <w:szCs w:val="17"/>
+              </w:rPr>
+              <w:t xml:space="preserve">福島県保健医療計画（第八次）の会津・南会津区域に関する資料</w:t>
+            </w:r>
+          </w:p>
+        </w:tc>
+        <w:tc>
+          <w:tcPr>
+            <w:tcW w:type="dxa" w:w="4493"/>
+            <w:shd w:fill="FFFFFF" w:val="clear"/>
+            <w:tcMar>
+              <w:top w:type="dxa" w:w="70"/>
+              <w:left w:type="dxa" w:w="90"/>
+              <w:bottom w:type="dxa" w:w="70"/>
+              <w:right w:type="dxa" w:w="90"/>
+            </w:tcMar>
+          </w:tcPr>
+          <w:p>
+            <w:pPr>
+              <w:spacing w:after="0" w:line="250"/>
+            </w:pPr>
+            <w:r>
+              <w:rPr>
+                <w:rFonts w:ascii="游ゴシック" w:cs="游ゴシック" w:eastAsia="游ゴシック" w:hAnsi="游ゴシック"/>
+                <w:b w:val="false"/>
+                <w:bCs w:val="false"/>
+                <w:color w:val="000000"/>
+                <w:sz w:val="17"/>
+                <w:szCs w:val="17"/>
+              </w:rPr>
+              <w:t xml:space="preserve">介護保険法第117条第5項により、本計画は県の医療計画と整合が図られたものでなければなりません。県の資料をお持ちでしたら共有をお願いします</w:t>
             </w:r>
           </w:p>
         </w:tc>

--- a/output/09_北塩原村第10期_資料提供確認依頼書.docx
+++ b/output/09_北塩原村第10期_資料提供確認依頼書.docx
@@ -4,7 +4,7 @@
   <w:body>
     <w:p>
       <w:pPr>
-        <w:spacing w:after="200" w:line="300"/>
+        <w:spacing w:after="200" w:line="300" w:lineRule="exact"/>
         <w:jc w:val="right"/>
       </w:pPr>
       <w:r>
@@ -18,7 +18,7 @@
     </w:p>
     <w:p>
       <w:pPr>
-        <w:spacing w:after="120" w:line="300"/>
+        <w:spacing w:after="120" w:line="300" w:lineRule="exact"/>
       </w:pPr>
       <w:r>
         <w:rPr>
@@ -33,7 +33,7 @@
     </w:p>
     <w:p>
       <w:pPr>
-        <w:spacing w:after="400" w:line="300"/>
+        <w:spacing w:after="400" w:line="300" w:lineRule="exact"/>
         <w:jc w:val="right"/>
       </w:pPr>
       <w:r>
@@ -47,7 +47,7 @@
     </w:p>
     <w:p>
       <w:pPr>
-        <w:spacing w:after="60" w:line="300"/>
+        <w:spacing w:after="60" w:line="300" w:lineRule="exact"/>
         <w:jc w:val="center"/>
       </w:pPr>
       <w:r>
@@ -64,7 +64,7 @@
     </w:p>
     <w:p>
       <w:pPr>
-        <w:spacing w:after="120" w:line="300"/>
+        <w:spacing w:after="120" w:line="300" w:lineRule="exact"/>
         <w:jc w:val="center"/>
       </w:pPr>
       <w:r>
@@ -81,7 +81,7 @@
     </w:p>
     <w:p>
       <w:pPr>
-        <w:spacing w:after="320" w:line="300"/>
+        <w:spacing w:after="320" w:line="300" w:lineRule="exact"/>
         <w:jc w:val="center"/>
       </w:pPr>
       <w:r>
@@ -98,7 +98,7 @@
     </w:p>
     <w:p>
       <w:pPr>
-        <w:spacing w:after="140" w:line="300"/>
+        <w:spacing w:after="140" w:line="300" w:lineRule="exact"/>
       </w:pPr>
       <w:r>
         <w:rPr>
@@ -111,7 +111,7 @@
     </w:p>
     <w:p>
       <w:pPr>
-        <w:spacing w:after="140" w:line="300"/>
+        <w:spacing w:after="140" w:line="300" w:lineRule="exact"/>
       </w:pPr>
       <w:r>
         <w:rPr>
@@ -124,7 +124,7 @@
     </w:p>
     <w:p>
       <w:pPr>
-        <w:spacing w:after="100" w:line="300"/>
+        <w:spacing w:after="100" w:line="300" w:lineRule="exact"/>
       </w:pPr>
       <w:r>
         <w:rPr>
@@ -169,7 +169,7 @@
           </w:tcPr>
           <w:p>
             <w:pPr>
-              <w:spacing w:after="0" w:line="250"/>
+              <w:spacing w:after="0" w:line="250" w:lineRule="exact"/>
               <w:jc w:val="center"/>
             </w:pPr>
             <w:r>
@@ -198,7 +198,7 @@
           </w:tcPr>
           <w:p>
             <w:pPr>
-              <w:spacing w:after="0" w:line="250"/>
+              <w:spacing w:after="0" w:line="250" w:lineRule="exact"/>
               <w:jc w:val="center"/>
             </w:pPr>
             <w:r>
@@ -227,7 +227,7 @@
           </w:tcPr>
           <w:p>
             <w:pPr>
-              <w:spacing w:after="0" w:line="250"/>
+              <w:spacing w:after="0" w:line="250" w:lineRule="exact"/>
               <w:jc w:val="center"/>
             </w:pPr>
             <w:r>
@@ -258,7 +258,7 @@
           </w:tcPr>
           <w:p>
             <w:pPr>
-              <w:spacing w:after="0" w:line="250"/>
+              <w:spacing w:after="0" w:line="250" w:lineRule="exact"/>
             </w:pPr>
             <w:r>
               <w:rPr>
@@ -286,7 +286,7 @@
           </w:tcPr>
           <w:p>
             <w:pPr>
-              <w:spacing w:after="0" w:line="250"/>
+              <w:spacing w:after="0" w:line="250" w:lineRule="exact"/>
             </w:pPr>
             <w:r>
               <w:rPr>
@@ -314,7 +314,7 @@
           </w:tcPr>
           <w:p>
             <w:pPr>
-              <w:spacing w:after="0" w:line="250"/>
+              <w:spacing w:after="0" w:line="250" w:lineRule="exact"/>
             </w:pPr>
             <w:r>
               <w:rPr>
@@ -344,7 +344,7 @@
           </w:tcPr>
           <w:p>
             <w:pPr>
-              <w:spacing w:after="0" w:line="250"/>
+              <w:spacing w:after="0" w:line="250" w:lineRule="exact"/>
             </w:pPr>
             <w:r>
               <w:rPr>
@@ -372,7 +372,7 @@
           </w:tcPr>
           <w:p>
             <w:pPr>
-              <w:spacing w:after="0" w:line="250"/>
+              <w:spacing w:after="0" w:line="250" w:lineRule="exact"/>
             </w:pPr>
             <w:r>
               <w:rPr>
@@ -400,7 +400,7 @@
           </w:tcPr>
           <w:p>
             <w:pPr>
-              <w:spacing w:after="0" w:line="250"/>
+              <w:spacing w:after="0" w:line="250" w:lineRule="exact"/>
             </w:pPr>
             <w:r>
               <w:rPr>
@@ -430,7 +430,7 @@
           </w:tcPr>
           <w:p>
             <w:pPr>
-              <w:spacing w:after="0" w:line="250"/>
+              <w:spacing w:after="0" w:line="250" w:lineRule="exact"/>
             </w:pPr>
             <w:r>
               <w:rPr>
@@ -458,7 +458,7 @@
           </w:tcPr>
           <w:p>
             <w:pPr>
-              <w:spacing w:after="0" w:line="250"/>
+              <w:spacing w:after="0" w:line="250" w:lineRule="exact"/>
             </w:pPr>
             <w:r>
               <w:rPr>
@@ -486,7 +486,7 @@
           </w:tcPr>
           <w:p>
             <w:pPr>
-              <w:spacing w:after="0" w:line="250"/>
+              <w:spacing w:after="0" w:line="250" w:lineRule="exact"/>
             </w:pPr>
             <w:r>
               <w:rPr>
@@ -516,7 +516,7 @@
           </w:tcPr>
           <w:p>
             <w:pPr>
-              <w:spacing w:after="0" w:line="250"/>
+              <w:spacing w:after="0" w:line="250" w:lineRule="exact"/>
             </w:pPr>
             <w:r>
               <w:rPr>
@@ -544,7 +544,7 @@
           </w:tcPr>
           <w:p>
             <w:pPr>
-              <w:spacing w:after="0" w:line="250"/>
+              <w:spacing w:after="0" w:line="250" w:lineRule="exact"/>
             </w:pPr>
             <w:r>
               <w:rPr>
@@ -572,7 +572,7 @@
           </w:tcPr>
           <w:p>
             <w:pPr>
-              <w:spacing w:after="0" w:line="250"/>
+              <w:spacing w:after="0" w:line="250" w:lineRule="exact"/>
             </w:pPr>
             <w:r>
               <w:rPr>
@@ -602,7 +602,7 @@
           </w:tcPr>
           <w:p>
             <w:pPr>
-              <w:spacing w:after="0" w:line="250"/>
+              <w:spacing w:after="0" w:line="250" w:lineRule="exact"/>
             </w:pPr>
             <w:r>
               <w:rPr>
@@ -630,7 +630,7 @@
           </w:tcPr>
           <w:p>
             <w:pPr>
-              <w:spacing w:after="0" w:line="250"/>
+              <w:spacing w:after="0" w:line="250" w:lineRule="exact"/>
             </w:pPr>
             <w:r>
               <w:rPr>
@@ -658,7 +658,7 @@
           </w:tcPr>
           <w:p>
             <w:pPr>
-              <w:spacing w:after="0" w:line="250"/>
+              <w:spacing w:after="0" w:line="250" w:lineRule="exact"/>
             </w:pPr>
             <w:r>
               <w:rPr>
@@ -688,7 +688,7 @@
           </w:tcPr>
           <w:p>
             <w:pPr>
-              <w:spacing w:after="0" w:line="250"/>
+              <w:spacing w:after="0" w:line="250" w:lineRule="exact"/>
             </w:pPr>
             <w:r>
               <w:rPr>
@@ -716,7 +716,7 @@
           </w:tcPr>
           <w:p>
             <w:pPr>
-              <w:spacing w:after="0" w:line="250"/>
+              <w:spacing w:after="0" w:line="250" w:lineRule="exact"/>
             </w:pPr>
             <w:r>
               <w:rPr>
@@ -744,7 +744,7 @@
           </w:tcPr>
           <w:p>
             <w:pPr>
-              <w:spacing w:after="0" w:line="250"/>
+              <w:spacing w:after="0" w:line="250" w:lineRule="exact"/>
             </w:pPr>
             <w:r>
               <w:rPr>
@@ -774,7 +774,7 @@
           </w:tcPr>
           <w:p>
             <w:pPr>
-              <w:spacing w:after="0" w:line="250"/>
+              <w:spacing w:after="0" w:line="250" w:lineRule="exact"/>
             </w:pPr>
             <w:r>
               <w:rPr>
@@ -802,7 +802,7 @@
           </w:tcPr>
           <w:p>
             <w:pPr>
-              <w:spacing w:after="0" w:line="250"/>
+              <w:spacing w:after="0" w:line="250" w:lineRule="exact"/>
             </w:pPr>
             <w:r>
               <w:rPr>
@@ -830,7 +830,7 @@
           </w:tcPr>
           <w:p>
             <w:pPr>
-              <w:spacing w:after="0" w:line="250"/>
+              <w:spacing w:after="0" w:line="250" w:lineRule="exact"/>
             </w:pPr>
             <w:r>
               <w:rPr>
@@ -849,7 +849,7 @@
     </w:tbl>
     <w:p>
       <w:pPr>
-        <w:spacing w:after="200" w:line="300"/>
+        <w:spacing w:after="200" w:line="300" w:lineRule="exact"/>
       </w:pPr>
       <w:r>
         <w:rPr>
@@ -862,7 +862,7 @@
     </w:p>
     <w:p>
       <w:pPr>
-        <w:spacing w:after="120" w:line="300"/>
+        <w:spacing w:after="120" w:line="300" w:lineRule="exact"/>
       </w:pPr>
       <w:r>
         <w:rPr>
@@ -876,7 +876,7 @@
     </w:p>
     <w:p>
       <w:pPr>
-        <w:spacing w:after="200" w:line="300"/>
+        <w:spacing w:after="200" w:line="300" w:lineRule="exact"/>
       </w:pPr>
       <w:r>
         <w:rPr>
@@ -913,7 +913,7 @@
     </w:p>
     <w:p>
       <w:pPr>
-        <w:spacing w:after="160" w:line="300"/>
+        <w:spacing w:after="160" w:line="300" w:lineRule="exact"/>
       </w:pPr>
       <w:r>
         <w:rPr>
@@ -930,7 +930,7 @@
           <w:left w:val="single" w:color="C00000" w:sz="18" w:space="8"/>
         </w:pBdr>
         <w:shd w:fill="FFF3F3" w:val="clear"/>
-        <w:spacing w:after="200" w:before="60" w:line="280"/>
+        <w:spacing w:after="200" w:before="60" w:line="280" w:lineRule="exact"/>
         <w:ind w:left="200" w:right="200"/>
       </w:pPr>
       <w:r>
@@ -978,7 +978,7 @@
           </w:tcPr>
           <w:p>
             <w:pPr>
-              <w:spacing w:after="0" w:line="250"/>
+              <w:spacing w:after="0" w:line="250" w:lineRule="exact"/>
               <w:jc w:val="center"/>
             </w:pPr>
             <w:r>
@@ -1007,7 +1007,7 @@
           </w:tcPr>
           <w:p>
             <w:pPr>
-              <w:spacing w:after="0" w:line="250"/>
+              <w:spacing w:after="0" w:line="250" w:lineRule="exact"/>
               <w:jc w:val="center"/>
             </w:pPr>
             <w:r>
@@ -1036,7 +1036,7 @@
           </w:tcPr>
           <w:p>
             <w:pPr>
-              <w:spacing w:after="0" w:line="250"/>
+              <w:spacing w:after="0" w:line="250" w:lineRule="exact"/>
               <w:jc w:val="center"/>
             </w:pPr>
             <w:r>
@@ -1065,7 +1065,7 @@
           </w:tcPr>
           <w:p>
             <w:pPr>
-              <w:spacing w:after="0" w:line="250"/>
+              <w:spacing w:after="0" w:line="250" w:lineRule="exact"/>
               <w:jc w:val="center"/>
             </w:pPr>
             <w:r>
@@ -1096,7 +1096,7 @@
           </w:tcPr>
           <w:p>
             <w:pPr>
-              <w:spacing w:after="0" w:line="250"/>
+              <w:spacing w:after="0" w:line="250" w:lineRule="exact"/>
             </w:pPr>
             <w:r>
               <w:rPr>
@@ -1124,7 +1124,7 @@
           </w:tcPr>
           <w:p>
             <w:pPr>
-              <w:spacing w:after="0" w:line="250"/>
+              <w:spacing w:after="0" w:line="250" w:lineRule="exact"/>
             </w:pPr>
             <w:r>
               <w:rPr>
@@ -1152,7 +1152,7 @@
           </w:tcPr>
           <w:p>
             <w:pPr>
-              <w:spacing w:after="0" w:line="250"/>
+              <w:spacing w:after="0" w:line="250" w:lineRule="exact"/>
             </w:pPr>
             <w:r>
               <w:rPr>
@@ -1180,7 +1180,7 @@
           </w:tcPr>
           <w:p>
             <w:pPr>
-              <w:spacing w:after="0" w:line="250"/>
+              <w:spacing w:after="0" w:line="250" w:lineRule="exact"/>
             </w:pPr>
             <w:r>
               <w:rPr>
@@ -1210,7 +1210,7 @@
           </w:tcPr>
           <w:p>
             <w:pPr>
-              <w:spacing w:after="0" w:line="250"/>
+              <w:spacing w:after="0" w:line="250" w:lineRule="exact"/>
             </w:pPr>
             <w:r>
               <w:rPr>
@@ -1238,7 +1238,7 @@
           </w:tcPr>
           <w:p>
             <w:pPr>
-              <w:spacing w:after="0" w:line="250"/>
+              <w:spacing w:after="0" w:line="250" w:lineRule="exact"/>
             </w:pPr>
             <w:r>
               <w:rPr>
@@ -1266,7 +1266,7 @@
           </w:tcPr>
           <w:p>
             <w:pPr>
-              <w:spacing w:after="0" w:line="250"/>
+              <w:spacing w:after="0" w:line="250" w:lineRule="exact"/>
             </w:pPr>
             <w:r>
               <w:rPr>
@@ -1294,7 +1294,7 @@
           </w:tcPr>
           <w:p>
             <w:pPr>
-              <w:spacing w:after="0" w:line="250"/>
+              <w:spacing w:after="0" w:line="250" w:lineRule="exact"/>
             </w:pPr>
             <w:r>
               <w:rPr>
@@ -1324,7 +1324,7 @@
           </w:tcPr>
           <w:p>
             <w:pPr>
-              <w:spacing w:after="0" w:line="250"/>
+              <w:spacing w:after="0" w:line="250" w:lineRule="exact"/>
             </w:pPr>
             <w:r>
               <w:rPr>
@@ -1352,7 +1352,7 @@
           </w:tcPr>
           <w:p>
             <w:pPr>
-              <w:spacing w:after="0" w:line="250"/>
+              <w:spacing w:after="0" w:line="250" w:lineRule="exact"/>
             </w:pPr>
             <w:r>
               <w:rPr>
@@ -1380,7 +1380,7 @@
           </w:tcPr>
           <w:p>
             <w:pPr>
-              <w:spacing w:after="0" w:line="250"/>
+              <w:spacing w:after="0" w:line="250" w:lineRule="exact"/>
             </w:pPr>
             <w:r>
               <w:rPr>
@@ -1408,7 +1408,7 @@
           </w:tcPr>
           <w:p>
             <w:pPr>
-              <w:spacing w:after="0" w:line="250"/>
+              <w:spacing w:after="0" w:line="250" w:lineRule="exact"/>
             </w:pPr>
             <w:r>
               <w:rPr>
@@ -1438,7 +1438,7 @@
           </w:tcPr>
           <w:p>
             <w:pPr>
-              <w:spacing w:after="0" w:line="250"/>
+              <w:spacing w:after="0" w:line="250" w:lineRule="exact"/>
             </w:pPr>
             <w:r>
               <w:rPr>
@@ -1466,7 +1466,7 @@
           </w:tcPr>
           <w:p>
             <w:pPr>
-              <w:spacing w:after="0" w:line="250"/>
+              <w:spacing w:after="0" w:line="250" w:lineRule="exact"/>
             </w:pPr>
             <w:r>
               <w:rPr>
@@ -1494,7 +1494,7 @@
           </w:tcPr>
           <w:p>
             <w:pPr>
-              <w:spacing w:after="0" w:line="250"/>
+              <w:spacing w:after="0" w:line="250" w:lineRule="exact"/>
             </w:pPr>
             <w:r>
               <w:rPr>
@@ -1522,7 +1522,7 @@
           </w:tcPr>
           <w:p>
             <w:pPr>
-              <w:spacing w:after="0" w:line="250"/>
+              <w:spacing w:after="0" w:line="250" w:lineRule="exact"/>
             </w:pPr>
             <w:r>
               <w:rPr>
@@ -1552,7 +1552,7 @@
           </w:tcPr>
           <w:p>
             <w:pPr>
-              <w:spacing w:after="0" w:line="250"/>
+              <w:spacing w:after="0" w:line="250" w:lineRule="exact"/>
             </w:pPr>
             <w:r>
               <w:rPr>
@@ -1580,7 +1580,7 @@
           </w:tcPr>
           <w:p>
             <w:pPr>
-              <w:spacing w:after="0" w:line="250"/>
+              <w:spacing w:after="0" w:line="250" w:lineRule="exact"/>
             </w:pPr>
             <w:r>
               <w:rPr>
@@ -1608,7 +1608,7 @@
           </w:tcPr>
           <w:p>
             <w:pPr>
-              <w:spacing w:after="0" w:line="250"/>
+              <w:spacing w:after="0" w:line="250" w:lineRule="exact"/>
             </w:pPr>
             <w:r>
               <w:rPr>
@@ -1636,7 +1636,7 @@
           </w:tcPr>
           <w:p>
             <w:pPr>
-              <w:spacing w:after="0" w:line="250"/>
+              <w:spacing w:after="0" w:line="250" w:lineRule="exact"/>
             </w:pPr>
             <w:r>
               <w:rPr>
@@ -1666,7 +1666,7 @@
           </w:tcPr>
           <w:p>
             <w:pPr>
-              <w:spacing w:after="0" w:line="250"/>
+              <w:spacing w:after="0" w:line="250" w:lineRule="exact"/>
             </w:pPr>
             <w:r>
               <w:rPr>
@@ -1694,7 +1694,7 @@
           </w:tcPr>
           <w:p>
             <w:pPr>
-              <w:spacing w:after="0" w:line="250"/>
+              <w:spacing w:after="0" w:line="250" w:lineRule="exact"/>
             </w:pPr>
             <w:r>
               <w:rPr>
@@ -1722,7 +1722,7 @@
           </w:tcPr>
           <w:p>
             <w:pPr>
-              <w:spacing w:after="0" w:line="250"/>
+              <w:spacing w:after="0" w:line="250" w:lineRule="exact"/>
             </w:pPr>
             <w:r>
               <w:rPr>
@@ -1750,7 +1750,7 @@
           </w:tcPr>
           <w:p>
             <w:pPr>
-              <w:spacing w:after="0" w:line="250"/>
+              <w:spacing w:after="0" w:line="250" w:lineRule="exact"/>
             </w:pPr>
             <w:r>
               <w:rPr>
@@ -1780,7 +1780,7 @@
           </w:tcPr>
           <w:p>
             <w:pPr>
-              <w:spacing w:after="0" w:line="250"/>
+              <w:spacing w:after="0" w:line="250" w:lineRule="exact"/>
             </w:pPr>
             <w:r>
               <w:rPr>
@@ -1808,7 +1808,7 @@
           </w:tcPr>
           <w:p>
             <w:pPr>
-              <w:spacing w:after="0" w:line="250"/>
+              <w:spacing w:after="0" w:line="250" w:lineRule="exact"/>
             </w:pPr>
             <w:r>
               <w:rPr>
@@ -1836,7 +1836,7 @@
           </w:tcPr>
           <w:p>
             <w:pPr>
-              <w:spacing w:after="0" w:line="250"/>
+              <w:spacing w:after="0" w:line="250" w:lineRule="exact"/>
             </w:pPr>
             <w:r>
               <w:rPr>
@@ -1864,7 +1864,7 @@
           </w:tcPr>
           <w:p>
             <w:pPr>
-              <w:spacing w:after="0" w:line="250"/>
+              <w:spacing w:after="0" w:line="250" w:lineRule="exact"/>
             </w:pPr>
             <w:r>
               <w:rPr>
@@ -1894,7 +1894,7 @@
           </w:tcPr>
           <w:p>
             <w:pPr>
-              <w:spacing w:after="0" w:line="250"/>
+              <w:spacing w:after="0" w:line="250" w:lineRule="exact"/>
             </w:pPr>
             <w:r>
               <w:rPr>
@@ -1922,7 +1922,7 @@
           </w:tcPr>
           <w:p>
             <w:pPr>
-              <w:spacing w:after="0" w:line="250"/>
+              <w:spacing w:after="0" w:line="250" w:lineRule="exact"/>
             </w:pPr>
             <w:r>
               <w:rPr>
@@ -1950,7 +1950,7 @@
           </w:tcPr>
           <w:p>
             <w:pPr>
-              <w:spacing w:after="0" w:line="250"/>
+              <w:spacing w:after="0" w:line="250" w:lineRule="exact"/>
             </w:pPr>
             <w:r>
               <w:rPr>
@@ -1978,7 +1978,7 @@
           </w:tcPr>
           <w:p>
             <w:pPr>
-              <w:spacing w:after="0" w:line="250"/>
+              <w:spacing w:after="0" w:line="250" w:lineRule="exact"/>
             </w:pPr>
             <w:r>
               <w:rPr>
@@ -2008,7 +2008,7 @@
           </w:tcPr>
           <w:p>
             <w:pPr>
-              <w:spacing w:after="0" w:line="250"/>
+              <w:spacing w:after="0" w:line="250" w:lineRule="exact"/>
             </w:pPr>
             <w:r>
               <w:rPr>
@@ -2036,7 +2036,7 @@
           </w:tcPr>
           <w:p>
             <w:pPr>
-              <w:spacing w:after="0" w:line="250"/>
+              <w:spacing w:after="0" w:line="250" w:lineRule="exact"/>
             </w:pPr>
             <w:r>
               <w:rPr>
@@ -2064,7 +2064,7 @@
           </w:tcPr>
           <w:p>
             <w:pPr>
-              <w:spacing w:after="0" w:line="250"/>
+              <w:spacing w:after="0" w:line="250" w:lineRule="exact"/>
             </w:pPr>
             <w:r>
               <w:rPr>
@@ -2092,7 +2092,7 @@
           </w:tcPr>
           <w:p>
             <w:pPr>
-              <w:spacing w:after="0" w:line="250"/>
+              <w:spacing w:after="0" w:line="250" w:lineRule="exact"/>
             </w:pPr>
             <w:r>
               <w:rPr>
@@ -2122,7 +2122,7 @@
           </w:tcPr>
           <w:p>
             <w:pPr>
-              <w:spacing w:after="0" w:line="250"/>
+              <w:spacing w:after="0" w:line="250" w:lineRule="exact"/>
             </w:pPr>
             <w:r>
               <w:rPr>
@@ -2150,7 +2150,7 @@
           </w:tcPr>
           <w:p>
             <w:pPr>
-              <w:spacing w:after="0" w:line="250"/>
+              <w:spacing w:after="0" w:line="250" w:lineRule="exact"/>
             </w:pPr>
             <w:r>
               <w:rPr>
@@ -2178,7 +2178,7 @@
           </w:tcPr>
           <w:p>
             <w:pPr>
-              <w:spacing w:after="0" w:line="250"/>
+              <w:spacing w:after="0" w:line="250" w:lineRule="exact"/>
             </w:pPr>
             <w:r>
               <w:rPr>
@@ -2206,7 +2206,7 @@
           </w:tcPr>
           <w:p>
             <w:pPr>
-              <w:spacing w:after="0" w:line="250"/>
+              <w:spacing w:after="0" w:line="250" w:lineRule="exact"/>
             </w:pPr>
             <w:r>
               <w:rPr>
@@ -2248,7 +2248,7 @@
     </w:p>
     <w:p>
       <w:pPr>
-        <w:spacing w:after="160" w:line="300"/>
+        <w:spacing w:after="160" w:line="300" w:lineRule="exact"/>
       </w:pPr>
       <w:r>
         <w:rPr>
@@ -2265,7 +2265,7 @@
           <w:left w:val="single" w:color="C00000" w:sz="18" w:space="8"/>
         </w:pBdr>
         <w:shd w:fill="FFF3F3" w:val="clear"/>
-        <w:spacing w:after="200" w:before="60" w:line="280"/>
+        <w:spacing w:after="200" w:before="60" w:line="280" w:lineRule="exact"/>
         <w:ind w:left="200" w:right="200"/>
       </w:pPr>
       <w:r>
@@ -2313,7 +2313,7 @@
           </w:tcPr>
           <w:p>
             <w:pPr>
-              <w:spacing w:after="0" w:line="250"/>
+              <w:spacing w:after="0" w:line="250" w:lineRule="exact"/>
               <w:jc w:val="center"/>
             </w:pPr>
             <w:r>
@@ -2342,7 +2342,7 @@
           </w:tcPr>
           <w:p>
             <w:pPr>
-              <w:spacing w:after="0" w:line="250"/>
+              <w:spacing w:after="0" w:line="250" w:lineRule="exact"/>
               <w:jc w:val="center"/>
             </w:pPr>
             <w:r>
@@ -2371,7 +2371,7 @@
           </w:tcPr>
           <w:p>
             <w:pPr>
-              <w:spacing w:after="0" w:line="250"/>
+              <w:spacing w:after="0" w:line="250" w:lineRule="exact"/>
               <w:jc w:val="center"/>
             </w:pPr>
             <w:r>
@@ -2400,7 +2400,7 @@
           </w:tcPr>
           <w:p>
             <w:pPr>
-              <w:spacing w:after="0" w:line="250"/>
+              <w:spacing w:after="0" w:line="250" w:lineRule="exact"/>
               <w:jc w:val="center"/>
             </w:pPr>
             <w:r>
@@ -2431,7 +2431,7 @@
           </w:tcPr>
           <w:p>
             <w:pPr>
-              <w:spacing w:after="0" w:line="250"/>
+              <w:spacing w:after="0" w:line="250" w:lineRule="exact"/>
             </w:pPr>
             <w:r>
               <w:rPr>
@@ -2459,7 +2459,7 @@
           </w:tcPr>
           <w:p>
             <w:pPr>
-              <w:spacing w:after="0" w:line="250"/>
+              <w:spacing w:after="0" w:line="250" w:lineRule="exact"/>
             </w:pPr>
             <w:r>
               <w:rPr>
@@ -2487,7 +2487,7 @@
           </w:tcPr>
           <w:p>
             <w:pPr>
-              <w:spacing w:after="0" w:line="250"/>
+              <w:spacing w:after="0" w:line="250" w:lineRule="exact"/>
             </w:pPr>
             <w:r>
               <w:rPr>
@@ -2515,7 +2515,7 @@
           </w:tcPr>
           <w:p>
             <w:pPr>
-              <w:spacing w:after="0" w:line="250"/>
+              <w:spacing w:after="0" w:line="250" w:lineRule="exact"/>
             </w:pPr>
             <w:r>
               <w:rPr>
@@ -2545,7 +2545,7 @@
           </w:tcPr>
           <w:p>
             <w:pPr>
-              <w:spacing w:after="0" w:line="250"/>
+              <w:spacing w:after="0" w:line="250" w:lineRule="exact"/>
             </w:pPr>
             <w:r>
               <w:rPr>
@@ -2573,7 +2573,7 @@
           </w:tcPr>
           <w:p>
             <w:pPr>
-              <w:spacing w:after="0" w:line="250"/>
+              <w:spacing w:after="0" w:line="250" w:lineRule="exact"/>
             </w:pPr>
             <w:r>
               <w:rPr>
@@ -2601,7 +2601,7 @@
           </w:tcPr>
           <w:p>
             <w:pPr>
-              <w:spacing w:after="0" w:line="250"/>
+              <w:spacing w:after="0" w:line="250" w:lineRule="exact"/>
             </w:pPr>
             <w:r>
               <w:rPr>
@@ -2629,7 +2629,7 @@
           </w:tcPr>
           <w:p>
             <w:pPr>
-              <w:spacing w:after="0" w:line="250"/>
+              <w:spacing w:after="0" w:line="250" w:lineRule="exact"/>
             </w:pPr>
             <w:r>
               <w:rPr>
@@ -2659,7 +2659,7 @@
           </w:tcPr>
           <w:p>
             <w:pPr>
-              <w:spacing w:after="0" w:line="250"/>
+              <w:spacing w:after="0" w:line="250" w:lineRule="exact"/>
             </w:pPr>
             <w:r>
               <w:rPr>
@@ -2687,7 +2687,7 @@
           </w:tcPr>
           <w:p>
             <w:pPr>
-              <w:spacing w:after="0" w:line="250"/>
+              <w:spacing w:after="0" w:line="250" w:lineRule="exact"/>
             </w:pPr>
             <w:r>
               <w:rPr>
@@ -2715,7 +2715,7 @@
           </w:tcPr>
           <w:p>
             <w:pPr>
-              <w:spacing w:after="0" w:line="250"/>
+              <w:spacing w:after="0" w:line="250" w:lineRule="exact"/>
             </w:pPr>
             <w:r>
               <w:rPr>
@@ -2743,7 +2743,7 @@
           </w:tcPr>
           <w:p>
             <w:pPr>
-              <w:spacing w:after="0" w:line="250"/>
+              <w:spacing w:after="0" w:line="250" w:lineRule="exact"/>
             </w:pPr>
             <w:r>
               <w:rPr>
@@ -2773,7 +2773,7 @@
           </w:tcPr>
           <w:p>
             <w:pPr>
-              <w:spacing w:after="0" w:line="250"/>
+              <w:spacing w:after="0" w:line="250" w:lineRule="exact"/>
             </w:pPr>
             <w:r>
               <w:rPr>
@@ -2801,7 +2801,7 @@
           </w:tcPr>
           <w:p>
             <w:pPr>
-              <w:spacing w:after="0" w:line="250"/>
+              <w:spacing w:after="0" w:line="250" w:lineRule="exact"/>
             </w:pPr>
             <w:r>
               <w:rPr>
@@ -2829,7 +2829,7 @@
           </w:tcPr>
           <w:p>
             <w:pPr>
-              <w:spacing w:after="0" w:line="250"/>
+              <w:spacing w:after="0" w:line="250" w:lineRule="exact"/>
             </w:pPr>
             <w:r>
               <w:rPr>
@@ -2857,7 +2857,7 @@
           </w:tcPr>
           <w:p>
             <w:pPr>
-              <w:spacing w:after="0" w:line="250"/>
+              <w:spacing w:after="0" w:line="250" w:lineRule="exact"/>
             </w:pPr>
             <w:r>
               <w:rPr>
@@ -2887,7 +2887,7 @@
           </w:tcPr>
           <w:p>
             <w:pPr>
-              <w:spacing w:after="0" w:line="250"/>
+              <w:spacing w:after="0" w:line="250" w:lineRule="exact"/>
             </w:pPr>
             <w:r>
               <w:rPr>
@@ -2915,7 +2915,7 @@
           </w:tcPr>
           <w:p>
             <w:pPr>
-              <w:spacing w:after="0" w:line="250"/>
+              <w:spacing w:after="0" w:line="250" w:lineRule="exact"/>
             </w:pPr>
             <w:r>
               <w:rPr>
@@ -2943,7 +2943,7 @@
           </w:tcPr>
           <w:p>
             <w:pPr>
-              <w:spacing w:after="0" w:line="250"/>
+              <w:spacing w:after="0" w:line="250" w:lineRule="exact"/>
             </w:pPr>
             <w:r>
               <w:rPr>
@@ -2971,7 +2971,7 @@
           </w:tcPr>
           <w:p>
             <w:pPr>
-              <w:spacing w:after="0" w:line="250"/>
+              <w:spacing w:after="0" w:line="250" w:lineRule="exact"/>
             </w:pPr>
             <w:r>
               <w:rPr>
@@ -3013,7 +3013,7 @@
     </w:p>
     <w:p>
       <w:pPr>
-        <w:spacing w:after="160" w:line="300"/>
+        <w:spacing w:after="160" w:line="300" w:lineRule="exact"/>
       </w:pPr>
       <w:r>
         <w:rPr>
@@ -3030,7 +3030,7 @@
           <w:left w:val="single" w:color="C00000" w:sz="18" w:space="8"/>
         </w:pBdr>
         <w:shd w:fill="FFF3F3" w:val="clear"/>
-        <w:spacing w:after="200" w:before="60" w:line="280"/>
+        <w:spacing w:after="200" w:before="60" w:line="280" w:lineRule="exact"/>
         <w:ind w:left="200" w:right="200"/>
       </w:pPr>
       <w:r>
@@ -3078,7 +3078,7 @@
           </w:tcPr>
           <w:p>
             <w:pPr>
-              <w:spacing w:after="0" w:line="250"/>
+              <w:spacing w:after="0" w:line="250" w:lineRule="exact"/>
               <w:jc w:val="center"/>
             </w:pPr>
             <w:r>
@@ -3107,7 +3107,7 @@
           </w:tcPr>
           <w:p>
             <w:pPr>
-              <w:spacing w:after="0" w:line="250"/>
+              <w:spacing w:after="0" w:line="250" w:lineRule="exact"/>
               <w:jc w:val="center"/>
             </w:pPr>
             <w:r>
@@ -3136,7 +3136,7 @@
           </w:tcPr>
           <w:p>
             <w:pPr>
-              <w:spacing w:after="0" w:line="250"/>
+              <w:spacing w:after="0" w:line="250" w:lineRule="exact"/>
               <w:jc w:val="center"/>
             </w:pPr>
             <w:r>
@@ -3165,7 +3165,7 @@
           </w:tcPr>
           <w:p>
             <w:pPr>
-              <w:spacing w:after="0" w:line="250"/>
+              <w:spacing w:after="0" w:line="250" w:lineRule="exact"/>
               <w:jc w:val="center"/>
             </w:pPr>
             <w:r>
@@ -3196,7 +3196,7 @@
           </w:tcPr>
           <w:p>
             <w:pPr>
-              <w:spacing w:after="0" w:line="250"/>
+              <w:spacing w:after="0" w:line="250" w:lineRule="exact"/>
             </w:pPr>
             <w:r>
               <w:rPr>
@@ -3224,7 +3224,7 @@
           </w:tcPr>
           <w:p>
             <w:pPr>
-              <w:spacing w:after="0" w:line="250"/>
+              <w:spacing w:after="0" w:line="250" w:lineRule="exact"/>
             </w:pPr>
             <w:r>
               <w:rPr>
@@ -3252,7 +3252,7 @@
           </w:tcPr>
           <w:p>
             <w:pPr>
-              <w:spacing w:after="0" w:line="250"/>
+              <w:spacing w:after="0" w:line="250" w:lineRule="exact"/>
             </w:pPr>
             <w:r>
               <w:rPr>
@@ -3280,7 +3280,7 @@
           </w:tcPr>
           <w:p>
             <w:pPr>
-              <w:spacing w:after="0" w:line="250"/>
+              <w:spacing w:after="0" w:line="250" w:lineRule="exact"/>
             </w:pPr>
             <w:r>
               <w:rPr>
@@ -3310,7 +3310,7 @@
           </w:tcPr>
           <w:p>
             <w:pPr>
-              <w:spacing w:after="0" w:line="250"/>
+              <w:spacing w:after="0" w:line="250" w:lineRule="exact"/>
             </w:pPr>
             <w:r>
               <w:rPr>
@@ -3338,7 +3338,7 @@
           </w:tcPr>
           <w:p>
             <w:pPr>
-              <w:spacing w:after="0" w:line="250"/>
+              <w:spacing w:after="0" w:line="250" w:lineRule="exact"/>
             </w:pPr>
             <w:r>
               <w:rPr>
@@ -3366,7 +3366,7 @@
           </w:tcPr>
           <w:p>
             <w:pPr>
-              <w:spacing w:after="0" w:line="250"/>
+              <w:spacing w:after="0" w:line="250" w:lineRule="exact"/>
             </w:pPr>
             <w:r>
               <w:rPr>
@@ -3394,7 +3394,7 @@
           </w:tcPr>
           <w:p>
             <w:pPr>
-              <w:spacing w:after="0" w:line="250"/>
+              <w:spacing w:after="0" w:line="250" w:lineRule="exact"/>
             </w:pPr>
             <w:r>
               <w:rPr>
@@ -3424,7 +3424,7 @@
           </w:tcPr>
           <w:p>
             <w:pPr>
-              <w:spacing w:after="0" w:line="250"/>
+              <w:spacing w:after="0" w:line="250" w:lineRule="exact"/>
             </w:pPr>
             <w:r>
               <w:rPr>
@@ -3452,7 +3452,7 @@
           </w:tcPr>
           <w:p>
             <w:pPr>
-              <w:spacing w:after="0" w:line="250"/>
+              <w:spacing w:after="0" w:line="250" w:lineRule="exact"/>
             </w:pPr>
             <w:r>
               <w:rPr>
@@ -3480,7 +3480,7 @@
           </w:tcPr>
           <w:p>
             <w:pPr>
-              <w:spacing w:after="0" w:line="250"/>
+              <w:spacing w:after="0" w:line="250" w:lineRule="exact"/>
             </w:pPr>
             <w:r>
               <w:rPr>
@@ -3508,7 +3508,7 @@
           </w:tcPr>
           <w:p>
             <w:pPr>
-              <w:spacing w:after="0" w:line="250"/>
+              <w:spacing w:after="0" w:line="250" w:lineRule="exact"/>
             </w:pPr>
             <w:r>
               <w:rPr>
@@ -3538,7 +3538,7 @@
           </w:tcPr>
           <w:p>
             <w:pPr>
-              <w:spacing w:after="0" w:line="250"/>
+              <w:spacing w:after="0" w:line="250" w:lineRule="exact"/>
             </w:pPr>
             <w:r>
               <w:rPr>
@@ -3566,7 +3566,7 @@
           </w:tcPr>
           <w:p>
             <w:pPr>
-              <w:spacing w:after="0" w:line="250"/>
+              <w:spacing w:after="0" w:line="250" w:lineRule="exact"/>
             </w:pPr>
             <w:r>
               <w:rPr>
@@ -3594,7 +3594,7 @@
           </w:tcPr>
           <w:p>
             <w:pPr>
-              <w:spacing w:after="0" w:line="250"/>
+              <w:spacing w:after="0" w:line="250" w:lineRule="exact"/>
             </w:pPr>
             <w:r>
               <w:rPr>
@@ -3622,7 +3622,7 @@
           </w:tcPr>
           <w:p>
             <w:pPr>
-              <w:spacing w:after="0" w:line="250"/>
+              <w:spacing w:after="0" w:line="250" w:lineRule="exact"/>
             </w:pPr>
             <w:r>
               <w:rPr>
@@ -3652,7 +3652,7 @@
           </w:tcPr>
           <w:p>
             <w:pPr>
-              <w:spacing w:after="0" w:line="250"/>
+              <w:spacing w:after="0" w:line="250" w:lineRule="exact"/>
             </w:pPr>
             <w:r>
               <w:rPr>
@@ -3680,7 +3680,7 @@
           </w:tcPr>
           <w:p>
             <w:pPr>
-              <w:spacing w:after="0" w:line="250"/>
+              <w:spacing w:after="0" w:line="250" w:lineRule="exact"/>
             </w:pPr>
             <w:r>
               <w:rPr>
@@ -3708,7 +3708,7 @@
           </w:tcPr>
           <w:p>
             <w:pPr>
-              <w:spacing w:after="0" w:line="250"/>
+              <w:spacing w:after="0" w:line="250" w:lineRule="exact"/>
             </w:pPr>
             <w:r>
               <w:rPr>
@@ -3736,7 +3736,7 @@
           </w:tcPr>
           <w:p>
             <w:pPr>
-              <w:spacing w:after="0" w:line="250"/>
+              <w:spacing w:after="0" w:line="250" w:lineRule="exact"/>
             </w:pPr>
             <w:r>
               <w:rPr>
@@ -3766,7 +3766,7 @@
           </w:tcPr>
           <w:p>
             <w:pPr>
-              <w:spacing w:after="0" w:line="250"/>
+              <w:spacing w:after="0" w:line="250" w:lineRule="exact"/>
             </w:pPr>
             <w:r>
               <w:rPr>
@@ -3794,7 +3794,7 @@
           </w:tcPr>
           <w:p>
             <w:pPr>
-              <w:spacing w:after="0" w:line="250"/>
+              <w:spacing w:after="0" w:line="250" w:lineRule="exact"/>
             </w:pPr>
             <w:r>
               <w:rPr>
@@ -3822,7 +3822,7 @@
           </w:tcPr>
           <w:p>
             <w:pPr>
-              <w:spacing w:after="0" w:line="250"/>
+              <w:spacing w:after="0" w:line="250" w:lineRule="exact"/>
             </w:pPr>
             <w:r>
               <w:rPr>
@@ -3850,7 +3850,7 @@
           </w:tcPr>
           <w:p>
             <w:pPr>
-              <w:spacing w:after="0" w:line="250"/>
+              <w:spacing w:after="0" w:line="250" w:lineRule="exact"/>
             </w:pPr>
             <w:r>
               <w:rPr>
@@ -3880,7 +3880,7 @@
           </w:tcPr>
           <w:p>
             <w:pPr>
-              <w:spacing w:after="0" w:line="250"/>
+              <w:spacing w:after="0" w:line="250" w:lineRule="exact"/>
             </w:pPr>
             <w:r>
               <w:rPr>
@@ -3908,7 +3908,7 @@
           </w:tcPr>
           <w:p>
             <w:pPr>
-              <w:spacing w:after="0" w:line="250"/>
+              <w:spacing w:after="0" w:line="250" w:lineRule="exact"/>
             </w:pPr>
             <w:r>
               <w:rPr>
@@ -3936,7 +3936,7 @@
           </w:tcPr>
           <w:p>
             <w:pPr>
-              <w:spacing w:after="0" w:line="250"/>
+              <w:spacing w:after="0" w:line="250" w:lineRule="exact"/>
             </w:pPr>
             <w:r>
               <w:rPr>
@@ -3964,7 +3964,7 @@
           </w:tcPr>
           <w:p>
             <w:pPr>
-              <w:spacing w:after="0" w:line="250"/>
+              <w:spacing w:after="0" w:line="250" w:lineRule="exact"/>
             </w:pPr>
             <w:r>
               <w:rPr>
@@ -3994,7 +3994,7 @@
           </w:tcPr>
           <w:p>
             <w:pPr>
-              <w:spacing w:after="0" w:line="250"/>
+              <w:spacing w:after="0" w:line="250" w:lineRule="exact"/>
             </w:pPr>
             <w:r>
               <w:rPr>
@@ -4022,7 +4022,7 @@
           </w:tcPr>
           <w:p>
             <w:pPr>
-              <w:spacing w:after="0" w:line="250"/>
+              <w:spacing w:after="0" w:line="250" w:lineRule="exact"/>
             </w:pPr>
             <w:r>
               <w:rPr>
@@ -4050,7 +4050,7 @@
           </w:tcPr>
           <w:p>
             <w:pPr>
-              <w:spacing w:after="0" w:line="250"/>
+              <w:spacing w:after="0" w:line="250" w:lineRule="exact"/>
             </w:pPr>
             <w:r>
               <w:rPr>
@@ -4078,7 +4078,7 @@
           </w:tcPr>
           <w:p>
             <w:pPr>
-              <w:spacing w:after="0" w:line="250"/>
+              <w:spacing w:after="0" w:line="250" w:lineRule="exact"/>
             </w:pPr>
             <w:r>
               <w:rPr>
@@ -4108,7 +4108,7 @@
           </w:tcPr>
           <w:p>
             <w:pPr>
-              <w:spacing w:after="0" w:line="250"/>
+              <w:spacing w:after="0" w:line="250" w:lineRule="exact"/>
             </w:pPr>
             <w:r>
               <w:rPr>
@@ -4136,7 +4136,7 @@
           </w:tcPr>
           <w:p>
             <w:pPr>
-              <w:spacing w:after="0" w:line="250"/>
+              <w:spacing w:after="0" w:line="250" w:lineRule="exact"/>
             </w:pPr>
             <w:r>
               <w:rPr>
@@ -4164,7 +4164,7 @@
           </w:tcPr>
           <w:p>
             <w:pPr>
-              <w:spacing w:after="0" w:line="250"/>
+              <w:spacing w:after="0" w:line="250" w:lineRule="exact"/>
             </w:pPr>
             <w:r>
               <w:rPr>
@@ -4192,7 +4192,7 @@
           </w:tcPr>
           <w:p>
             <w:pPr>
-              <w:spacing w:after="0" w:line="250"/>
+              <w:spacing w:after="0" w:line="250" w:lineRule="exact"/>
             </w:pPr>
             <w:r>
               <w:rPr>
@@ -4234,7 +4234,7 @@
     </w:p>
     <w:p>
       <w:pPr>
-        <w:spacing w:after="160" w:line="300"/>
+        <w:spacing w:after="160" w:line="300" w:lineRule="exact"/>
       </w:pPr>
       <w:r>
         <w:rPr>
@@ -4251,7 +4251,7 @@
           <w:left w:val="single" w:color="C00000" w:sz="18" w:space="8"/>
         </w:pBdr>
         <w:shd w:fill="FFF3F3" w:val="clear"/>
-        <w:spacing w:after="200" w:before="60" w:line="280"/>
+        <w:spacing w:after="200" w:before="60" w:line="280" w:lineRule="exact"/>
         <w:ind w:left="200" w:right="200"/>
       </w:pPr>
       <w:r>
@@ -4299,7 +4299,7 @@
           </w:tcPr>
           <w:p>
             <w:pPr>
-              <w:spacing w:after="0" w:line="250"/>
+              <w:spacing w:after="0" w:line="250" w:lineRule="exact"/>
               <w:jc w:val="center"/>
             </w:pPr>
             <w:r>
@@ -4328,7 +4328,7 @@
           </w:tcPr>
           <w:p>
             <w:pPr>
-              <w:spacing w:after="0" w:line="250"/>
+              <w:spacing w:after="0" w:line="250" w:lineRule="exact"/>
               <w:jc w:val="center"/>
             </w:pPr>
             <w:r>
@@ -4357,7 +4357,7 @@
           </w:tcPr>
           <w:p>
             <w:pPr>
-              <w:spacing w:after="0" w:line="250"/>
+              <w:spacing w:after="0" w:line="250" w:lineRule="exact"/>
               <w:jc w:val="center"/>
             </w:pPr>
             <w:r>
@@ -4386,7 +4386,7 @@
           </w:tcPr>
           <w:p>
             <w:pPr>
-              <w:spacing w:after="0" w:line="250"/>
+              <w:spacing w:after="0" w:line="250" w:lineRule="exact"/>
               <w:jc w:val="center"/>
             </w:pPr>
             <w:r>
@@ -4417,7 +4417,7 @@
           </w:tcPr>
           <w:p>
             <w:pPr>
-              <w:spacing w:after="0" w:line="250"/>
+              <w:spacing w:after="0" w:line="250" w:lineRule="exact"/>
             </w:pPr>
             <w:r>
               <w:rPr>
@@ -4445,7 +4445,7 @@
           </w:tcPr>
           <w:p>
             <w:pPr>
-              <w:spacing w:after="0" w:line="250"/>
+              <w:spacing w:after="0" w:line="250" w:lineRule="exact"/>
             </w:pPr>
             <w:r>
               <w:rPr>
@@ -4473,7 +4473,7 @@
           </w:tcPr>
           <w:p>
             <w:pPr>
-              <w:spacing w:after="0" w:line="250"/>
+              <w:spacing w:after="0" w:line="250" w:lineRule="exact"/>
             </w:pPr>
             <w:r>
               <w:rPr>
@@ -4501,7 +4501,7 @@
           </w:tcPr>
           <w:p>
             <w:pPr>
-              <w:spacing w:after="0" w:line="250"/>
+              <w:spacing w:after="0" w:line="250" w:lineRule="exact"/>
             </w:pPr>
             <w:r>
               <w:rPr>
@@ -4531,7 +4531,7 @@
           </w:tcPr>
           <w:p>
             <w:pPr>
-              <w:spacing w:after="0" w:line="250"/>
+              <w:spacing w:after="0" w:line="250" w:lineRule="exact"/>
             </w:pPr>
             <w:r>
               <w:rPr>
@@ -4559,7 +4559,7 @@
           </w:tcPr>
           <w:p>
             <w:pPr>
-              <w:spacing w:after="0" w:line="250"/>
+              <w:spacing w:after="0" w:line="250" w:lineRule="exact"/>
             </w:pPr>
             <w:r>
               <w:rPr>
@@ -4587,7 +4587,7 @@
           </w:tcPr>
           <w:p>
             <w:pPr>
-              <w:spacing w:after="0" w:line="250"/>
+              <w:spacing w:after="0" w:line="250" w:lineRule="exact"/>
             </w:pPr>
             <w:r>
               <w:rPr>
@@ -4615,7 +4615,7 @@
           </w:tcPr>
           <w:p>
             <w:pPr>
-              <w:spacing w:after="0" w:line="250"/>
+              <w:spacing w:after="0" w:line="250" w:lineRule="exact"/>
             </w:pPr>
             <w:r>
               <w:rPr>
@@ -4645,7 +4645,7 @@
           </w:tcPr>
           <w:p>
             <w:pPr>
-              <w:spacing w:after="0" w:line="250"/>
+              <w:spacing w:after="0" w:line="250" w:lineRule="exact"/>
             </w:pPr>
             <w:r>
               <w:rPr>
@@ -4673,7 +4673,7 @@
           </w:tcPr>
           <w:p>
             <w:pPr>
-              <w:spacing w:after="0" w:line="250"/>
+              <w:spacing w:after="0" w:line="250" w:lineRule="exact"/>
             </w:pPr>
             <w:r>
               <w:rPr>
@@ -4701,7 +4701,7 @@
           </w:tcPr>
           <w:p>
             <w:pPr>
-              <w:spacing w:after="0" w:line="250"/>
+              <w:spacing w:after="0" w:line="250" w:lineRule="exact"/>
             </w:pPr>
             <w:r>
               <w:rPr>
@@ -4729,7 +4729,7 @@
           </w:tcPr>
           <w:p>
             <w:pPr>
-              <w:spacing w:after="0" w:line="250"/>
+              <w:spacing w:after="0" w:line="250" w:lineRule="exact"/>
             </w:pPr>
             <w:r>
               <w:rPr>
@@ -4759,7 +4759,7 @@
           </w:tcPr>
           <w:p>
             <w:pPr>
-              <w:spacing w:after="0" w:line="250"/>
+              <w:spacing w:after="0" w:line="250" w:lineRule="exact"/>
             </w:pPr>
             <w:r>
               <w:rPr>
@@ -4787,7 +4787,7 @@
           </w:tcPr>
           <w:p>
             <w:pPr>
-              <w:spacing w:after="0" w:line="250"/>
+              <w:spacing w:after="0" w:line="250" w:lineRule="exact"/>
             </w:pPr>
             <w:r>
               <w:rPr>
@@ -4815,7 +4815,7 @@
           </w:tcPr>
           <w:p>
             <w:pPr>
-              <w:spacing w:after="0" w:line="250"/>
+              <w:spacing w:after="0" w:line="250" w:lineRule="exact"/>
             </w:pPr>
             <w:r>
               <w:rPr>
@@ -4843,7 +4843,7 @@
           </w:tcPr>
           <w:p>
             <w:pPr>
-              <w:spacing w:after="0" w:line="250"/>
+              <w:spacing w:after="0" w:line="250" w:lineRule="exact"/>
             </w:pPr>
             <w:r>
               <w:rPr>
@@ -4885,7 +4885,7 @@
     </w:p>
     <w:p>
       <w:pPr>
-        <w:spacing w:after="160" w:line="300"/>
+        <w:spacing w:after="160" w:line="300" w:lineRule="exact"/>
       </w:pPr>
       <w:r>
         <w:rPr>
@@ -4902,7 +4902,7 @@
           <w:left w:val="single" w:color="C00000" w:sz="18" w:space="8"/>
         </w:pBdr>
         <w:shd w:fill="FFF3F3" w:val="clear"/>
-        <w:spacing w:after="200" w:before="60" w:line="280"/>
+        <w:spacing w:after="200" w:before="60" w:line="280" w:lineRule="exact"/>
         <w:ind w:left="200" w:right="200"/>
       </w:pPr>
       <w:r>
@@ -4949,7 +4949,7 @@
           </w:tcPr>
           <w:p>
             <w:pPr>
-              <w:spacing w:after="0" w:line="250"/>
+              <w:spacing w:after="0" w:line="250" w:lineRule="exact"/>
               <w:jc w:val="center"/>
             </w:pPr>
             <w:r>
@@ -4978,7 +4978,7 @@
           </w:tcPr>
           <w:p>
             <w:pPr>
-              <w:spacing w:after="0" w:line="250"/>
+              <w:spacing w:after="0" w:line="250" w:lineRule="exact"/>
               <w:jc w:val="center"/>
             </w:pPr>
             <w:r>
@@ -5007,7 +5007,7 @@
           </w:tcPr>
           <w:p>
             <w:pPr>
-              <w:spacing w:after="0" w:line="250"/>
+              <w:spacing w:after="0" w:line="250" w:lineRule="exact"/>
               <w:jc w:val="center"/>
             </w:pPr>
             <w:r>
@@ -5038,7 +5038,7 @@
           </w:tcPr>
           <w:p>
             <w:pPr>
-              <w:spacing w:after="0" w:line="250"/>
+              <w:spacing w:after="0" w:line="250" w:lineRule="exact"/>
             </w:pPr>
             <w:r>
               <w:rPr>
@@ -5066,7 +5066,7 @@
           </w:tcPr>
           <w:p>
             <w:pPr>
-              <w:spacing w:after="0" w:line="250"/>
+              <w:spacing w:after="0" w:line="250" w:lineRule="exact"/>
             </w:pPr>
             <w:r>
               <w:rPr>
@@ -5094,7 +5094,7 @@
           </w:tcPr>
           <w:p>
             <w:pPr>
-              <w:spacing w:after="0" w:line="250"/>
+              <w:spacing w:after="0" w:line="250" w:lineRule="exact"/>
             </w:pPr>
             <w:r>
               <w:rPr>
@@ -5124,7 +5124,7 @@
           </w:tcPr>
           <w:p>
             <w:pPr>
-              <w:spacing w:after="0" w:line="250"/>
+              <w:spacing w:after="0" w:line="250" w:lineRule="exact"/>
             </w:pPr>
             <w:r>
               <w:rPr>
@@ -5152,7 +5152,7 @@
           </w:tcPr>
           <w:p>
             <w:pPr>
-              <w:spacing w:after="0" w:line="250"/>
+              <w:spacing w:after="0" w:line="250" w:lineRule="exact"/>
             </w:pPr>
             <w:r>
               <w:rPr>
@@ -5180,7 +5180,7 @@
           </w:tcPr>
           <w:p>
             <w:pPr>
-              <w:spacing w:after="0" w:line="250"/>
+              <w:spacing w:after="0" w:line="250" w:lineRule="exact"/>
             </w:pPr>
             <w:r>
               <w:rPr>
@@ -5210,7 +5210,7 @@
           </w:tcPr>
           <w:p>
             <w:pPr>
-              <w:spacing w:after="0" w:line="250"/>
+              <w:spacing w:after="0" w:line="250" w:lineRule="exact"/>
             </w:pPr>
             <w:r>
               <w:rPr>
@@ -5238,7 +5238,7 @@
           </w:tcPr>
           <w:p>
             <w:pPr>
-              <w:spacing w:after="0" w:line="250"/>
+              <w:spacing w:after="0" w:line="250" w:lineRule="exact"/>
             </w:pPr>
             <w:r>
               <w:rPr>
@@ -5266,7 +5266,7 @@
           </w:tcPr>
           <w:p>
             <w:pPr>
-              <w:spacing w:after="0" w:line="250"/>
+              <w:spacing w:after="0" w:line="250" w:lineRule="exact"/>
             </w:pPr>
             <w:r>
               <w:rPr>
@@ -5296,7 +5296,7 @@
           </w:tcPr>
           <w:p>
             <w:pPr>
-              <w:spacing w:after="0" w:line="250"/>
+              <w:spacing w:after="0" w:line="250" w:lineRule="exact"/>
             </w:pPr>
             <w:r>
               <w:rPr>
@@ -5324,7 +5324,7 @@
           </w:tcPr>
           <w:p>
             <w:pPr>
-              <w:spacing w:after="0" w:line="250"/>
+              <w:spacing w:after="0" w:line="250" w:lineRule="exact"/>
             </w:pPr>
             <w:r>
               <w:rPr>
@@ -5352,7 +5352,7 @@
           </w:tcPr>
           <w:p>
             <w:pPr>
-              <w:spacing w:after="0" w:line="250"/>
+              <w:spacing w:after="0" w:line="250" w:lineRule="exact"/>
             </w:pPr>
             <w:r>
               <w:rPr>
@@ -5382,7 +5382,7 @@
           </w:tcPr>
           <w:p>
             <w:pPr>
-              <w:spacing w:after="0" w:line="250"/>
+              <w:spacing w:after="0" w:line="250" w:lineRule="exact"/>
             </w:pPr>
             <w:r>
               <w:rPr>
@@ -5410,7 +5410,7 @@
           </w:tcPr>
           <w:p>
             <w:pPr>
-              <w:spacing w:after="0" w:line="250"/>
+              <w:spacing w:after="0" w:line="250" w:lineRule="exact"/>
             </w:pPr>
             <w:r>
               <w:rPr>
@@ -5438,7 +5438,7 @@
           </w:tcPr>
           <w:p>
             <w:pPr>
-              <w:spacing w:after="0" w:line="250"/>
+              <w:spacing w:after="0" w:line="250" w:lineRule="exact"/>
             </w:pPr>
             <w:r>
               <w:rPr>
@@ -5468,7 +5468,7 @@
           </w:tcPr>
           <w:p>
             <w:pPr>
-              <w:spacing w:after="0" w:line="250"/>
+              <w:spacing w:after="0" w:line="250" w:lineRule="exact"/>
             </w:pPr>
             <w:r>
               <w:rPr>
@@ -5496,7 +5496,7 @@
           </w:tcPr>
           <w:p>
             <w:pPr>
-              <w:spacing w:after="0" w:line="250"/>
+              <w:spacing w:after="0" w:line="250" w:lineRule="exact"/>
             </w:pPr>
             <w:r>
               <w:rPr>
@@ -5524,7 +5524,7 @@
           </w:tcPr>
           <w:p>
             <w:pPr>
-              <w:spacing w:after="0" w:line="250"/>
+              <w:spacing w:after="0" w:line="250" w:lineRule="exact"/>
             </w:pPr>
             <w:r>
               <w:rPr>
@@ -5554,7 +5554,7 @@
           </w:tcPr>
           <w:p>
             <w:pPr>
-              <w:spacing w:after="0" w:line="250"/>
+              <w:spacing w:after="0" w:line="250" w:lineRule="exact"/>
             </w:pPr>
             <w:r>
               <w:rPr>
@@ -5582,7 +5582,7 @@
           </w:tcPr>
           <w:p>
             <w:pPr>
-              <w:spacing w:after="0" w:line="250"/>
+              <w:spacing w:after="0" w:line="250" w:lineRule="exact"/>
             </w:pPr>
             <w:r>
               <w:rPr>
@@ -5610,7 +5610,7 @@
           </w:tcPr>
           <w:p>
             <w:pPr>
-              <w:spacing w:after="0" w:line="250"/>
+              <w:spacing w:after="0" w:line="250" w:lineRule="exact"/>
             </w:pPr>
             <w:r>
               <w:rPr>
@@ -5640,7 +5640,7 @@
           </w:tcPr>
           <w:p>
             <w:pPr>
-              <w:spacing w:after="0" w:line="250"/>
+              <w:spacing w:after="0" w:line="250" w:lineRule="exact"/>
             </w:pPr>
             <w:r>
               <w:rPr>
@@ -5668,7 +5668,7 @@
           </w:tcPr>
           <w:p>
             <w:pPr>
-              <w:spacing w:after="0" w:line="250"/>
+              <w:spacing w:after="0" w:line="250" w:lineRule="exact"/>
             </w:pPr>
             <w:r>
               <w:rPr>
@@ -5696,7 +5696,7 @@
           </w:tcPr>
           <w:p>
             <w:pPr>
-              <w:spacing w:after="0" w:line="250"/>
+              <w:spacing w:after="0" w:line="250" w:lineRule="exact"/>
             </w:pPr>
             <w:r>
               <w:rPr>
@@ -5726,7 +5726,7 @@
           </w:tcPr>
           <w:p>
             <w:pPr>
-              <w:spacing w:after="0" w:line="250"/>
+              <w:spacing w:after="0" w:line="250" w:lineRule="exact"/>
             </w:pPr>
             <w:r>
               <w:rPr>
@@ -5754,7 +5754,7 @@
           </w:tcPr>
           <w:p>
             <w:pPr>
-              <w:spacing w:after="0" w:line="250"/>
+              <w:spacing w:after="0" w:line="250" w:lineRule="exact"/>
             </w:pPr>
             <w:r>
               <w:rPr>
@@ -5782,7 +5782,7 @@
           </w:tcPr>
           <w:p>
             <w:pPr>
-              <w:spacing w:after="0" w:line="250"/>
+              <w:spacing w:after="0" w:line="250" w:lineRule="exact"/>
             </w:pPr>
             <w:r>
               <w:rPr>
@@ -5812,7 +5812,7 @@
           </w:tcPr>
           <w:p>
             <w:pPr>
-              <w:spacing w:after="0" w:line="250"/>
+              <w:spacing w:after="0" w:line="250" w:lineRule="exact"/>
             </w:pPr>
             <w:r>
               <w:rPr>
@@ -5840,7 +5840,7 @@
           </w:tcPr>
           <w:p>
             <w:pPr>
-              <w:spacing w:after="0" w:line="250"/>
+              <w:spacing w:after="0" w:line="250" w:lineRule="exact"/>
             </w:pPr>
             <w:r>
               <w:rPr>
@@ -5868,7 +5868,7 @@
           </w:tcPr>
           <w:p>
             <w:pPr>
-              <w:spacing w:after="0" w:line="250"/>
+              <w:spacing w:after="0" w:line="250" w:lineRule="exact"/>
             </w:pPr>
             <w:r>
               <w:rPr>
@@ -5898,7 +5898,7 @@
           </w:tcPr>
           <w:p>
             <w:pPr>
-              <w:spacing w:after="0" w:line="250"/>
+              <w:spacing w:after="0" w:line="250" w:lineRule="exact"/>
             </w:pPr>
             <w:r>
               <w:rPr>
@@ -5926,7 +5926,7 @@
           </w:tcPr>
           <w:p>
             <w:pPr>
-              <w:spacing w:after="0" w:line="250"/>
+              <w:spacing w:after="0" w:line="250" w:lineRule="exact"/>
             </w:pPr>
             <w:r>
               <w:rPr>
@@ -5954,7 +5954,7 @@
           </w:tcPr>
           <w:p>
             <w:pPr>
-              <w:spacing w:after="0" w:line="250"/>
+              <w:spacing w:after="0" w:line="250" w:lineRule="exact"/>
             </w:pPr>
             <w:r>
               <w:rPr>
@@ -5984,7 +5984,7 @@
           </w:tcPr>
           <w:p>
             <w:pPr>
-              <w:spacing w:after="0" w:line="250"/>
+              <w:spacing w:after="0" w:line="250" w:lineRule="exact"/>
             </w:pPr>
             <w:r>
               <w:rPr>
@@ -6012,7 +6012,7 @@
           </w:tcPr>
           <w:p>
             <w:pPr>
-              <w:spacing w:after="0" w:line="250"/>
+              <w:spacing w:after="0" w:line="250" w:lineRule="exact"/>
             </w:pPr>
             <w:r>
               <w:rPr>
@@ -6040,7 +6040,7 @@
           </w:tcPr>
           <w:p>
             <w:pPr>
-              <w:spacing w:after="0" w:line="250"/>
+              <w:spacing w:after="0" w:line="250" w:lineRule="exact"/>
             </w:pPr>
             <w:r>
               <w:rPr>
@@ -6070,7 +6070,7 @@
           </w:tcPr>
           <w:p>
             <w:pPr>
-              <w:spacing w:after="0" w:line="250"/>
+              <w:spacing w:after="0" w:line="250" w:lineRule="exact"/>
             </w:pPr>
             <w:r>
               <w:rPr>
@@ -6098,7 +6098,7 @@
           </w:tcPr>
           <w:p>
             <w:pPr>
-              <w:spacing w:after="0" w:line="250"/>
+              <w:spacing w:after="0" w:line="250" w:lineRule="exact"/>
             </w:pPr>
             <w:r>
               <w:rPr>
@@ -6126,7 +6126,7 @@
           </w:tcPr>
           <w:p>
             <w:pPr>
-              <w:spacing w:after="0" w:line="250"/>
+              <w:spacing w:after="0" w:line="250" w:lineRule="exact"/>
             </w:pPr>
             <w:r>
               <w:rPr>
@@ -6156,7 +6156,7 @@
           </w:tcPr>
           <w:p>
             <w:pPr>
-              <w:spacing w:after="0" w:line="250"/>
+              <w:spacing w:after="0" w:line="250" w:lineRule="exact"/>
             </w:pPr>
             <w:r>
               <w:rPr>
@@ -6184,7 +6184,7 @@
           </w:tcPr>
           <w:p>
             <w:pPr>
-              <w:spacing w:after="0" w:line="250"/>
+              <w:spacing w:after="0" w:line="250" w:lineRule="exact"/>
             </w:pPr>
             <w:r>
               <w:rPr>
@@ -6212,7 +6212,7 @@
           </w:tcPr>
           <w:p>
             <w:pPr>
-              <w:spacing w:after="0" w:line="250"/>
+              <w:spacing w:after="0" w:line="250" w:lineRule="exact"/>
             </w:pPr>
             <w:r>
               <w:rPr>
@@ -6242,7 +6242,7 @@
           </w:tcPr>
           <w:p>
             <w:pPr>
-              <w:spacing w:after="0" w:line="250"/>
+              <w:spacing w:after="0" w:line="250" w:lineRule="exact"/>
             </w:pPr>
             <w:r>
               <w:rPr>
@@ -6270,7 +6270,7 @@
           </w:tcPr>
           <w:p>
             <w:pPr>
-              <w:spacing w:after="0" w:line="250"/>
+              <w:spacing w:after="0" w:line="250" w:lineRule="exact"/>
             </w:pPr>
             <w:r>
               <w:rPr>
@@ -6298,7 +6298,7 @@
           </w:tcPr>
           <w:p>
             <w:pPr>
-              <w:spacing w:after="0" w:line="250"/>
+              <w:spacing w:after="0" w:line="250" w:lineRule="exact"/>
             </w:pPr>
             <w:r>
               <w:rPr>
@@ -6328,7 +6328,7 @@
           </w:tcPr>
           <w:p>
             <w:pPr>
-              <w:spacing w:after="0" w:line="250"/>
+              <w:spacing w:after="0" w:line="250" w:lineRule="exact"/>
             </w:pPr>
             <w:r>
               <w:rPr>
@@ -6356,7 +6356,7 @@
           </w:tcPr>
           <w:p>
             <w:pPr>
-              <w:spacing w:after="0" w:line="250"/>
+              <w:spacing w:after="0" w:line="250" w:lineRule="exact"/>
             </w:pPr>
             <w:r>
               <w:rPr>
@@ -6384,7 +6384,7 @@
           </w:tcPr>
           <w:p>
             <w:pPr>
-              <w:spacing w:after="0" w:line="250"/>
+              <w:spacing w:after="0" w:line="250" w:lineRule="exact"/>
             </w:pPr>
             <w:r>
               <w:rPr>
@@ -6414,7 +6414,7 @@
           </w:tcPr>
           <w:p>
             <w:pPr>
-              <w:spacing w:after="0" w:line="250"/>
+              <w:spacing w:after="0" w:line="250" w:lineRule="exact"/>
             </w:pPr>
             <w:r>
               <w:rPr>
@@ -6442,7 +6442,7 @@
           </w:tcPr>
           <w:p>
             <w:pPr>
-              <w:spacing w:after="0" w:line="250"/>
+              <w:spacing w:after="0" w:line="250" w:lineRule="exact"/>
             </w:pPr>
             <w:r>
               <w:rPr>
@@ -6470,7 +6470,7 @@
           </w:tcPr>
           <w:p>
             <w:pPr>
-              <w:spacing w:after="0" w:line="250"/>
+              <w:spacing w:after="0" w:line="250" w:lineRule="exact"/>
             </w:pPr>
             <w:r>
               <w:rPr>
@@ -6500,7 +6500,7 @@
           </w:tcPr>
           <w:p>
             <w:pPr>
-              <w:spacing w:after="0" w:line="250"/>
+              <w:spacing w:after="0" w:line="250" w:lineRule="exact"/>
             </w:pPr>
             <w:r>
               <w:rPr>
@@ -6528,7 +6528,7 @@
           </w:tcPr>
           <w:p>
             <w:pPr>
-              <w:spacing w:after="0" w:line="250"/>
+              <w:spacing w:after="0" w:line="250" w:lineRule="exact"/>
             </w:pPr>
             <w:r>
               <w:rPr>
@@ -6556,7 +6556,7 @@
           </w:tcPr>
           <w:p>
             <w:pPr>
-              <w:spacing w:after="0" w:line="250"/>
+              <w:spacing w:after="0" w:line="250" w:lineRule="exact"/>
             </w:pPr>
             <w:r>
               <w:rPr>
@@ -6586,7 +6586,7 @@
           </w:tcPr>
           <w:p>
             <w:pPr>
-              <w:spacing w:after="0" w:line="250"/>
+              <w:spacing w:after="0" w:line="250" w:lineRule="exact"/>
             </w:pPr>
             <w:r>
               <w:rPr>
@@ -6614,7 +6614,7 @@
           </w:tcPr>
           <w:p>
             <w:pPr>
-              <w:spacing w:after="0" w:line="250"/>
+              <w:spacing w:after="0" w:line="250" w:lineRule="exact"/>
             </w:pPr>
             <w:r>
               <w:rPr>
@@ -6642,7 +6642,7 @@
           </w:tcPr>
           <w:p>
             <w:pPr>
-              <w:spacing w:after="0" w:line="250"/>
+              <w:spacing w:after="0" w:line="250" w:lineRule="exact"/>
             </w:pPr>
             <w:r>
               <w:rPr>
@@ -6672,7 +6672,7 @@
           </w:tcPr>
           <w:p>
             <w:pPr>
-              <w:spacing w:after="0" w:line="250"/>
+              <w:spacing w:after="0" w:line="250" w:lineRule="exact"/>
             </w:pPr>
             <w:r>
               <w:rPr>
@@ -6700,7 +6700,7 @@
           </w:tcPr>
           <w:p>
             <w:pPr>
-              <w:spacing w:after="0" w:line="250"/>
+              <w:spacing w:after="0" w:line="250" w:lineRule="exact"/>
             </w:pPr>
             <w:r>
               <w:rPr>
@@ -6728,7 +6728,7 @@
           </w:tcPr>
           <w:p>
             <w:pPr>
-              <w:spacing w:after="0" w:line="250"/>
+              <w:spacing w:after="0" w:line="250" w:lineRule="exact"/>
             </w:pPr>
             <w:r>
               <w:rPr>
@@ -6758,7 +6758,7 @@
           </w:tcPr>
           <w:p>
             <w:pPr>
-              <w:spacing w:after="0" w:line="250"/>
+              <w:spacing w:after="0" w:line="250" w:lineRule="exact"/>
             </w:pPr>
             <w:r>
               <w:rPr>
@@ -6786,7 +6786,7 @@
           </w:tcPr>
           <w:p>
             <w:pPr>
-              <w:spacing w:after="0" w:line="250"/>
+              <w:spacing w:after="0" w:line="250" w:lineRule="exact"/>
             </w:pPr>
             <w:r>
               <w:rPr>
@@ -6814,7 +6814,7 @@
           </w:tcPr>
           <w:p>
             <w:pPr>
-              <w:spacing w:after="0" w:line="250"/>
+              <w:spacing w:after="0" w:line="250" w:lineRule="exact"/>
             </w:pPr>
             <w:r>
               <w:rPr>
@@ -6856,7 +6856,7 @@
     </w:p>
     <w:p>
       <w:pPr>
-        <w:spacing w:after="160" w:line="300"/>
+        <w:spacing w:after="160" w:line="300" w:lineRule="exact"/>
       </w:pPr>
       <w:r>
         <w:rPr>
@@ -6873,7 +6873,7 @@
           <w:left w:val="single" w:color="C00000" w:sz="18" w:space="8"/>
         </w:pBdr>
         <w:shd w:fill="FFF3F3" w:val="clear"/>
-        <w:spacing w:after="200" w:before="60" w:line="280"/>
+        <w:spacing w:after="200" w:before="60" w:line="280" w:lineRule="exact"/>
         <w:ind w:left="200" w:right="200"/>
       </w:pPr>
       <w:r>
@@ -6920,7 +6920,7 @@
           </w:tcPr>
           <w:p>
             <w:pPr>
-              <w:spacing w:after="0" w:line="250"/>
+              <w:spacing w:after="0" w:line="250" w:lineRule="exact"/>
               <w:jc w:val="center"/>
             </w:pPr>
             <w:r>
@@ -6949,7 +6949,7 @@
           </w:tcPr>
           <w:p>
             <w:pPr>
-              <w:spacing w:after="0" w:line="250"/>
+              <w:spacing w:after="0" w:line="250" w:lineRule="exact"/>
               <w:jc w:val="center"/>
             </w:pPr>
             <w:r>
@@ -6978,7 +6978,7 @@
           </w:tcPr>
           <w:p>
             <w:pPr>
-              <w:spacing w:after="0" w:line="250"/>
+              <w:spacing w:after="0" w:line="250" w:lineRule="exact"/>
               <w:jc w:val="center"/>
             </w:pPr>
             <w:r>
@@ -7009,7 +7009,7 @@
           </w:tcPr>
           <w:p>
             <w:pPr>
-              <w:spacing w:after="0" w:line="250"/>
+              <w:spacing w:after="0" w:line="250" w:lineRule="exact"/>
             </w:pPr>
             <w:r>
               <w:rPr>
@@ -7037,7 +7037,7 @@
           </w:tcPr>
           <w:p>
             <w:pPr>
-              <w:spacing w:after="0" w:line="250"/>
+              <w:spacing w:after="0" w:line="250" w:lineRule="exact"/>
             </w:pPr>
             <w:r>
               <w:rPr>
@@ -7065,7 +7065,7 @@
           </w:tcPr>
           <w:p>
             <w:pPr>
-              <w:spacing w:after="0" w:line="250"/>
+              <w:spacing w:after="0" w:line="250" w:lineRule="exact"/>
             </w:pPr>
             <w:r>
               <w:rPr>
@@ -7095,7 +7095,7 @@
           </w:tcPr>
           <w:p>
             <w:pPr>
-              <w:spacing w:after="0" w:line="250"/>
+              <w:spacing w:after="0" w:line="250" w:lineRule="exact"/>
             </w:pPr>
             <w:r>
               <w:rPr>
@@ -7123,7 +7123,7 @@
           </w:tcPr>
           <w:p>
             <w:pPr>
-              <w:spacing w:after="0" w:line="250"/>
+              <w:spacing w:after="0" w:line="250" w:lineRule="exact"/>
             </w:pPr>
             <w:r>
               <w:rPr>
@@ -7151,7 +7151,7 @@
           </w:tcPr>
           <w:p>
             <w:pPr>
-              <w:spacing w:after="0" w:line="250"/>
+              <w:spacing w:after="0" w:line="250" w:lineRule="exact"/>
             </w:pPr>
             <w:r>
               <w:rPr>
@@ -7181,7 +7181,7 @@
           </w:tcPr>
           <w:p>
             <w:pPr>
-              <w:spacing w:after="0" w:line="250"/>
+              <w:spacing w:after="0" w:line="250" w:lineRule="exact"/>
             </w:pPr>
             <w:r>
               <w:rPr>
@@ -7209,7 +7209,7 @@
           </w:tcPr>
           <w:p>
             <w:pPr>
-              <w:spacing w:after="0" w:line="250"/>
+              <w:spacing w:after="0" w:line="250" w:lineRule="exact"/>
             </w:pPr>
             <w:r>
               <w:rPr>
@@ -7237,7 +7237,7 @@
           </w:tcPr>
           <w:p>
             <w:pPr>
-              <w:spacing w:after="0" w:line="250"/>
+              <w:spacing w:after="0" w:line="250" w:lineRule="exact"/>
             </w:pPr>
             <w:r>
               <w:rPr>
@@ -7279,7 +7279,7 @@
     </w:p>
     <w:p>
       <w:pPr>
-        <w:spacing w:after="160" w:line="300"/>
+        <w:spacing w:after="160" w:line="300" w:lineRule="exact"/>
       </w:pPr>
       <w:r>
         <w:rPr>
@@ -7324,7 +7324,7 @@
           </w:tcPr>
           <w:p>
             <w:pPr>
-              <w:spacing w:after="0" w:line="250"/>
+              <w:spacing w:after="0" w:line="250" w:lineRule="exact"/>
               <w:jc w:val="center"/>
             </w:pPr>
             <w:r>
@@ -7353,7 +7353,7 @@
           </w:tcPr>
           <w:p>
             <w:pPr>
-              <w:spacing w:after="0" w:line="250"/>
+              <w:spacing w:after="0" w:line="250" w:lineRule="exact"/>
               <w:jc w:val="center"/>
             </w:pPr>
             <w:r>
@@ -7382,7 +7382,7 @@
           </w:tcPr>
           <w:p>
             <w:pPr>
-              <w:spacing w:after="0" w:line="250"/>
+              <w:spacing w:after="0" w:line="250" w:lineRule="exact"/>
               <w:jc w:val="center"/>
             </w:pPr>
             <w:r>
@@ -7413,7 +7413,7 @@
           </w:tcPr>
           <w:p>
             <w:pPr>
-              <w:spacing w:after="0" w:line="250"/>
+              <w:spacing w:after="0" w:line="250" w:lineRule="exact"/>
             </w:pPr>
             <w:r>
               <w:rPr>
@@ -7441,7 +7441,7 @@
           </w:tcPr>
           <w:p>
             <w:pPr>
-              <w:spacing w:after="0" w:line="250"/>
+              <w:spacing w:after="0" w:line="250" w:lineRule="exact"/>
             </w:pPr>
             <w:r>
               <w:rPr>
@@ -7469,7 +7469,7 @@
           </w:tcPr>
           <w:p>
             <w:pPr>
-              <w:spacing w:after="0" w:line="250"/>
+              <w:spacing w:after="0" w:line="250" w:lineRule="exact"/>
             </w:pPr>
             <w:r>
               <w:rPr>
@@ -7499,7 +7499,7 @@
           </w:tcPr>
           <w:p>
             <w:pPr>
-              <w:spacing w:after="0" w:line="250"/>
+              <w:spacing w:after="0" w:line="250" w:lineRule="exact"/>
             </w:pPr>
             <w:r>
               <w:rPr>
@@ -7527,7 +7527,7 @@
           </w:tcPr>
           <w:p>
             <w:pPr>
-              <w:spacing w:after="0" w:line="250"/>
+              <w:spacing w:after="0" w:line="250" w:lineRule="exact"/>
             </w:pPr>
             <w:r>
               <w:rPr>
@@ -7555,7 +7555,7 @@
           </w:tcPr>
           <w:p>
             <w:pPr>
-              <w:spacing w:after="0" w:line="250"/>
+              <w:spacing w:after="0" w:line="250" w:lineRule="exact"/>
             </w:pPr>
             <w:r>
               <w:rPr>
@@ -7585,7 +7585,7 @@
           </w:tcPr>
           <w:p>
             <w:pPr>
-              <w:spacing w:after="0" w:line="250"/>
+              <w:spacing w:after="0" w:line="250" w:lineRule="exact"/>
             </w:pPr>
             <w:r>
               <w:rPr>
@@ -7613,7 +7613,7 @@
           </w:tcPr>
           <w:p>
             <w:pPr>
-              <w:spacing w:after="0" w:line="250"/>
+              <w:spacing w:after="0" w:line="250" w:lineRule="exact"/>
             </w:pPr>
             <w:r>
               <w:rPr>
@@ -7641,7 +7641,7 @@
           </w:tcPr>
           <w:p>
             <w:pPr>
-              <w:spacing w:after="0" w:line="250"/>
+              <w:spacing w:after="0" w:line="250" w:lineRule="exact"/>
             </w:pPr>
             <w:r>
               <w:rPr>
@@ -7671,7 +7671,7 @@
           </w:tcPr>
           <w:p>
             <w:pPr>
-              <w:spacing w:after="0" w:line="250"/>
+              <w:spacing w:after="0" w:line="250" w:lineRule="exact"/>
             </w:pPr>
             <w:r>
               <w:rPr>
@@ -7699,7 +7699,7 @@
           </w:tcPr>
           <w:p>
             <w:pPr>
-              <w:spacing w:after="0" w:line="250"/>
+              <w:spacing w:after="0" w:line="250" w:lineRule="exact"/>
             </w:pPr>
             <w:r>
               <w:rPr>
@@ -7727,7 +7727,7 @@
           </w:tcPr>
           <w:p>
             <w:pPr>
-              <w:spacing w:after="0" w:line="250"/>
+              <w:spacing w:after="0" w:line="250" w:lineRule="exact"/>
             </w:pPr>
             <w:r>
               <w:rPr>
@@ -7757,7 +7757,7 @@
           </w:tcPr>
           <w:p>
             <w:pPr>
-              <w:spacing w:after="0" w:line="250"/>
+              <w:spacing w:after="0" w:line="250" w:lineRule="exact"/>
             </w:pPr>
             <w:r>
               <w:rPr>
@@ -7785,7 +7785,7 @@
           </w:tcPr>
           <w:p>
             <w:pPr>
-              <w:spacing w:after="0" w:line="250"/>
+              <w:spacing w:after="0" w:line="250" w:lineRule="exact"/>
             </w:pPr>
             <w:r>
               <w:rPr>
@@ -7813,7 +7813,7 @@
           </w:tcPr>
           <w:p>
             <w:pPr>
-              <w:spacing w:after="0" w:line="250"/>
+              <w:spacing w:after="0" w:line="250" w:lineRule="exact"/>
             </w:pPr>
             <w:r>
               <w:rPr>
@@ -7843,7 +7843,7 @@
           </w:tcPr>
           <w:p>
             <w:pPr>
-              <w:spacing w:after="0" w:line="250"/>
+              <w:spacing w:after="0" w:line="250" w:lineRule="exact"/>
             </w:pPr>
             <w:r>
               <w:rPr>
@@ -7871,7 +7871,7 @@
           </w:tcPr>
           <w:p>
             <w:pPr>
-              <w:spacing w:after="0" w:line="250"/>
+              <w:spacing w:after="0" w:line="250" w:lineRule="exact"/>
             </w:pPr>
             <w:r>
               <w:rPr>
@@ -7899,7 +7899,7 @@
           </w:tcPr>
           <w:p>
             <w:pPr>
-              <w:spacing w:after="0" w:line="250"/>
+              <w:spacing w:after="0" w:line="250" w:lineRule="exact"/>
             </w:pPr>
             <w:r>
               <w:rPr>
@@ -7929,7 +7929,7 @@
           </w:tcPr>
           <w:p>
             <w:pPr>
-              <w:spacing w:after="0" w:line="250"/>
+              <w:spacing w:after="0" w:line="250" w:lineRule="exact"/>
             </w:pPr>
             <w:r>
               <w:rPr>
@@ -7957,7 +7957,7 @@
           </w:tcPr>
           <w:p>
             <w:pPr>
-              <w:spacing w:after="0" w:line="250"/>
+              <w:spacing w:after="0" w:line="250" w:lineRule="exact"/>
             </w:pPr>
             <w:r>
               <w:rPr>
@@ -7985,7 +7985,7 @@
           </w:tcPr>
           <w:p>
             <w:pPr>
-              <w:spacing w:after="0" w:line="250"/>
+              <w:spacing w:after="0" w:line="250" w:lineRule="exact"/>
             </w:pPr>
             <w:r>
               <w:rPr>
@@ -8015,7 +8015,7 @@
           </w:tcPr>
           <w:p>
             <w:pPr>
-              <w:spacing w:after="0" w:line="250"/>
+              <w:spacing w:after="0" w:line="250" w:lineRule="exact"/>
             </w:pPr>
             <w:r>
               <w:rPr>
@@ -8043,7 +8043,7 @@
           </w:tcPr>
           <w:p>
             <w:pPr>
-              <w:spacing w:after="0" w:line="250"/>
+              <w:spacing w:after="0" w:line="250" w:lineRule="exact"/>
             </w:pPr>
             <w:r>
               <w:rPr>
@@ -8071,7 +8071,7 @@
           </w:tcPr>
           <w:p>
             <w:pPr>
-              <w:spacing w:after="0" w:line="250"/>
+              <w:spacing w:after="0" w:line="250" w:lineRule="exact"/>
             </w:pPr>
             <w:r>
               <w:rPr>
@@ -8101,7 +8101,7 @@
           </w:tcPr>
           <w:p>
             <w:pPr>
-              <w:spacing w:after="0" w:line="250"/>
+              <w:spacing w:after="0" w:line="250" w:lineRule="exact"/>
             </w:pPr>
             <w:r>
               <w:rPr>
@@ -8129,7 +8129,7 @@
           </w:tcPr>
           <w:p>
             <w:pPr>
-              <w:spacing w:after="0" w:line="250"/>
+              <w:spacing w:after="0" w:line="250" w:lineRule="exact"/>
             </w:pPr>
             <w:r>
               <w:rPr>
@@ -8157,7 +8157,7 @@
           </w:tcPr>
           <w:p>
             <w:pPr>
-              <w:spacing w:after="0" w:line="250"/>
+              <w:spacing w:after="0" w:line="250" w:lineRule="exact"/>
             </w:pPr>
             <w:r>
               <w:rPr>
@@ -8187,7 +8187,7 @@
           </w:tcPr>
           <w:p>
             <w:pPr>
-              <w:spacing w:after="0" w:line="250"/>
+              <w:spacing w:after="0" w:line="250" w:lineRule="exact"/>
             </w:pPr>
             <w:r>
               <w:rPr>
@@ -8215,7 +8215,7 @@
           </w:tcPr>
           <w:p>
             <w:pPr>
-              <w:spacing w:after="0" w:line="250"/>
+              <w:spacing w:after="0" w:line="250" w:lineRule="exact"/>
             </w:pPr>
             <w:r>
               <w:rPr>
@@ -8243,7 +8243,7 @@
           </w:tcPr>
           <w:p>
             <w:pPr>
-              <w:spacing w:after="0" w:line="250"/>
+              <w:spacing w:after="0" w:line="250" w:lineRule="exact"/>
             </w:pPr>
             <w:r>
               <w:rPr>
@@ -8273,7 +8273,7 @@
           </w:tcPr>
           <w:p>
             <w:pPr>
-              <w:spacing w:after="0" w:line="250"/>
+              <w:spacing w:after="0" w:line="250" w:lineRule="exact"/>
             </w:pPr>
             <w:r>
               <w:rPr>
@@ -8301,7 +8301,7 @@
           </w:tcPr>
           <w:p>
             <w:pPr>
-              <w:spacing w:after="0" w:line="250"/>
+              <w:spacing w:after="0" w:line="250" w:lineRule="exact"/>
             </w:pPr>
             <w:r>
               <w:rPr>
@@ -8329,7 +8329,7 @@
           </w:tcPr>
           <w:p>
             <w:pPr>
-              <w:spacing w:after="0" w:line="250"/>
+              <w:spacing w:after="0" w:line="250" w:lineRule="exact"/>
             </w:pPr>
             <w:r>
               <w:rPr>
@@ -8359,7 +8359,7 @@
           </w:tcPr>
           <w:p>
             <w:pPr>
-              <w:spacing w:after="0" w:line="250"/>
+              <w:spacing w:after="0" w:line="250" w:lineRule="exact"/>
             </w:pPr>
             <w:r>
               <w:rPr>
@@ -8387,7 +8387,7 @@
           </w:tcPr>
           <w:p>
             <w:pPr>
-              <w:spacing w:after="0" w:line="250"/>
+              <w:spacing w:after="0" w:line="250" w:lineRule="exact"/>
             </w:pPr>
             <w:r>
               <w:rPr>
@@ -8415,7 +8415,7 @@
           </w:tcPr>
           <w:p>
             <w:pPr>
-              <w:spacing w:after="0" w:line="250"/>
+              <w:spacing w:after="0" w:line="250" w:lineRule="exact"/>
             </w:pPr>
             <w:r>
               <w:rPr>
@@ -8445,7 +8445,7 @@
           </w:tcPr>
           <w:p>
             <w:pPr>
-              <w:spacing w:after="0" w:line="250"/>
+              <w:spacing w:after="0" w:line="250" w:lineRule="exact"/>
             </w:pPr>
             <w:r>
               <w:rPr>
@@ -8473,7 +8473,7 @@
           </w:tcPr>
           <w:p>
             <w:pPr>
-              <w:spacing w:after="0" w:line="250"/>
+              <w:spacing w:after="0" w:line="250" w:lineRule="exact"/>
             </w:pPr>
             <w:r>
               <w:rPr>
@@ -8501,7 +8501,7 @@
           </w:tcPr>
           <w:p>
             <w:pPr>
-              <w:spacing w:after="0" w:line="250"/>
+              <w:spacing w:after="0" w:line="250" w:lineRule="exact"/>
             </w:pPr>
             <w:r>
               <w:rPr>
@@ -8531,7 +8531,7 @@
           </w:tcPr>
           <w:p>
             <w:pPr>
-              <w:spacing w:after="0" w:line="250"/>
+              <w:spacing w:after="0" w:line="250" w:lineRule="exact"/>
             </w:pPr>
             <w:r>
               <w:rPr>
@@ -8559,7 +8559,7 @@
           </w:tcPr>
           <w:p>
             <w:pPr>
-              <w:spacing w:after="0" w:line="250"/>
+              <w:spacing w:after="0" w:line="250" w:lineRule="exact"/>
             </w:pPr>
             <w:r>
               <w:rPr>
@@ -8587,7 +8587,7 @@
           </w:tcPr>
           <w:p>
             <w:pPr>
-              <w:spacing w:after="0" w:line="250"/>
+              <w:spacing w:after="0" w:line="250" w:lineRule="exact"/>
             </w:pPr>
             <w:r>
               <w:rPr>
@@ -8617,7 +8617,7 @@
           </w:tcPr>
           <w:p>
             <w:pPr>
-              <w:spacing w:after="0" w:line="250"/>
+              <w:spacing w:after="0" w:line="250" w:lineRule="exact"/>
             </w:pPr>
             <w:r>
               <w:rPr>
@@ -8645,7 +8645,7 @@
           </w:tcPr>
           <w:p>
             <w:pPr>
-              <w:spacing w:after="0" w:line="250"/>
+              <w:spacing w:after="0" w:line="250" w:lineRule="exact"/>
             </w:pPr>
             <w:r>
               <w:rPr>
@@ -8673,7 +8673,7 @@
           </w:tcPr>
           <w:p>
             <w:pPr>
-              <w:spacing w:after="0" w:line="250"/>
+              <w:spacing w:after="0" w:line="250" w:lineRule="exact"/>
             </w:pPr>
             <w:r>
               <w:rPr>
@@ -8703,7 +8703,7 @@
           </w:tcPr>
           <w:p>
             <w:pPr>
-              <w:spacing w:after="0" w:line="250"/>
+              <w:spacing w:after="0" w:line="250" w:lineRule="exact"/>
             </w:pPr>
             <w:r>
               <w:rPr>
@@ -8731,7 +8731,7 @@
           </w:tcPr>
           <w:p>
             <w:pPr>
-              <w:spacing w:after="0" w:line="250"/>
+              <w:spacing w:after="0" w:line="250" w:lineRule="exact"/>
             </w:pPr>
             <w:r>
               <w:rPr>
@@ -8759,7 +8759,7 @@
           </w:tcPr>
           <w:p>
             <w:pPr>
-              <w:spacing w:after="0" w:line="250"/>
+              <w:spacing w:after="0" w:line="250" w:lineRule="exact"/>
             </w:pPr>
             <w:r>
               <w:rPr>
@@ -8789,7 +8789,7 @@
           </w:tcPr>
           <w:p>
             <w:pPr>
-              <w:spacing w:after="0" w:line="250"/>
+              <w:spacing w:after="0" w:line="250" w:lineRule="exact"/>
             </w:pPr>
             <w:r>
               <w:rPr>
@@ -8817,7 +8817,7 @@
           </w:tcPr>
           <w:p>
             <w:pPr>
-              <w:spacing w:after="0" w:line="250"/>
+              <w:spacing w:after="0" w:line="250" w:lineRule="exact"/>
             </w:pPr>
             <w:r>
               <w:rPr>
@@ -8845,7 +8845,7 @@
           </w:tcPr>
           <w:p>
             <w:pPr>
-              <w:spacing w:after="0" w:line="250"/>
+              <w:spacing w:after="0" w:line="250" w:lineRule="exact"/>
             </w:pPr>
             <w:r>
               <w:rPr>
@@ -8875,7 +8875,7 @@
           </w:tcPr>
           <w:p>
             <w:pPr>
-              <w:spacing w:after="0" w:line="250"/>
+              <w:spacing w:after="0" w:line="250" w:lineRule="exact"/>
             </w:pPr>
             <w:r>
               <w:rPr>
@@ -8903,7 +8903,7 @@
           </w:tcPr>
           <w:p>
             <w:pPr>
-              <w:spacing w:after="0" w:line="250"/>
+              <w:spacing w:after="0" w:line="250" w:lineRule="exact"/>
             </w:pPr>
             <w:r>
               <w:rPr>
@@ -8931,7 +8931,7 @@
           </w:tcPr>
           <w:p>
             <w:pPr>
-              <w:spacing w:after="0" w:line="250"/>
+              <w:spacing w:after="0" w:line="250" w:lineRule="exact"/>
             </w:pPr>
             <w:r>
               <w:rPr>
@@ -8961,7 +8961,7 @@
           </w:tcPr>
           <w:p>
             <w:pPr>
-              <w:spacing w:after="0" w:line="250"/>
+              <w:spacing w:after="0" w:line="250" w:lineRule="exact"/>
             </w:pPr>
             <w:r>
               <w:rPr>
@@ -8989,7 +8989,7 @@
           </w:tcPr>
           <w:p>
             <w:pPr>
-              <w:spacing w:after="0" w:line="250"/>
+              <w:spacing w:after="0" w:line="250" w:lineRule="exact"/>
             </w:pPr>
             <w:r>
               <w:rPr>
@@ -9017,7 +9017,7 @@
           </w:tcPr>
           <w:p>
             <w:pPr>
-              <w:spacing w:after="0" w:line="250"/>
+              <w:spacing w:after="0" w:line="250" w:lineRule="exact"/>
             </w:pPr>
             <w:r>
               <w:rPr>
@@ -9041,7 +9041,7 @@
     </w:p>
     <w:p>
       <w:pPr>
-        <w:spacing w:after="200" w:line="300"/>
+        <w:spacing w:after="200" w:line="300" w:lineRule="exact"/>
       </w:pPr>
       <w:r>
         <w:rPr>
@@ -9057,7 +9057,7 @@
     </w:p>
     <w:p>
       <w:pPr>
-        <w:spacing w:after="60" w:line="300"/>
+        <w:spacing w:after="60" w:line="300" w:lineRule="exact"/>
       </w:pPr>
       <w:r>
         <w:rPr>
@@ -9070,7 +9070,7 @@
     </w:p>
     <w:p>
       <w:pPr>
-        <w:spacing w:after="240" w:line="300"/>
+        <w:spacing w:after="240" w:line="300" w:lineRule="exact"/>
       </w:pPr>
       <w:r>
         <w:rPr>
@@ -9083,7 +9083,7 @@
     </w:p>
     <w:p>
       <w:pPr>
-        <w:spacing w:after="120" w:line="300"/>
+        <w:spacing w:after="120" w:line="300" w:lineRule="exact"/>
       </w:pPr>
       <w:r>
         <w:rPr>
@@ -9303,7 +9303,13 @@
 <file path=word/styles.xml><?xml version="1.0" encoding="utf-8"?>
 <w:styles xmlns:mc="http://schemas.openxmlformats.org/markup-compatibility/2006" xmlns:r="http://schemas.openxmlformats.org/officeDocument/2006/relationships" xmlns:w="http://schemas.openxmlformats.org/wordprocessingml/2006/main" xmlns:w14="http://schemas.microsoft.com/office/word/2010/wordml" xmlns:w15="http://schemas.microsoft.com/office/word/2012/wordml" mc:Ignorable="w14 w15">
   <w:docDefaults>
-    <w:rPrDefault/>
+    <w:rPrDefault>
+      <w:rPr>
+        <w:rFonts w:ascii="游明朝" w:cs="游明朝" w:eastAsia="游明朝" w:hAnsi="游明朝"/>
+        <w:sz w:val="21"/>
+        <w:szCs w:val="21"/>
+      </w:rPr>
+    </w:rPrDefault>
     <w:pPrDefault/>
   </w:docDefaults>
   <w:style w:type="paragraph" w:styleId="Title">

--- a/output/09_北塩原村第10期_資料提供確認依頼書.docx
+++ b/output/09_北塩原村第10期_資料提供確認依頼書.docx
@@ -469,7 +469,7 @@
                 <w:sz w:val="17"/>
                 <w:szCs w:val="17"/>
               </w:rPr>
-              <w:t xml:space="preserve">9件</w:t>
+              <w:t xml:space="preserve">8件</w:t>
             </w:r>
           </w:p>
         </w:tc>
@@ -4094,120 +4094,6 @@
           </w:p>
         </w:tc>
       </w:tr>
-      <w:tr>
-        <w:tc>
-          <w:tcPr>
-            <w:tcW w:type="dxa" w:w="468"/>
-            <w:shd w:fill="FFF2CC" w:val="clear"/>
-            <w:tcMar>
-              <w:top w:type="dxa" w:w="70"/>
-              <w:left w:type="dxa" w:w="90"/>
-              <w:bottom w:type="dxa" w:w="70"/>
-              <w:right w:type="dxa" w:w="90"/>
-            </w:tcMar>
-          </w:tcPr>
-          <w:p>
-            <w:pPr>
-              <w:spacing w:after="0" w:line="250" w:lineRule="exact"/>
-            </w:pPr>
-            <w:r>
-              <w:rPr>
-                <w:rFonts w:ascii="游ゴシック" w:cs="游ゴシック" w:eastAsia="游ゴシック" w:hAnsi="游ゴシック"/>
-                <w:b w:val="false"/>
-                <w:bCs w:val="false"/>
-                <w:color w:val="000000"/>
-                <w:sz w:val="17"/>
-                <w:szCs w:val="17"/>
-              </w:rPr>
-              <w:t xml:space="preserve">20</w:t>
-            </w:r>
-          </w:p>
-        </w:tc>
-        <w:tc>
-          <w:tcPr>
-            <w:tcW w:type="dxa" w:w="2434"/>
-            <w:shd w:fill="FFF2CC" w:val="clear"/>
-            <w:tcMar>
-              <w:top w:type="dxa" w:w="70"/>
-              <w:left w:type="dxa" w:w="90"/>
-              <w:bottom w:type="dxa" w:w="70"/>
-              <w:right w:type="dxa" w:w="90"/>
-            </w:tcMar>
-          </w:tcPr>
-          <w:p>
-            <w:pPr>
-              <w:spacing w:after="0" w:line="250" w:lineRule="exact"/>
-            </w:pPr>
-            <w:r>
-              <w:rPr>
-                <w:rFonts w:ascii="游ゴシック" w:cs="游ゴシック" w:eastAsia="游ゴシック" w:hAnsi="游ゴシック"/>
-                <w:b w:val="false"/>
-                <w:bCs w:val="false"/>
-                <w:color w:val="000000"/>
-                <w:sz w:val="17"/>
-                <w:szCs w:val="17"/>
-              </w:rPr>
-              <w:t xml:space="preserve">★第9期計画の第1号被保険者数の推計に用いたデータ</w:t>
-            </w:r>
-          </w:p>
-        </w:tc>
-        <w:tc>
-          <w:tcPr>
-            <w:tcW w:type="dxa" w:w="3182"/>
-            <w:shd w:fill="FFF2CC" w:val="clear"/>
-            <w:tcMar>
-              <w:top w:type="dxa" w:w="70"/>
-              <w:left w:type="dxa" w:w="90"/>
-              <w:bottom w:type="dxa" w:w="70"/>
-              <w:right w:type="dxa" w:w="90"/>
-            </w:tcMar>
-          </w:tcPr>
-          <w:p>
-            <w:pPr>
-              <w:spacing w:after="0" w:line="250" w:lineRule="exact"/>
-            </w:pPr>
-            <w:r>
-              <w:rPr>
-                <w:rFonts w:ascii="游ゴシック" w:cs="游ゴシック" w:eastAsia="游ゴシック" w:hAnsi="游ゴシック"/>
-                <w:b w:val="false"/>
-                <w:bCs w:val="false"/>
-                <w:color w:val="000000"/>
-                <w:sz w:val="17"/>
-                <w:szCs w:val="17"/>
-              </w:rPr>
-              <w:t xml:space="preserve">国から配布された住民基本台帳ベースの推計人口を用いたか、別の推計によるか</w:t>
-            </w:r>
-          </w:p>
-        </w:tc>
-        <w:tc>
-          <w:tcPr>
-            <w:tcW w:type="dxa" w:w="3276"/>
-            <w:shd w:fill="FFF2CC" w:val="clear"/>
-            <w:tcMar>
-              <w:top w:type="dxa" w:w="70"/>
-              <w:left w:type="dxa" w:w="90"/>
-              <w:bottom w:type="dxa" w:w="70"/>
-              <w:right w:type="dxa" w:w="90"/>
-            </w:tcMar>
-          </w:tcPr>
-          <w:p>
-            <w:pPr>
-              <w:spacing w:after="0" w:line="250" w:lineRule="exact"/>
-            </w:pPr>
-            <w:r>
-              <w:rPr>
-                <w:rFonts w:ascii="游ゴシック" w:cs="游ゴシック" w:eastAsia="游ゴシック" w:hAnsi="游ゴシック"/>
-                <w:b w:val="false"/>
-                <w:bCs w:val="false"/>
-                <w:color w:val="000000"/>
-                <w:sz w:val="17"/>
-                <w:szCs w:val="17"/>
-              </w:rPr>
-              <w:t xml:space="preserve">第9期で63人（6.6%）の乖離が生じた原因の特定に必要です。第10期の説明の組み立てに影響します</w:t>
-            </w:r>
-          </w:p>
-        </w:tc>
-      </w:tr>
     </w:tbl>
     <w:p>
       <w:r>
@@ -7048,7 +6934,7 @@
                 <w:sz w:val="17"/>
                 <w:szCs w:val="17"/>
               </w:rPr>
-              <w:t xml:space="preserve">★給付費適正化の主要3事業（要介護認定の適正化／ケアプラン等の点検／縦覧点検・医療情報との突合）の実施状況</w:t>
+              <w:t xml:space="preserve">★給付費適正化の主要3事業（要介護認定の適正化／ケアプラン等の点検／医療情報との突合・縦覧点検）の実施状況</w:t>
             </w:r>
           </w:p>
         </w:tc>
